--- a/0.report/빅데이터20기_3조_세미프로젝트_보고서_4장.docx
+++ b/0.report/빅데이터20기_3조_세미프로젝트_보고서_4장.docx
@@ -239,7 +239,15 @@
                                         <w:b/>
                                         <w:bCs/>
                                       </w:rPr>
-                                      <w:t>러닝이 예측</w:t>
+                                      <w:t xml:space="preserve">러닝이 </w:t>
+                                    </w:r>
+                                    <w:proofErr w:type="gramStart"/>
+                                    <w:r>
+                                      <w:rPr>
+                                        <w:b/>
+                                        <w:bCs/>
+                                      </w:rPr>
+                                      <w:t>예측</w:t>
                                     </w:r>
                                     <w:r>
                                       <w:rPr>
@@ -254,7 +262,15 @@
                                         <w:b/>
                                         <w:bCs/>
                                       </w:rPr>
-                                      <w:t xml:space="preserve">뿐 아니라 데이터 이해와 구조 분석에도 효과적으로 활용될 수 있음을 </w:t>
+                                      <w:t>뿐</w:t>
+                                    </w:r>
+                                    <w:proofErr w:type="gramEnd"/>
+                                    <w:r>
+                                      <w:rPr>
+                                        <w:b/>
+                                        <w:bCs/>
+                                      </w:rPr>
+                                      <w:t xml:space="preserve"> 아니라 데이터 이해와 구조 분석에도 효과적으로 활용될 수 있음을 </w:t>
                                     </w:r>
                                     <w:r>
                                       <w:rPr>
@@ -339,7 +355,15 @@
                                   <w:b/>
                                   <w:bCs/>
                                 </w:rPr>
-                                <w:t>러닝이 예측</w:t>
+                                <w:t xml:space="preserve">러닝이 </w:t>
+                              </w:r>
+                              <w:proofErr w:type="gramStart"/>
+                              <w:r>
+                                <w:rPr>
+                                  <w:b/>
+                                  <w:bCs/>
+                                </w:rPr>
+                                <w:t>예측</w:t>
                               </w:r>
                               <w:r>
                                 <w:rPr>
@@ -354,7 +378,15 @@
                                   <w:b/>
                                   <w:bCs/>
                                 </w:rPr>
-                                <w:t xml:space="preserve">뿐 아니라 데이터 이해와 구조 분석에도 효과적으로 활용될 수 있음을 </w:t>
+                                <w:t>뿐</w:t>
+                              </w:r>
+                              <w:proofErr w:type="gramEnd"/>
+                              <w:r>
+                                <w:rPr>
+                                  <w:b/>
+                                  <w:bCs/>
+                                </w:rPr>
+                                <w:t xml:space="preserve"> 아니라 데이터 이해와 구조 분석에도 효과적으로 활용될 수 있음을 </w:t>
                               </w:r>
                               <w:r>
                                 <w:rPr>
@@ -829,6 +861,10 @@
             </w:tabs>
             <w:rPr>
               <w:noProof/>
+              <w:kern w:val="2"/>
+              <w:sz w:val="22"/>
+              <w:szCs w:val="24"/>
+              <w14:ligatures w14:val="standardContextual"/>
             </w:rPr>
           </w:pPr>
           <w:r>
@@ -840,7 +876,7 @@
           <w:r>
             <w:fldChar w:fldCharType="separate"/>
           </w:r>
-          <w:hyperlink w:anchor="_Toc216703972" w:history="1">
+          <w:hyperlink w:anchor="_Toc216711674" w:history="1">
             <w:r>
               <w:rPr>
                 <w:rStyle w:val="af7"/>
@@ -867,7 +903,7 @@
                 <w:noProof/>
                 <w:webHidden/>
               </w:rPr>
-              <w:instrText xml:space="preserve"> PAGEREF _Toc216703972 \h </w:instrText>
+              <w:instrText xml:space="preserve"> PAGEREF _Toc216711674 \h </w:instrText>
             </w:r>
             <w:r>
               <w:rPr>
@@ -887,7 +923,7 @@
                 <w:noProof/>
                 <w:webHidden/>
               </w:rPr>
-              <w:t>3</w:t>
+              <w:t>1</w:t>
             </w:r>
             <w:r>
               <w:rPr>
@@ -907,9 +943,13 @@
             <w:ind w:left="420"/>
             <w:rPr>
               <w:noProof/>
+              <w:kern w:val="2"/>
+              <w:sz w:val="22"/>
+              <w:szCs w:val="24"/>
+              <w14:ligatures w14:val="standardContextual"/>
             </w:rPr>
           </w:pPr>
-          <w:hyperlink w:anchor="_Toc216703973" w:history="1">
+          <w:hyperlink w:anchor="_Toc216711675" w:history="1">
             <w:r>
               <w:rPr>
                 <w:rStyle w:val="af7"/>
@@ -936,7 +976,7 @@
                 <w:noProof/>
                 <w:webHidden/>
               </w:rPr>
-              <w:instrText xml:space="preserve"> PAGEREF _Toc216703973 \h </w:instrText>
+              <w:instrText xml:space="preserve"> PAGEREF _Toc216711675 \h </w:instrText>
             </w:r>
             <w:r>
               <w:rPr>
@@ -956,7 +996,7 @@
                 <w:noProof/>
                 <w:webHidden/>
               </w:rPr>
-              <w:t>3</w:t>
+              <w:t>1</w:t>
             </w:r>
             <w:r>
               <w:rPr>
@@ -976,9 +1016,13 @@
             <w:ind w:left="840"/>
             <w:rPr>
               <w:noProof/>
+              <w:kern w:val="2"/>
+              <w:sz w:val="22"/>
+              <w:szCs w:val="24"/>
+              <w14:ligatures w14:val="standardContextual"/>
             </w:rPr>
           </w:pPr>
-          <w:hyperlink w:anchor="_Toc216703974" w:history="1">
+          <w:hyperlink w:anchor="_Toc216711676" w:history="1">
             <w:r>
               <w:rPr>
                 <w:rStyle w:val="af7"/>
@@ -1005,7 +1049,7 @@
                 <w:noProof/>
                 <w:webHidden/>
               </w:rPr>
-              <w:instrText xml:space="preserve"> PAGEREF _Toc216703974 \h </w:instrText>
+              <w:instrText xml:space="preserve"> PAGEREF _Toc216711676 \h </w:instrText>
             </w:r>
             <w:r>
               <w:rPr>
@@ -1025,7 +1069,7 @@
                 <w:noProof/>
                 <w:webHidden/>
               </w:rPr>
-              <w:t>3</w:t>
+              <w:t>1</w:t>
             </w:r>
             <w:r>
               <w:rPr>
@@ -1045,9 +1089,13 @@
             <w:ind w:left="840"/>
             <w:rPr>
               <w:noProof/>
+              <w:kern w:val="2"/>
+              <w:sz w:val="22"/>
+              <w:szCs w:val="24"/>
+              <w14:ligatures w14:val="standardContextual"/>
             </w:rPr>
           </w:pPr>
-          <w:hyperlink w:anchor="_Toc216703975" w:history="1">
+          <w:hyperlink w:anchor="_Toc216711677" w:history="1">
             <w:r>
               <w:rPr>
                 <w:rStyle w:val="af7"/>
@@ -1074,7 +1122,7 @@
                 <w:noProof/>
                 <w:webHidden/>
               </w:rPr>
-              <w:instrText xml:space="preserve"> PAGEREF _Toc216703975 \h </w:instrText>
+              <w:instrText xml:space="preserve"> PAGEREF _Toc216711677 \h </w:instrText>
             </w:r>
             <w:r>
               <w:rPr>
@@ -1094,7 +1142,7 @@
                 <w:noProof/>
                 <w:webHidden/>
               </w:rPr>
-              <w:t>5</w:t>
+              <w:t>3</w:t>
             </w:r>
             <w:r>
               <w:rPr>
@@ -1114,9 +1162,13 @@
             <w:ind w:left="840"/>
             <w:rPr>
               <w:noProof/>
+              <w:kern w:val="2"/>
+              <w:sz w:val="22"/>
+              <w:szCs w:val="24"/>
+              <w14:ligatures w14:val="standardContextual"/>
             </w:rPr>
           </w:pPr>
-          <w:hyperlink w:anchor="_Toc216703976" w:history="1">
+          <w:hyperlink w:anchor="_Toc216711678" w:history="1">
             <w:r>
               <w:rPr>
                 <w:rStyle w:val="af7"/>
@@ -1143,7 +1195,7 @@
                 <w:noProof/>
                 <w:webHidden/>
               </w:rPr>
-              <w:instrText xml:space="preserve"> PAGEREF _Toc216703976 \h </w:instrText>
+              <w:instrText xml:space="preserve"> PAGEREF _Toc216711678 \h </w:instrText>
             </w:r>
             <w:r>
               <w:rPr>
@@ -1163,7 +1215,7 @@
                 <w:noProof/>
                 <w:webHidden/>
               </w:rPr>
-              <w:t>9</w:t>
+              <w:t>7</w:t>
             </w:r>
             <w:r>
               <w:rPr>
@@ -1183,9 +1235,13 @@
             <w:ind w:left="420"/>
             <w:rPr>
               <w:noProof/>
+              <w:kern w:val="2"/>
+              <w:sz w:val="22"/>
+              <w:szCs w:val="24"/>
+              <w14:ligatures w14:val="standardContextual"/>
             </w:rPr>
           </w:pPr>
-          <w:hyperlink w:anchor="_Toc216703977" w:history="1">
+          <w:hyperlink w:anchor="_Toc216711679" w:history="1">
             <w:r>
               <w:rPr>
                 <w:rStyle w:val="af7"/>
@@ -1212,7 +1268,7 @@
                 <w:noProof/>
                 <w:webHidden/>
               </w:rPr>
-              <w:instrText xml:space="preserve"> PAGEREF _Toc216703977 \h </w:instrText>
+              <w:instrText xml:space="preserve"> PAGEREF _Toc216711679 \h </w:instrText>
             </w:r>
             <w:r>
               <w:rPr>
@@ -1232,7 +1288,7 @@
                 <w:noProof/>
                 <w:webHidden/>
               </w:rPr>
-              <w:t>10</w:t>
+              <w:t>8</w:t>
             </w:r>
             <w:r>
               <w:rPr>
@@ -1252,9 +1308,13 @@
             <w:ind w:left="840"/>
             <w:rPr>
               <w:noProof/>
+              <w:kern w:val="2"/>
+              <w:sz w:val="22"/>
+              <w:szCs w:val="24"/>
+              <w14:ligatures w14:val="standardContextual"/>
             </w:rPr>
           </w:pPr>
-          <w:hyperlink w:anchor="_Toc216703978" w:history="1">
+          <w:hyperlink w:anchor="_Toc216711680" w:history="1">
             <w:r>
               <w:rPr>
                 <w:rStyle w:val="af7"/>
@@ -1281,7 +1341,7 @@
                 <w:noProof/>
                 <w:webHidden/>
               </w:rPr>
-              <w:instrText xml:space="preserve"> PAGEREF _Toc216703978 \h </w:instrText>
+              <w:instrText xml:space="preserve"> PAGEREF _Toc216711680 \h </w:instrText>
             </w:r>
             <w:r>
               <w:rPr>
@@ -1301,7 +1361,7 @@
                 <w:noProof/>
                 <w:webHidden/>
               </w:rPr>
-              <w:t>10</w:t>
+              <w:t>8</w:t>
             </w:r>
             <w:r>
               <w:rPr>
@@ -1321,9 +1381,13 @@
             <w:ind w:left="840"/>
             <w:rPr>
               <w:noProof/>
+              <w:kern w:val="2"/>
+              <w:sz w:val="22"/>
+              <w:szCs w:val="24"/>
+              <w14:ligatures w14:val="standardContextual"/>
             </w:rPr>
           </w:pPr>
-          <w:hyperlink w:anchor="_Toc216703979" w:history="1">
+          <w:hyperlink w:anchor="_Toc216711681" w:history="1">
             <w:r>
               <w:rPr>
                 <w:rStyle w:val="af7"/>
@@ -1350,7 +1414,7 @@
                 <w:noProof/>
                 <w:webHidden/>
               </w:rPr>
-              <w:instrText xml:space="preserve"> PAGEREF _Toc216703979 \h </w:instrText>
+              <w:instrText xml:space="preserve"> PAGEREF _Toc216711681 \h </w:instrText>
             </w:r>
             <w:r>
               <w:rPr>
@@ -1370,7 +1434,7 @@
                 <w:noProof/>
                 <w:webHidden/>
               </w:rPr>
-              <w:t>11</w:t>
+              <w:t>9</w:t>
             </w:r>
             <w:r>
               <w:rPr>
@@ -1390,9 +1454,13 @@
             <w:ind w:left="840"/>
             <w:rPr>
               <w:noProof/>
+              <w:kern w:val="2"/>
+              <w:sz w:val="22"/>
+              <w:szCs w:val="24"/>
+              <w14:ligatures w14:val="standardContextual"/>
             </w:rPr>
           </w:pPr>
-          <w:hyperlink w:anchor="_Toc216703980" w:history="1">
+          <w:hyperlink w:anchor="_Toc216711682" w:history="1">
             <w:r>
               <w:rPr>
                 <w:rStyle w:val="af7"/>
@@ -1419,7 +1487,7 @@
                 <w:noProof/>
                 <w:webHidden/>
               </w:rPr>
-              <w:instrText xml:space="preserve"> PAGEREF _Toc216703980 \h </w:instrText>
+              <w:instrText xml:space="preserve"> PAGEREF _Toc216711682 \h </w:instrText>
             </w:r>
             <w:r>
               <w:rPr>
@@ -1439,7 +1507,7 @@
                 <w:noProof/>
                 <w:webHidden/>
               </w:rPr>
-              <w:t>12</w:t>
+              <w:t>10</w:t>
             </w:r>
             <w:r>
               <w:rPr>
@@ -1459,9 +1527,13 @@
             <w:ind w:left="840"/>
             <w:rPr>
               <w:noProof/>
+              <w:kern w:val="2"/>
+              <w:sz w:val="22"/>
+              <w:szCs w:val="24"/>
+              <w14:ligatures w14:val="standardContextual"/>
             </w:rPr>
           </w:pPr>
-          <w:hyperlink w:anchor="_Toc216703981" w:history="1">
+          <w:hyperlink w:anchor="_Toc216711683" w:history="1">
             <w:r>
               <w:rPr>
                 <w:rStyle w:val="af7"/>
@@ -1488,7 +1560,7 @@
                 <w:noProof/>
                 <w:webHidden/>
               </w:rPr>
-              <w:instrText xml:space="preserve"> PAGEREF _Toc216703981 \h </w:instrText>
+              <w:instrText xml:space="preserve"> PAGEREF _Toc216711683 \h </w:instrText>
             </w:r>
             <w:r>
               <w:rPr>
@@ -1508,7 +1580,7 @@
                 <w:noProof/>
                 <w:webHidden/>
               </w:rPr>
-              <w:t>15</w:t>
+              <w:t>13</w:t>
             </w:r>
             <w:r>
               <w:rPr>
@@ -1528,9 +1600,13 @@
             <w:ind w:left="840"/>
             <w:rPr>
               <w:noProof/>
+              <w:kern w:val="2"/>
+              <w:sz w:val="22"/>
+              <w:szCs w:val="24"/>
+              <w14:ligatures w14:val="standardContextual"/>
             </w:rPr>
           </w:pPr>
-          <w:hyperlink w:anchor="_Toc216703982" w:history="1">
+          <w:hyperlink w:anchor="_Toc216711684" w:history="1">
             <w:r>
               <w:rPr>
                 <w:rStyle w:val="af7"/>
@@ -1557,7 +1633,7 @@
                 <w:noProof/>
                 <w:webHidden/>
               </w:rPr>
-              <w:instrText xml:space="preserve"> PAGEREF _Toc216703982 \h </w:instrText>
+              <w:instrText xml:space="preserve"> PAGEREF _Toc216711684 \h </w:instrText>
             </w:r>
             <w:r>
               <w:rPr>
@@ -1577,7 +1653,7 @@
                 <w:noProof/>
                 <w:webHidden/>
               </w:rPr>
-              <w:t>15</w:t>
+              <w:t>13</w:t>
             </w:r>
             <w:r>
               <w:rPr>
@@ -1597,9 +1673,13 @@
             <w:ind w:left="840"/>
             <w:rPr>
               <w:noProof/>
+              <w:kern w:val="2"/>
+              <w:sz w:val="22"/>
+              <w:szCs w:val="24"/>
+              <w14:ligatures w14:val="standardContextual"/>
             </w:rPr>
           </w:pPr>
-          <w:hyperlink w:anchor="_Toc216703983" w:history="1">
+          <w:hyperlink w:anchor="_Toc216711685" w:history="1">
             <w:r>
               <w:rPr>
                 <w:rStyle w:val="af7"/>
@@ -1626,7 +1706,7 @@
                 <w:noProof/>
                 <w:webHidden/>
               </w:rPr>
-              <w:instrText xml:space="preserve"> PAGEREF _Toc216703983 \h </w:instrText>
+              <w:instrText xml:space="preserve"> PAGEREF _Toc216711685 \h </w:instrText>
             </w:r>
             <w:r>
               <w:rPr>
@@ -1646,7 +1726,7 @@
                 <w:noProof/>
                 <w:webHidden/>
               </w:rPr>
-              <w:t>16</w:t>
+              <w:t>14</w:t>
             </w:r>
             <w:r>
               <w:rPr>
@@ -1666,9 +1746,13 @@
             <w:ind w:left="840"/>
             <w:rPr>
               <w:noProof/>
+              <w:kern w:val="2"/>
+              <w:sz w:val="22"/>
+              <w:szCs w:val="24"/>
+              <w14:ligatures w14:val="standardContextual"/>
             </w:rPr>
           </w:pPr>
-          <w:hyperlink w:anchor="_Toc216703984" w:history="1">
+          <w:hyperlink w:anchor="_Toc216711686" w:history="1">
             <w:r>
               <w:rPr>
                 <w:rStyle w:val="af7"/>
@@ -1695,7 +1779,7 @@
                 <w:noProof/>
                 <w:webHidden/>
               </w:rPr>
-              <w:instrText xml:space="preserve"> PAGEREF _Toc216703984 \h </w:instrText>
+              <w:instrText xml:space="preserve"> PAGEREF _Toc216711686 \h </w:instrText>
             </w:r>
             <w:r>
               <w:rPr>
@@ -1715,7 +1799,7 @@
                 <w:noProof/>
                 <w:webHidden/>
               </w:rPr>
-              <w:t>16</w:t>
+              <w:t>14</w:t>
             </w:r>
             <w:r>
               <w:rPr>
@@ -1735,9 +1819,13 @@
             <w:ind w:left="840"/>
             <w:rPr>
               <w:noProof/>
+              <w:kern w:val="2"/>
+              <w:sz w:val="22"/>
+              <w:szCs w:val="24"/>
+              <w14:ligatures w14:val="standardContextual"/>
             </w:rPr>
           </w:pPr>
-          <w:hyperlink w:anchor="_Toc216703985" w:history="1">
+          <w:hyperlink w:anchor="_Toc216711687" w:history="1">
             <w:r>
               <w:rPr>
                 <w:rStyle w:val="af7"/>
@@ -1764,7 +1852,7 @@
                 <w:noProof/>
                 <w:webHidden/>
               </w:rPr>
-              <w:instrText xml:space="preserve"> PAGEREF _Toc216703985 \h </w:instrText>
+              <w:instrText xml:space="preserve"> PAGEREF _Toc216711687 \h </w:instrText>
             </w:r>
             <w:r>
               <w:rPr>
@@ -1784,7 +1872,7 @@
                 <w:noProof/>
                 <w:webHidden/>
               </w:rPr>
-              <w:t>16</w:t>
+              <w:t>14</w:t>
             </w:r>
             <w:r>
               <w:rPr>
@@ -1804,9 +1892,13 @@
             <w:ind w:left="420"/>
             <w:rPr>
               <w:noProof/>
+              <w:kern w:val="2"/>
+              <w:sz w:val="22"/>
+              <w:szCs w:val="24"/>
+              <w14:ligatures w14:val="standardContextual"/>
             </w:rPr>
           </w:pPr>
-          <w:hyperlink w:anchor="_Toc216703986" w:history="1">
+          <w:hyperlink w:anchor="_Toc216711688" w:history="1">
             <w:r>
               <w:rPr>
                 <w:rStyle w:val="af7"/>
@@ -1833,7 +1925,7 @@
                 <w:noProof/>
                 <w:webHidden/>
               </w:rPr>
-              <w:instrText xml:space="preserve"> PAGEREF _Toc216703986 \h </w:instrText>
+              <w:instrText xml:space="preserve"> PAGEREF _Toc216711688 \h </w:instrText>
             </w:r>
             <w:r>
               <w:rPr>
@@ -1853,7 +1945,7 @@
                 <w:noProof/>
                 <w:webHidden/>
               </w:rPr>
-              <w:t>18</w:t>
+              <w:t>16</w:t>
             </w:r>
             <w:r>
               <w:rPr>
@@ -1873,9 +1965,13 @@
             <w:ind w:left="840"/>
             <w:rPr>
               <w:noProof/>
+              <w:kern w:val="2"/>
+              <w:sz w:val="22"/>
+              <w:szCs w:val="24"/>
+              <w14:ligatures w14:val="standardContextual"/>
             </w:rPr>
           </w:pPr>
-          <w:hyperlink w:anchor="_Toc216703987" w:history="1">
+          <w:hyperlink w:anchor="_Toc216711689" w:history="1">
             <w:r>
               <w:rPr>
                 <w:rStyle w:val="af7"/>
@@ -1902,7 +1998,7 @@
                 <w:noProof/>
                 <w:webHidden/>
               </w:rPr>
-              <w:instrText xml:space="preserve"> PAGEREF _Toc216703987 \h </w:instrText>
+              <w:instrText xml:space="preserve"> PAGEREF _Toc216711689 \h </w:instrText>
             </w:r>
             <w:r>
               <w:rPr>
@@ -1922,7 +2018,7 @@
                 <w:noProof/>
                 <w:webHidden/>
               </w:rPr>
-              <w:t>18</w:t>
+              <w:t>16</w:t>
             </w:r>
             <w:r>
               <w:rPr>
@@ -1942,9 +2038,13 @@
             <w:ind w:left="840"/>
             <w:rPr>
               <w:noProof/>
+              <w:kern w:val="2"/>
+              <w:sz w:val="22"/>
+              <w:szCs w:val="24"/>
+              <w14:ligatures w14:val="standardContextual"/>
             </w:rPr>
           </w:pPr>
-          <w:hyperlink w:anchor="_Toc216703988" w:history="1">
+          <w:hyperlink w:anchor="_Toc216711690" w:history="1">
             <w:r>
               <w:rPr>
                 <w:rStyle w:val="af7"/>
@@ -1971,7 +2071,7 @@
                 <w:noProof/>
                 <w:webHidden/>
               </w:rPr>
-              <w:instrText xml:space="preserve"> PAGEREF _Toc216703988 \h </w:instrText>
+              <w:instrText xml:space="preserve"> PAGEREF _Toc216711690 \h </w:instrText>
             </w:r>
             <w:r>
               <w:rPr>
@@ -1991,7 +2091,7 @@
                 <w:noProof/>
                 <w:webHidden/>
               </w:rPr>
-              <w:t>22</w:t>
+              <w:t>20</w:t>
             </w:r>
             <w:r>
               <w:rPr>
@@ -2011,9 +2111,13 @@
             <w:ind w:left="420"/>
             <w:rPr>
               <w:noProof/>
+              <w:kern w:val="2"/>
+              <w:sz w:val="22"/>
+              <w:szCs w:val="24"/>
+              <w14:ligatures w14:val="standardContextual"/>
             </w:rPr>
           </w:pPr>
-          <w:hyperlink w:anchor="_Toc216703989" w:history="1">
+          <w:hyperlink w:anchor="_Toc216711691" w:history="1">
             <w:r>
               <w:rPr>
                 <w:rStyle w:val="af7"/>
@@ -2040,7 +2144,7 @@
                 <w:noProof/>
                 <w:webHidden/>
               </w:rPr>
-              <w:instrText xml:space="preserve"> PAGEREF _Toc216703989 \h </w:instrText>
+              <w:instrText xml:space="preserve"> PAGEREF _Toc216711691 \h </w:instrText>
             </w:r>
             <w:r>
               <w:rPr>
@@ -2060,7 +2164,7 @@
                 <w:noProof/>
                 <w:webHidden/>
               </w:rPr>
-              <w:t>27</w:t>
+              <w:t>25</w:t>
             </w:r>
             <w:r>
               <w:rPr>
@@ -2080,9 +2184,13 @@
             <w:ind w:left="840"/>
             <w:rPr>
               <w:noProof/>
+              <w:kern w:val="2"/>
+              <w:sz w:val="22"/>
+              <w:szCs w:val="24"/>
+              <w14:ligatures w14:val="standardContextual"/>
             </w:rPr>
           </w:pPr>
-          <w:hyperlink w:anchor="_Toc216703990" w:history="1">
+          <w:hyperlink w:anchor="_Toc216711692" w:history="1">
             <w:r>
               <w:rPr>
                 <w:rStyle w:val="af7"/>
@@ -2109,7 +2217,7 @@
                 <w:noProof/>
                 <w:webHidden/>
               </w:rPr>
-              <w:instrText xml:space="preserve"> PAGEREF _Toc216703990 \h </w:instrText>
+              <w:instrText xml:space="preserve"> PAGEREF _Toc216711692 \h </w:instrText>
             </w:r>
             <w:r>
               <w:rPr>
@@ -2129,7 +2237,7 @@
                 <w:noProof/>
                 <w:webHidden/>
               </w:rPr>
-              <w:t>27</w:t>
+              <w:t>25</w:t>
             </w:r>
             <w:r>
               <w:rPr>
@@ -2149,9 +2257,13 @@
             <w:ind w:left="840"/>
             <w:rPr>
               <w:noProof/>
+              <w:kern w:val="2"/>
+              <w:sz w:val="22"/>
+              <w:szCs w:val="24"/>
+              <w14:ligatures w14:val="standardContextual"/>
             </w:rPr>
           </w:pPr>
-          <w:hyperlink w:anchor="_Toc216703991" w:history="1">
+          <w:hyperlink w:anchor="_Toc216711693" w:history="1">
             <w:r>
               <w:rPr>
                 <w:rStyle w:val="af7"/>
@@ -2178,7 +2290,7 @@
                 <w:noProof/>
                 <w:webHidden/>
               </w:rPr>
-              <w:instrText xml:space="preserve"> PAGEREF _Toc216703991 \h </w:instrText>
+              <w:instrText xml:space="preserve"> PAGEREF _Toc216711693 \h </w:instrText>
             </w:r>
             <w:r>
               <w:rPr>
@@ -2198,7 +2310,14 @@
                 <w:noProof/>
                 <w:webHidden/>
               </w:rPr>
-              <w:t>30</w:t>
+              <w:t>2</w:t>
+            </w:r>
+            <w:r>
+              <w:rPr>
+                <w:noProof/>
+                <w:webHidden/>
+              </w:rPr>
+              <w:t>7</w:t>
             </w:r>
             <w:r>
               <w:rPr>
@@ -2218,9 +2337,13 @@
             <w:ind w:left="420"/>
             <w:rPr>
               <w:noProof/>
+              <w:kern w:val="2"/>
+              <w:sz w:val="22"/>
+              <w:szCs w:val="24"/>
+              <w14:ligatures w14:val="standardContextual"/>
             </w:rPr>
           </w:pPr>
-          <w:hyperlink w:anchor="_Toc216703992" w:history="1">
+          <w:hyperlink w:anchor="_Toc216711694" w:history="1">
             <w:r>
               <w:rPr>
                 <w:rStyle w:val="af7"/>
@@ -2247,7 +2370,7 @@
                 <w:noProof/>
                 <w:webHidden/>
               </w:rPr>
-              <w:instrText xml:space="preserve"> PAGEREF _Toc216703992 \h </w:instrText>
+              <w:instrText xml:space="preserve"> PAGEREF _Toc216711694 \h </w:instrText>
             </w:r>
             <w:r>
               <w:rPr>
@@ -2267,7 +2390,7 @@
                 <w:noProof/>
                 <w:webHidden/>
               </w:rPr>
-              <w:t>33</w:t>
+              <w:t>30</w:t>
             </w:r>
             <w:r>
               <w:rPr>
@@ -2287,9 +2410,13 @@
             <w:ind w:left="840"/>
             <w:rPr>
               <w:noProof/>
+              <w:kern w:val="2"/>
+              <w:sz w:val="22"/>
+              <w:szCs w:val="24"/>
+              <w14:ligatures w14:val="standardContextual"/>
             </w:rPr>
           </w:pPr>
-          <w:hyperlink w:anchor="_Toc216703993" w:history="1">
+          <w:hyperlink w:anchor="_Toc216711695" w:history="1">
             <w:r>
               <w:rPr>
                 <w:rStyle w:val="af7"/>
@@ -2316,7 +2443,7 @@
                 <w:noProof/>
                 <w:webHidden/>
               </w:rPr>
-              <w:instrText xml:space="preserve"> PAGEREF _Toc216703993 \h </w:instrText>
+              <w:instrText xml:space="preserve"> PAGEREF _Toc216711695 \h </w:instrText>
             </w:r>
             <w:r>
               <w:rPr>
@@ -2336,7 +2463,7 @@
                 <w:noProof/>
                 <w:webHidden/>
               </w:rPr>
-              <w:t>33</w:t>
+              <w:t>30</w:t>
             </w:r>
             <w:r>
               <w:rPr>
@@ -2356,9 +2483,13 @@
             <w:ind w:left="840"/>
             <w:rPr>
               <w:noProof/>
+              <w:kern w:val="2"/>
+              <w:sz w:val="22"/>
+              <w:szCs w:val="24"/>
+              <w14:ligatures w14:val="standardContextual"/>
             </w:rPr>
           </w:pPr>
-          <w:hyperlink w:anchor="_Toc216703994" w:history="1">
+          <w:hyperlink w:anchor="_Toc216711696" w:history="1">
             <w:r>
               <w:rPr>
                 <w:rStyle w:val="af7"/>
@@ -2385,7 +2516,7 @@
                 <w:noProof/>
                 <w:webHidden/>
               </w:rPr>
-              <w:instrText xml:space="preserve"> PAGEREF _Toc216703994 \h </w:instrText>
+              <w:instrText xml:space="preserve"> PAGEREF _Toc216711696 \h </w:instrText>
             </w:r>
             <w:r>
               <w:rPr>
@@ -2405,7 +2536,7 @@
                 <w:noProof/>
                 <w:webHidden/>
               </w:rPr>
-              <w:t>38</w:t>
+              <w:t>35</w:t>
             </w:r>
             <w:r>
               <w:rPr>
@@ -2425,9 +2556,13 @@
             <w:ind w:left="840"/>
             <w:rPr>
               <w:noProof/>
+              <w:kern w:val="2"/>
+              <w:sz w:val="22"/>
+              <w:szCs w:val="24"/>
+              <w14:ligatures w14:val="standardContextual"/>
             </w:rPr>
           </w:pPr>
-          <w:hyperlink w:anchor="_Toc216703995" w:history="1">
+          <w:hyperlink w:anchor="_Toc216711697" w:history="1">
             <w:r>
               <w:rPr>
                 <w:rStyle w:val="af7"/>
@@ -2454,7 +2589,7 @@
                 <w:noProof/>
                 <w:webHidden/>
               </w:rPr>
-              <w:instrText xml:space="preserve"> PAGEREF _Toc216703995 \h </w:instrText>
+              <w:instrText xml:space="preserve"> PAGEREF _Toc216711697 \h </w:instrText>
             </w:r>
             <w:r>
               <w:rPr>
@@ -2474,7 +2609,7 @@
                 <w:noProof/>
                 <w:webHidden/>
               </w:rPr>
-              <w:t>42</w:t>
+              <w:t>39</w:t>
             </w:r>
             <w:r>
               <w:rPr>
@@ -2494,9 +2629,13 @@
             <w:ind w:left="420"/>
             <w:rPr>
               <w:noProof/>
+              <w:kern w:val="2"/>
+              <w:sz w:val="22"/>
+              <w:szCs w:val="24"/>
+              <w14:ligatures w14:val="standardContextual"/>
             </w:rPr>
           </w:pPr>
-          <w:hyperlink w:anchor="_Toc216703996" w:history="1">
+          <w:hyperlink w:anchor="_Toc216711698" w:history="1">
             <w:r>
               <w:rPr>
                 <w:rStyle w:val="af7"/>
@@ -2523,7 +2662,7 @@
                 <w:noProof/>
                 <w:webHidden/>
               </w:rPr>
-              <w:instrText xml:space="preserve"> PAGEREF _Toc216703996 \h </w:instrText>
+              <w:instrText xml:space="preserve"> PAGEREF _Toc216711698 \h </w:instrText>
             </w:r>
             <w:r>
               <w:rPr>
@@ -2543,7 +2682,7 @@
                 <w:noProof/>
                 <w:webHidden/>
               </w:rPr>
-              <w:t>45</w:t>
+              <w:t>41</w:t>
             </w:r>
             <w:r>
               <w:rPr>
@@ -2563,9 +2702,13 @@
             <w:ind w:left="840"/>
             <w:rPr>
               <w:noProof/>
+              <w:kern w:val="2"/>
+              <w:sz w:val="22"/>
+              <w:szCs w:val="24"/>
+              <w14:ligatures w14:val="standardContextual"/>
             </w:rPr>
           </w:pPr>
-          <w:hyperlink w:anchor="_Toc216703997" w:history="1">
+          <w:hyperlink w:anchor="_Toc216711699" w:history="1">
             <w:r>
               <w:rPr>
                 <w:rStyle w:val="af7"/>
@@ -2592,7 +2735,7 @@
                 <w:noProof/>
                 <w:webHidden/>
               </w:rPr>
-              <w:instrText xml:space="preserve"> PAGEREF _Toc216703997 \h </w:instrText>
+              <w:instrText xml:space="preserve"> PAGEREF _Toc216711699 \h </w:instrText>
             </w:r>
             <w:r>
               <w:rPr>
@@ -2612,7 +2755,7 @@
                 <w:noProof/>
                 <w:webHidden/>
               </w:rPr>
-              <w:t>45</w:t>
+              <w:t>41</w:t>
             </w:r>
             <w:r>
               <w:rPr>
@@ -2632,9 +2775,13 @@
             <w:ind w:left="840"/>
             <w:rPr>
               <w:noProof/>
+              <w:kern w:val="2"/>
+              <w:sz w:val="22"/>
+              <w:szCs w:val="24"/>
+              <w14:ligatures w14:val="standardContextual"/>
             </w:rPr>
           </w:pPr>
-          <w:hyperlink w:anchor="_Toc216703998" w:history="1">
+          <w:hyperlink w:anchor="_Toc216711700" w:history="1">
             <w:r>
               <w:rPr>
                 <w:rStyle w:val="af7"/>
@@ -2661,7 +2808,7 @@
                 <w:noProof/>
                 <w:webHidden/>
               </w:rPr>
-              <w:instrText xml:space="preserve"> PAGEREF _Toc216703998 \h </w:instrText>
+              <w:instrText xml:space="preserve"> PAGEREF _Toc216711700 \h </w:instrText>
             </w:r>
             <w:r>
               <w:rPr>
@@ -2681,7 +2828,7 @@
                 <w:noProof/>
                 <w:webHidden/>
               </w:rPr>
-              <w:t>49</w:t>
+              <w:t>45</w:t>
             </w:r>
             <w:r>
               <w:rPr>
@@ -2701,9 +2848,13 @@
             <w:ind w:left="840"/>
             <w:rPr>
               <w:noProof/>
+              <w:kern w:val="2"/>
+              <w:sz w:val="22"/>
+              <w:szCs w:val="24"/>
+              <w14:ligatures w14:val="standardContextual"/>
             </w:rPr>
           </w:pPr>
-          <w:hyperlink w:anchor="_Toc216703999" w:history="1">
+          <w:hyperlink w:anchor="_Toc216711701" w:history="1">
             <w:r>
               <w:rPr>
                 <w:rStyle w:val="af7"/>
@@ -2730,7 +2881,7 @@
                 <w:noProof/>
                 <w:webHidden/>
               </w:rPr>
-              <w:instrText xml:space="preserve"> PAGEREF _Toc216703999 \h </w:instrText>
+              <w:instrText xml:space="preserve"> PAGEREF _Toc216711701 \h </w:instrText>
             </w:r>
             <w:r>
               <w:rPr>
@@ -2750,7 +2901,7 @@
                 <w:noProof/>
                 <w:webHidden/>
               </w:rPr>
-              <w:t>50</w:t>
+              <w:t>46</w:t>
             </w:r>
             <w:r>
               <w:rPr>
@@ -2770,9 +2921,13 @@
             <w:ind w:left="420"/>
             <w:rPr>
               <w:noProof/>
+              <w:kern w:val="2"/>
+              <w:sz w:val="22"/>
+              <w:szCs w:val="24"/>
+              <w14:ligatures w14:val="standardContextual"/>
             </w:rPr>
           </w:pPr>
-          <w:hyperlink w:anchor="_Toc216704000" w:history="1">
+          <w:hyperlink w:anchor="_Toc216711702" w:history="1">
             <w:r>
               <w:rPr>
                 <w:rStyle w:val="af7"/>
@@ -2799,7 +2954,7 @@
                 <w:noProof/>
                 <w:webHidden/>
               </w:rPr>
-              <w:instrText xml:space="preserve"> PAGEREF _Toc216704000 \h </w:instrText>
+              <w:instrText xml:space="preserve"> PAGEREF _Toc216711702 \h </w:instrText>
             </w:r>
             <w:r>
               <w:rPr>
@@ -2819,7 +2974,7 @@
                 <w:noProof/>
                 <w:webHidden/>
               </w:rPr>
-              <w:t>52</w:t>
+              <w:t>48</w:t>
             </w:r>
             <w:r>
               <w:rPr>
@@ -2839,9 +2994,13 @@
             <w:ind w:left="840"/>
             <w:rPr>
               <w:noProof/>
+              <w:kern w:val="2"/>
+              <w:sz w:val="22"/>
+              <w:szCs w:val="24"/>
+              <w14:ligatures w14:val="standardContextual"/>
             </w:rPr>
           </w:pPr>
-          <w:hyperlink w:anchor="_Toc216704001" w:history="1">
+          <w:hyperlink w:anchor="_Toc216711703" w:history="1">
             <w:r>
               <w:rPr>
                 <w:rStyle w:val="af7"/>
@@ -2868,7 +3027,7 @@
                 <w:noProof/>
                 <w:webHidden/>
               </w:rPr>
-              <w:instrText xml:space="preserve"> PAGEREF _Toc216704001 \h </w:instrText>
+              <w:instrText xml:space="preserve"> PAGEREF _Toc216711703 \h </w:instrText>
             </w:r>
             <w:r>
               <w:rPr>
@@ -2888,7 +3047,7 @@
                 <w:noProof/>
                 <w:webHidden/>
               </w:rPr>
-              <w:t>52</w:t>
+              <w:t>48</w:t>
             </w:r>
             <w:r>
               <w:rPr>
@@ -2908,9 +3067,13 @@
             <w:ind w:left="840"/>
             <w:rPr>
               <w:noProof/>
+              <w:kern w:val="2"/>
+              <w:sz w:val="22"/>
+              <w:szCs w:val="24"/>
+              <w14:ligatures w14:val="standardContextual"/>
             </w:rPr>
           </w:pPr>
-          <w:hyperlink w:anchor="_Toc216704002" w:history="1">
+          <w:hyperlink w:anchor="_Toc216711704" w:history="1">
             <w:r>
               <w:rPr>
                 <w:rStyle w:val="af7"/>
@@ -2937,7 +3100,7 @@
                 <w:noProof/>
                 <w:webHidden/>
               </w:rPr>
-              <w:instrText xml:space="preserve"> PAGEREF _Toc216704002 \h </w:instrText>
+              <w:instrText xml:space="preserve"> PAGEREF _Toc216711704 \h </w:instrText>
             </w:r>
             <w:r>
               <w:rPr>
@@ -2957,7 +3120,7 @@
                 <w:noProof/>
                 <w:webHidden/>
               </w:rPr>
-              <w:t>53</w:t>
+              <w:t>49</w:t>
             </w:r>
             <w:r>
               <w:rPr>
@@ -2982,13 +3145,16 @@
     </w:sdt>
     <w:p>
       <w:pPr>
-        <w:rPr>
-          <w:rFonts w:asciiTheme="majorHAnsi" w:eastAsiaTheme="majorEastAsia" w:hAnsiTheme="majorHAnsi" w:cstheme="majorBidi"/>
-          <w:b/>
-          <w:color w:val="0D0D0D" w:themeColor="text1" w:themeTint="F2"/>
-          <w:sz w:val="40"/>
-          <w:szCs w:val="40"/>
-        </w:rPr>
+        <w:sectPr>
+          <w:footerReference w:type="default" r:id="rId9"/>
+          <w:headerReference w:type="first" r:id="rId10"/>
+          <w:pgSz w:w="11906" w:h="16838"/>
+          <w:pgMar w:top="1985" w:right="1701" w:bottom="1701" w:left="1701" w:header="851" w:footer="992" w:gutter="0"/>
+          <w:pgNumType w:start="0"/>
+          <w:cols w:space="425"/>
+          <w:titlePg/>
+          <w:docGrid w:linePitch="360"/>
+        </w:sectPr>
       </w:pPr>
       <w:r>
         <w:br w:type="page"/>
@@ -2998,26 +3164,32 @@
       <w:pPr>
         <w:pStyle w:val="1"/>
       </w:pPr>
+      <w:bookmarkStart w:id="0" w:name="_Toc216711674"/>
       <w:r>
         <w:lastRenderedPageBreak/>
         <w:t>4. Opinion Review 분석 프로젝트</w:t>
       </w:r>
+      <w:bookmarkEnd w:id="0"/>
     </w:p>
     <w:p>
       <w:pPr>
         <w:pStyle w:val="2"/>
       </w:pPr>
+      <w:bookmarkStart w:id="1" w:name="_Toc216711675"/>
       <w:r>
         <w:t>4.1 문제 정의 및 데이터 이해</w:t>
       </w:r>
+      <w:bookmarkEnd w:id="1"/>
     </w:p>
     <w:p>
       <w:pPr>
         <w:pStyle w:val="3"/>
       </w:pPr>
+      <w:bookmarkStart w:id="2" w:name="_Toc216711676"/>
       <w:r>
         <w:t>4.1.1 프로젝트 배경 및 목표</w:t>
       </w:r>
+      <w:bookmarkEnd w:id="2"/>
     </w:p>
     <w:p>
       <w:pPr>
@@ -3119,7 +3291,15 @@
         <w:ind w:leftChars="0" w:left="0"/>
       </w:pPr>
       <w:r>
-        <w:t>1) 텍스트 전처리 및 벡터화 기법 비교</w:t>
+        <w:t xml:space="preserve">1) 텍스트 </w:t>
+      </w:r>
+      <w:proofErr w:type="spellStart"/>
+      <w:r>
+        <w:t>전처리</w:t>
+      </w:r>
+      <w:proofErr w:type="spellEnd"/>
+      <w:r>
+        <w:t xml:space="preserve"> 및 벡터화 기법 비교</w:t>
       </w:r>
     </w:p>
     <w:p>
@@ -3133,7 +3313,23 @@
       </w:pPr>
       <w:r>
         <w:lastRenderedPageBreak/>
-        <w:t>단순 토큰화 및 불용어 제거부터 확장된 전처리 전략 적용</w:t>
+        <w:t xml:space="preserve">단순 토큰화 및 </w:t>
+      </w:r>
+      <w:proofErr w:type="spellStart"/>
+      <w:r>
+        <w:t>불용어</w:t>
+      </w:r>
+      <w:proofErr w:type="spellEnd"/>
+      <w:r>
+        <w:t xml:space="preserve"> 제거부터 확장된 </w:t>
+      </w:r>
+      <w:proofErr w:type="spellStart"/>
+      <w:r>
+        <w:t>전처리</w:t>
+      </w:r>
+      <w:proofErr w:type="spellEnd"/>
+      <w:r>
+        <w:t xml:space="preserve"> 전략 적용</w:t>
       </w:r>
     </w:p>
     <w:p>
@@ -3146,7 +3342,15 @@
         <w:ind w:leftChars="0" w:left="567" w:hanging="287"/>
       </w:pPr>
       <w:r>
-        <w:t>TF-IDF, Count 기반 벡터라이징 등 다양한 표현 방식 비교</w:t>
+        <w:t xml:space="preserve">TF-IDF, Count 기반 </w:t>
+      </w:r>
+      <w:proofErr w:type="spellStart"/>
+      <w:r>
+        <w:t>벡터라이징</w:t>
+      </w:r>
+      <w:proofErr w:type="spellEnd"/>
+      <w:r>
+        <w:t xml:space="preserve"> 등 다양한 표현 방식 비교</w:t>
       </w:r>
     </w:p>
     <w:p>
@@ -3202,7 +3406,23 @@
         <w:ind w:leftChars="0" w:left="0"/>
       </w:pPr>
       <w:r>
-        <w:t>3) PyCaret 기반 AutoML 활용</w:t>
+        <w:t xml:space="preserve">3) </w:t>
+      </w:r>
+      <w:proofErr w:type="spellStart"/>
+      <w:r>
+        <w:t>PyCaret</w:t>
+      </w:r>
+      <w:proofErr w:type="spellEnd"/>
+      <w:r>
+        <w:t xml:space="preserve"> 기반 </w:t>
+      </w:r>
+      <w:proofErr w:type="spellStart"/>
+      <w:r>
+        <w:t>AutoML</w:t>
+      </w:r>
+      <w:proofErr w:type="spellEnd"/>
+      <w:r>
+        <w:t xml:space="preserve"> 활용</w:t>
       </w:r>
     </w:p>
     <w:p>
@@ -3215,7 +3435,17 @@
         <w:ind w:leftChars="0" w:left="709"/>
       </w:pPr>
       <w:r>
-        <w:t>`pycaret.clustering` 모듈을 활용하여 여러 군집화 모델을 자동 비교</w:t>
+        <w:t>`</w:t>
+      </w:r>
+      <w:proofErr w:type="spellStart"/>
+      <w:proofErr w:type="gramStart"/>
+      <w:r>
+        <w:t>pycaret.clustering</w:t>
+      </w:r>
+      <w:proofErr w:type="spellEnd"/>
+      <w:proofErr w:type="gramEnd"/>
+      <w:r>
+        <w:t>` 모듈을 활용하여 여러 군집화 모델을 자동 비교</w:t>
       </w:r>
     </w:p>
     <w:p>
@@ -3277,7 +3507,15 @@
         <w:ind w:leftChars="0" w:left="426"/>
       </w:pPr>
       <w:r>
-        <w:t>텍스트 데이터의 특성에 따른 전처리 전략의 중요성 체득</w:t>
+        <w:t xml:space="preserve">텍스트 데이터의 특성에 따른 </w:t>
+      </w:r>
+      <w:proofErr w:type="spellStart"/>
+      <w:r>
+        <w:t>전처리</w:t>
+      </w:r>
+      <w:proofErr w:type="spellEnd"/>
+      <w:r>
+        <w:t xml:space="preserve"> 전략의 중요성 체득</w:t>
       </w:r>
     </w:p>
     <w:p>
@@ -3315,8 +3553,21 @@
         </w:numPr>
         <w:ind w:leftChars="0" w:left="426"/>
       </w:pPr>
-      <w:r>
-        <w:t>PyCaret 기반 AutoML을 활용한 실험 자동화 및 모델 비교 경험 습득</w:t>
+      <w:proofErr w:type="spellStart"/>
+      <w:r>
+        <w:t>PyCaret</w:t>
+      </w:r>
+      <w:proofErr w:type="spellEnd"/>
+      <w:r>
+        <w:t xml:space="preserve"> 기반 </w:t>
+      </w:r>
+      <w:proofErr w:type="spellStart"/>
+      <w:r>
+        <w:t>AutoML</w:t>
+      </w:r>
+      <w:proofErr w:type="spellEnd"/>
+      <w:r>
+        <w:t>을 활용한 실험 자동화 및 모델 비교 경험 습득</w:t>
       </w:r>
     </w:p>
     <w:p/>
@@ -3350,9 +3601,14 @@
         </w:numPr>
         <w:ind w:leftChars="0"/>
       </w:pPr>
+      <w:proofErr w:type="spellStart"/>
       <w:r>
         <w:lastRenderedPageBreak/>
-        <w:t>전처리 유틸리티 모듈 (`utils/preprocessing`)</w:t>
+        <w:t>전처리</w:t>
+      </w:r>
+      <w:proofErr w:type="spellEnd"/>
+      <w:r>
+        <w:t xml:space="preserve"> 유틸리티 모듈 (`utils/preprocessing`)</w:t>
       </w:r>
     </w:p>
     <w:p>
@@ -3386,9 +3642,11 @@
       <w:pPr>
         <w:pStyle w:val="3"/>
       </w:pPr>
+      <w:bookmarkStart w:id="3" w:name="_Toc216711677"/>
       <w:r>
         <w:t>4.1.2 해결하고자 하는 문제 및 평가 지표</w:t>
       </w:r>
+      <w:bookmarkEnd w:id="3"/>
     </w:p>
     <w:p>
       <w:r>
@@ -3424,7 +3682,21 @@
               <w:rPr>
                 <w:b/>
               </w:rPr>
-              <w:t>정답 라벨이 존재하지 않는 리뷰 문서 집합에서, 문서 간 의미적 유사성을 기반으로의미 있는 군집 구조와 잠재 주제를 자동으로 도출할 수 있는가?</w:t>
+              <w:t xml:space="preserve">정답 라벨이 존재하지 않는 리뷰 문서 집합에서, 문서 간 의미적 유사성을 </w:t>
+            </w:r>
+            <w:proofErr w:type="spellStart"/>
+            <w:r>
+              <w:rPr>
+                <w:b/>
+              </w:rPr>
+              <w:t>기반으로의미</w:t>
+            </w:r>
+            <w:proofErr w:type="spellEnd"/>
+            <w:r>
+              <w:rPr>
+                <w:b/>
+              </w:rPr>
+              <w:t xml:space="preserve"> 있는 군집 구조와 잠재 주제를 자동으로 도출할 수 있는가?</w:t>
             </w:r>
           </w:p>
         </w:tc>
@@ -3799,7 +4071,15 @@
     <w:p>
       <w:r>
         <w:lastRenderedPageBreak/>
-        <w:t>비지도 학습에서는 “정답을 얼마나 맞췄는가”가 아니라, “데이터가 얼마나 자연스럽게 묶였는가”가 평가의 핵심이 된다.</w:t>
+        <w:t xml:space="preserve">비지도 학습에서는 “정답을 얼마나 </w:t>
+      </w:r>
+      <w:proofErr w:type="gramStart"/>
+      <w:r>
+        <w:t>맞췄는가”가</w:t>
+      </w:r>
+      <w:proofErr w:type="gramEnd"/>
+      <w:r>
+        <w:t xml:space="preserve"> 아니라, “데이터가 얼마나 자연스럽게 묶였는가”가 평가의 핵심이 된다.</w:t>
       </w:r>
     </w:p>
     <w:p/>
@@ -3829,7 +4109,15 @@
     </w:p>
     <w:p>
       <w:r>
-        <w:t>각 문서가 자신의 클러스터 내부에서 얼마나 잘 응집되어 있는지와 다른 클러스터와 얼마나 명확히 분리되는지를 동시에 평가할 수 있는 지표로, 군집 구조의 직관적인 품질 판단에 적합하다.</w:t>
+        <w:t xml:space="preserve">각 문서가 자신의 클러스터 내부에서 얼마나 잘 응집되어 </w:t>
+      </w:r>
+      <w:proofErr w:type="spellStart"/>
+      <w:r>
+        <w:t>있는지와</w:t>
+      </w:r>
+      <w:proofErr w:type="spellEnd"/>
+      <w:r>
+        <w:t xml:space="preserve"> 다른 클러스터와 얼마나 명확히 분리되는지를 동시에 평가할 수 있는 지표로, 군집 구조의 직관적인 품질 판단에 적합하다.</w:t>
       </w:r>
     </w:p>
     <w:p>
@@ -4135,7 +4423,15 @@
         </w:rPr>
       </w:pPr>
       <w:r>
-        <w:t>5) N_Noise (노이즈 포인트 수)</w:t>
+        <w:t xml:space="preserve">5) </w:t>
+      </w:r>
+      <w:proofErr w:type="spellStart"/>
+      <w:r>
+        <w:t>N_Noise</w:t>
+      </w:r>
+      <w:proofErr w:type="spellEnd"/>
+      <w:r>
+        <w:t xml:space="preserve"> (노이즈 포인트 수)</w:t>
       </w:r>
     </w:p>
     <w:p>
@@ -4222,12 +4518,25 @@
         <w:pStyle w:val="4"/>
       </w:pPr>
       <w:r>
-        <w:t>4.1.2.3 PyCaret 결과 해석 가이드</w:t>
-      </w:r>
-    </w:p>
-    <w:p>
-      <w:r>
-        <w:t>PyCaret의 `clustering` 모듈은 여러 군집화 알고리즘을 동일한 데이터와 지표 기준으로 비교할 수 있도록 지원한다.</w:t>
+        <w:t xml:space="preserve">4.1.2.3 </w:t>
+      </w:r>
+      <w:proofErr w:type="spellStart"/>
+      <w:r>
+        <w:t>PyCaret</w:t>
+      </w:r>
+      <w:proofErr w:type="spellEnd"/>
+      <w:r>
+        <w:t xml:space="preserve"> 결과 해석 가이드</w:t>
+      </w:r>
+    </w:p>
+    <w:p>
+      <w:proofErr w:type="spellStart"/>
+      <w:r>
+        <w:t>PyCaret</w:t>
+      </w:r>
+      <w:proofErr w:type="spellEnd"/>
+      <w:r>
+        <w:t>의 `clustering` 모듈은 여러 군집화 알고리즘을 동일한 데이터와 지표 기준으로 비교할 수 있도록 지원한다.</w:t>
       </w:r>
     </w:p>
     <w:p>
@@ -4341,8 +4650,13 @@
         </w:numPr>
         <w:ind w:leftChars="0" w:left="426"/>
       </w:pPr>
-      <w:r>
-        <w:t>KMeans, Spectral, Birch</w:t>
+      <w:proofErr w:type="spellStart"/>
+      <w:r>
+        <w:t>KMeans</w:t>
+      </w:r>
+      <w:proofErr w:type="spellEnd"/>
+      <w:r>
+        <w:t>, Spectral, Birch</w:t>
       </w:r>
     </w:p>
     <w:p>
@@ -4368,8 +4682,13 @@
         <w:ind w:leftChars="0" w:left="426"/>
       </w:pPr>
       <w:r>
-        <w:t>DBSCAN, MeanShift</w:t>
-      </w:r>
+        <w:t xml:space="preserve">DBSCAN, </w:t>
+      </w:r>
+      <w:proofErr w:type="spellStart"/>
+      <w:r>
+        <w:t>MeanShift</w:t>
+      </w:r>
+      <w:proofErr w:type="spellEnd"/>
     </w:p>
     <w:p>
       <w:pPr>
@@ -4439,7 +4758,15 @@
     </w:p>
     <w:p>
       <w:r>
-        <w:t>요약하면, 비지도 학습에서는 예측값과 정답을 직접 비교할 수 없으므로, 데이터 구조 자체를 평가하는 내부 지표를 통해 군집 품질을 판단해야 한다.</w:t>
+        <w:t xml:space="preserve">요약하면, 비지도 학습에서는 </w:t>
+      </w:r>
+      <w:proofErr w:type="spellStart"/>
+      <w:r>
+        <w:t>예측값과</w:t>
+      </w:r>
+      <w:proofErr w:type="spellEnd"/>
+      <w:r>
+        <w:t xml:space="preserve"> 정답을 직접 비교할 수 없으므로, 데이터 구조 자체를 평가하는 내부 지표를 통해 군집 품질을 판단해야 한다.</w:t>
       </w:r>
     </w:p>
     <w:p/>
@@ -4447,9 +4774,11 @@
       <w:pPr>
         <w:pStyle w:val="3"/>
       </w:pPr>
+      <w:bookmarkStart w:id="4" w:name="_Toc216711678"/>
       <w:r>
         <w:t>4.1.3 데이터 설명 및 구조</w:t>
       </w:r>
+      <w:bookmarkEnd w:id="4"/>
     </w:p>
     <w:p>
       <w:pPr>
@@ -4568,10 +4897,17 @@
       <w:pPr>
         <w:pStyle w:val="2"/>
       </w:pPr>
+      <w:bookmarkStart w:id="5" w:name="_Toc216711679"/>
       <w:r>
         <w:lastRenderedPageBreak/>
-        <w:t>4.2 기초 설정 및 데이터 전처리</w:t>
-      </w:r>
+        <w:t xml:space="preserve">4.2 기초 설정 및 데이터 </w:t>
+      </w:r>
+      <w:proofErr w:type="spellStart"/>
+      <w:r>
+        <w:t>전처리</w:t>
+      </w:r>
+      <w:bookmarkEnd w:id="5"/>
+      <w:proofErr w:type="spellEnd"/>
     </w:p>
     <w:p>
       <w:r>
@@ -4580,7 +4916,23 @@
     </w:p>
     <w:p>
       <w:r>
-        <w:t>본 프로젝트에서 사용한 실험 환경 구성 방식, 텍스트 전처리 전략, 그리고 벡터화 및 AutoML 실험을 위한 기초 설정을 설명한다.</w:t>
+        <w:t xml:space="preserve">본 프로젝트에서 사용한 실험 환경 구성 방식, 텍스트 </w:t>
+      </w:r>
+      <w:proofErr w:type="spellStart"/>
+      <w:r>
+        <w:t>전처리</w:t>
+      </w:r>
+      <w:proofErr w:type="spellEnd"/>
+      <w:r>
+        <w:t xml:space="preserve"> 전략, 그리고 벡터화 및 </w:t>
+      </w:r>
+      <w:proofErr w:type="spellStart"/>
+      <w:r>
+        <w:t>AutoML</w:t>
+      </w:r>
+      <w:proofErr w:type="spellEnd"/>
+      <w:r>
+        <w:t xml:space="preserve"> 실험을 위한 기초 설정을 설명한다.</w:t>
       </w:r>
     </w:p>
     <w:p>
@@ -4610,13 +4962,50 @@
         </w:numPr>
         <w:ind w:leftChars="0"/>
       </w:pPr>
-      <w:r>
-        <w:t>PyCaret 기반 AutoML을 활용하여 실험을 자동화하는 것을 핵심 목표로 설정하였기 때문에,</w:t>
-      </w:r>
-    </w:p>
-    <w:p>
-      <w:r>
-        <w:t>실험 환경의 재현성(reproducibility)과 팀 단위 협업을 고려한 환경 통일성을 중요한 설계 요소로 두었다. 특히 PyCaret 기반 AutoML을 활용함으로써, 동일한 전처리·평가 기준 하에서 다수의 군집화 알고리즘을 체계적으로 비교·선정할 수 있는 실험 구조를 구현하고자 하였다.</w:t>
+      <w:proofErr w:type="spellStart"/>
+      <w:r>
+        <w:t>PyCaret</w:t>
+      </w:r>
+      <w:proofErr w:type="spellEnd"/>
+      <w:r>
+        <w:t xml:space="preserve"> 기반 </w:t>
+      </w:r>
+      <w:proofErr w:type="spellStart"/>
+      <w:r>
+        <w:t>AutoML</w:t>
+      </w:r>
+      <w:proofErr w:type="spellEnd"/>
+      <w:r>
+        <w:t>을 활용하여 실험을 자동화하는 것을 핵심 목표로 설정하였기 때문에,</w:t>
+      </w:r>
+    </w:p>
+    <w:p>
+      <w:r>
+        <w:t xml:space="preserve">실험 환경의 재현성(reproducibility)과 팀 단위 협업을 고려한 환경 통일성을 중요한 설계 요소로 두었다. 특히 </w:t>
+      </w:r>
+      <w:proofErr w:type="spellStart"/>
+      <w:r>
+        <w:t>PyCaret</w:t>
+      </w:r>
+      <w:proofErr w:type="spellEnd"/>
+      <w:r>
+        <w:t xml:space="preserve"> 기반 </w:t>
+      </w:r>
+      <w:proofErr w:type="spellStart"/>
+      <w:r>
+        <w:t>AutoML</w:t>
+      </w:r>
+      <w:proofErr w:type="spellEnd"/>
+      <w:r>
+        <w:t xml:space="preserve">을 활용함으로써, 동일한 </w:t>
+      </w:r>
+      <w:proofErr w:type="spellStart"/>
+      <w:r>
+        <w:t>전처리</w:t>
+      </w:r>
+      <w:proofErr w:type="spellEnd"/>
+      <w:r>
+        <w:t>·평가 기준 하에서 다수의 군집화 알고리즘을 체계적으로 비교·선정할 수 있는 실험 구조를 구현하고자 하였다.</w:t>
       </w:r>
     </w:p>
     <w:p/>
@@ -4624,26 +5013,97 @@
       <w:pPr>
         <w:pStyle w:val="3"/>
       </w:pPr>
-      <w:r>
-        <w:t>4.2.1 실험 환경 설계 및 PyCaret 전용 Conda 환경 구성</w:t>
-      </w:r>
+      <w:bookmarkStart w:id="6" w:name="_Toc216711680"/>
+      <w:r>
+        <w:t xml:space="preserve">4.2.1 실험 환경 설계 및 </w:t>
+      </w:r>
+      <w:proofErr w:type="spellStart"/>
+      <w:r>
+        <w:t>PyCaret</w:t>
+      </w:r>
+      <w:proofErr w:type="spellEnd"/>
+      <w:r>
+        <w:t xml:space="preserve"> 전용 Conda 환경 구성</w:t>
+      </w:r>
+      <w:bookmarkEnd w:id="6"/>
     </w:p>
     <w:p>
       <w:pPr>
         <w:pStyle w:val="4"/>
       </w:pPr>
       <w:r>
-        <w:t>4.2.1.1 PyCaret 전용 환경 분리의 필요성</w:t>
-      </w:r>
-    </w:p>
-    <w:p>
-      <w:r>
-        <w:t>PyCaret은 내부적으로 `scikit-learn`, `lightgbm`, `xgboost`, `matplotlib`, `numpy` 등 다수의 핵심 라이브러리에 의존하는 AutoML 프레임워크이다.</w:t>
-      </w:r>
-    </w:p>
-    <w:p>
-      <w:r>
-        <w:t>기존 머신러닝 개발 환경에 PyCaret을 직접 설치할 경우,</w:t>
+        <w:t xml:space="preserve">4.2.1.1 </w:t>
+      </w:r>
+      <w:proofErr w:type="spellStart"/>
+      <w:r>
+        <w:t>PyCaret</w:t>
+      </w:r>
+      <w:proofErr w:type="spellEnd"/>
+      <w:r>
+        <w:t xml:space="preserve"> 전용 환경 분리의 필요성</w:t>
+      </w:r>
+    </w:p>
+    <w:p>
+      <w:proofErr w:type="spellStart"/>
+      <w:r>
+        <w:t>PyCaret</w:t>
+      </w:r>
+      <w:proofErr w:type="spellEnd"/>
+      <w:r>
+        <w:t>은 내부적으로 `scikit-learn`, `</w:t>
+      </w:r>
+      <w:proofErr w:type="spellStart"/>
+      <w:r>
+        <w:t>lightgbm</w:t>
+      </w:r>
+      <w:proofErr w:type="spellEnd"/>
+      <w:r>
+        <w:t>`, `</w:t>
+      </w:r>
+      <w:proofErr w:type="spellStart"/>
+      <w:r>
+        <w:t>xgboost</w:t>
+      </w:r>
+      <w:proofErr w:type="spellEnd"/>
+      <w:r>
+        <w:t>`, `matplotlib`, `</w:t>
+      </w:r>
+      <w:proofErr w:type="spellStart"/>
+      <w:r>
+        <w:t>numpy</w:t>
+      </w:r>
+      <w:proofErr w:type="spellEnd"/>
+      <w:r>
+        <w:t xml:space="preserve">` 등 다수의 핵심 라이브러리에 의존하는 </w:t>
+      </w:r>
+      <w:proofErr w:type="spellStart"/>
+      <w:r>
+        <w:t>AutoML</w:t>
+      </w:r>
+      <w:proofErr w:type="spellEnd"/>
+      <w:r>
+        <w:t xml:space="preserve"> 프레임워크이다.</w:t>
+      </w:r>
+    </w:p>
+    <w:p>
+      <w:r>
+        <w:t xml:space="preserve">기존 </w:t>
+      </w:r>
+      <w:proofErr w:type="spellStart"/>
+      <w:r>
+        <w:t>머신러닝</w:t>
+      </w:r>
+      <w:proofErr w:type="spellEnd"/>
+      <w:r>
+        <w:t xml:space="preserve"> 개발 환경에 </w:t>
+      </w:r>
+      <w:proofErr w:type="spellStart"/>
+      <w:r>
+        <w:t>PyCaret</w:t>
+      </w:r>
+      <w:proofErr w:type="spellEnd"/>
+      <w:r>
+        <w:t>을 직접 설치할 경우,</w:t>
       </w:r>
     </w:p>
     <w:p>
@@ -4681,8 +5141,13 @@
         </w:numPr>
         <w:ind w:leftChars="0"/>
       </w:pPr>
-      <w:r>
-        <w:t>팀원별 실행 환경 차이로 인한 결과 재현성 저하</w:t>
+      <w:proofErr w:type="spellStart"/>
+      <w:r>
+        <w:t>팀원별</w:t>
+      </w:r>
+      <w:proofErr w:type="spellEnd"/>
+      <w:r>
+        <w:t xml:space="preserve"> 실행 환경 차이로 인한 결과 재현성 저하</w:t>
       </w:r>
     </w:p>
     <w:p>
@@ -4693,7 +5158,15 @@
     <w:p>
       <w:r>
         <w:lastRenderedPageBreak/>
-        <w:t>이에 본 프로젝트에서는 PyCaret 전용 Conda 환경을 별도로 구성하여 실험 환경을 완전히 분리하였다.</w:t>
+        <w:t xml:space="preserve">이에 본 프로젝트에서는 </w:t>
+      </w:r>
+      <w:proofErr w:type="spellStart"/>
+      <w:r>
+        <w:t>PyCaret</w:t>
+      </w:r>
+      <w:proofErr w:type="spellEnd"/>
+      <w:r>
+        <w:t xml:space="preserve"> 전용 Conda 환경을 별도로 구성하여 실험 환경을 완전히 분리하였다.</w:t>
       </w:r>
     </w:p>
     <w:p/>
@@ -4707,7 +5180,15 @@
     </w:p>
     <w:p>
       <w:r>
-        <w:t>실험 환경의 일관성을 확보하기 위해, PyCaret 전용 환경 설정 파일을 다음과 같이 구성하였다.</w:t>
+        <w:t xml:space="preserve">실험 환경의 일관성을 확보하기 위해, </w:t>
+      </w:r>
+      <w:proofErr w:type="spellStart"/>
+      <w:r>
+        <w:t>PyCaret</w:t>
+      </w:r>
+      <w:proofErr w:type="spellEnd"/>
+      <w:r>
+        <w:t xml:space="preserve"> 전용 환경 설정 파일을 다음과 같이 구성하였다.</w:t>
       </w:r>
     </w:p>
     <w:p>
@@ -4720,7 +5201,15 @@
         <w:ind w:leftChars="0" w:left="360"/>
       </w:pPr>
       <w:r>
-        <w:t>`/config/pycaret_env.yml`</w:t>
+        <w:t>`/config/</w:t>
+      </w:r>
+      <w:proofErr w:type="spellStart"/>
+      <w:r>
+        <w:t>pycaret_env.yml</w:t>
+      </w:r>
+      <w:proofErr w:type="spellEnd"/>
+      <w:r>
+        <w:t>`</w:t>
       </w:r>
     </w:p>
     <w:p>
@@ -4728,7 +5217,15 @@
         <w:ind w:left="481"/>
       </w:pPr>
       <w:r>
-        <w:t>→ PyCaret 실행에 필요한 Python 및 라이브러리 버전 명시</w:t>
+        <w:t xml:space="preserve">→ </w:t>
+      </w:r>
+      <w:proofErr w:type="spellStart"/>
+      <w:r>
+        <w:t>PyCaret</w:t>
+      </w:r>
+      <w:proofErr w:type="spellEnd"/>
+      <w:r>
+        <w:t xml:space="preserve"> 실행에 필요한 Python 및 라이브러리 버전 명시</w:t>
       </w:r>
     </w:p>
     <w:p>
@@ -4784,8 +5281,13 @@
         </w:numPr>
         <w:ind w:leftChars="0"/>
       </w:pPr>
-      <w:r>
-        <w:t>AutoML 실험 시 발생 가능한 환경 이슈 최소화</w:t>
+      <w:proofErr w:type="spellStart"/>
+      <w:r>
+        <w:t>AutoML</w:t>
+      </w:r>
+      <w:proofErr w:type="spellEnd"/>
+      <w:r>
+        <w:t xml:space="preserve"> 실험 시 발생 가능한 환경 이슈 최소화</w:t>
       </w:r>
     </w:p>
     <w:p>
@@ -4811,9 +5313,11 @@
       <w:pPr>
         <w:pStyle w:val="3"/>
       </w:pPr>
+      <w:bookmarkStart w:id="7" w:name="_Toc216711681"/>
       <w:r>
         <w:t>4.2.2 필수 라이브러리 및 모듈 로드</w:t>
       </w:r>
+      <w:bookmarkEnd w:id="7"/>
     </w:p>
     <w:p>
       <w:r>
@@ -4857,7 +5361,23 @@
       </w:pPr>
       <w:r>
         <w:lastRenderedPageBreak/>
-        <w:t>`TfidfVectorizer`, `CountVectorizer`</w:t>
+        <w:t>`</w:t>
+      </w:r>
+      <w:proofErr w:type="spellStart"/>
+      <w:r>
+        <w:t>TfidfVectorizer</w:t>
+      </w:r>
+      <w:proofErr w:type="spellEnd"/>
+      <w:r>
+        <w:t>`, `</w:t>
+      </w:r>
+      <w:proofErr w:type="spellStart"/>
+      <w:r>
+        <w:t>CountVectorizer</w:t>
+      </w:r>
+      <w:proofErr w:type="spellEnd"/>
+      <w:r>
+        <w:t>`</w:t>
       </w:r>
     </w:p>
     <w:p>
@@ -4883,7 +5403,17 @@
         <w:ind w:leftChars="0"/>
       </w:pPr>
       <w:r>
-        <w:t>`pycaret.clustering`</w:t>
+        <w:t>`</w:t>
+      </w:r>
+      <w:proofErr w:type="spellStart"/>
+      <w:proofErr w:type="gramStart"/>
+      <w:r>
+        <w:t>pycaret.clustering</w:t>
+      </w:r>
+      <w:proofErr w:type="spellEnd"/>
+      <w:proofErr w:type="gramEnd"/>
+      <w:r>
+        <w:t>`</w:t>
       </w:r>
     </w:p>
     <w:p>
@@ -4909,7 +5439,15 @@
         <w:ind w:leftChars="0"/>
       </w:pPr>
       <w:r>
-        <w:t>사용자 정의 전처리 모듈 (`utils/preprocessing`)</w:t>
+        <w:t xml:space="preserve">사용자 정의 </w:t>
+      </w:r>
+      <w:proofErr w:type="spellStart"/>
+      <w:r>
+        <w:t>전처리</w:t>
+      </w:r>
+      <w:proofErr w:type="spellEnd"/>
+      <w:r>
+        <w:t xml:space="preserve"> 모듈 (`utils/preprocessing`)</w:t>
       </w:r>
     </w:p>
     <w:p>
@@ -4927,7 +5465,15 @@
     </w:p>
     <w:p>
       <w:r>
-        <w:t>특히 PyCaret의 `clustering` 모듈은 여러 군집화 알고리즘을 동일 데이터·동일 지표 기준으로 비교할 수 있도록 지원하여, 4.1절에서 정의한 평가 지표(Silhouette, CH, DB 등)를 실험 단계에서 일관되게 적용하는 데 핵심적인 역할을 하였다.</w:t>
+        <w:t xml:space="preserve">특히 </w:t>
+      </w:r>
+      <w:proofErr w:type="spellStart"/>
+      <w:r>
+        <w:t>PyCaret</w:t>
+      </w:r>
+      <w:proofErr w:type="spellEnd"/>
+      <w:r>
+        <w:t>의 `clustering` 모듈은 여러 군집화 알고리즘을 동일 데이터·동일 지표 기준으로 비교할 수 있도록 지원하여, 4.1절에서 정의한 평가 지표(Silhouette, CH, DB 등)를 실험 단계에서 일관되게 적용하는 데 핵심적인 역할을 하였다.</w:t>
       </w:r>
     </w:p>
     <w:p/>
@@ -4935,9 +5481,19 @@
       <w:pPr>
         <w:pStyle w:val="3"/>
       </w:pPr>
-      <w:r>
-        <w:t>4.2.3 데이터 로드 및 텍스트 전처리 전략</w:t>
-      </w:r>
+      <w:bookmarkStart w:id="8" w:name="_Toc216711682"/>
+      <w:r>
+        <w:t xml:space="preserve">4.2.3 데이터 로드 및 텍스트 </w:t>
+      </w:r>
+      <w:proofErr w:type="spellStart"/>
+      <w:r>
+        <w:t>전처리</w:t>
+      </w:r>
+      <w:proofErr w:type="spellEnd"/>
+      <w:r>
+        <w:t xml:space="preserve"> 전략</w:t>
+      </w:r>
+      <w:bookmarkEnd w:id="8"/>
     </w:p>
     <w:p>
       <w:pPr>
@@ -4949,7 +5505,23 @@
     </w:p>
     <w:p>
       <w:r>
-        <w:t>Opinion Review 원본 데이터는 `/data` 디렉토리에 저장된 다수의 `.data` 파일로 구성되며, 본 프로젝트에서는 `utils.preprocessing.load_file_data()` 함수를 통해 해당 파일들을 일괄 로드하였다.</w:t>
+        <w:t>Opinion Review 원본 데이터는 `/data` 디렉토리에 저장된 다수의 `.data` 파일로 구성되며, 본 프로젝트에서는 `</w:t>
+      </w:r>
+      <w:proofErr w:type="spellStart"/>
+      <w:r>
+        <w:t>utils.preprocessing.load_file_data</w:t>
+      </w:r>
+      <w:proofErr w:type="spellEnd"/>
+      <w:r>
+        <w:t xml:space="preserve">()` 함수를 통해 해당 파일들을 일괄 </w:t>
+      </w:r>
+      <w:proofErr w:type="spellStart"/>
+      <w:r>
+        <w:t>로드하였다</w:t>
+      </w:r>
+      <w:proofErr w:type="spellEnd"/>
+      <w:r>
+        <w:t>.</w:t>
       </w:r>
     </w:p>
     <w:p>
@@ -4980,7 +5552,23 @@
         <w:ind w:leftChars="0"/>
       </w:pPr>
       <w:r>
-        <w:t>`opinion_text`: 파일 내용을 `opinion_text` 컬럼에 적재하여 문서 단위 데이터프레임 형태로 통합하였다.</w:t>
+        <w:t>`</w:t>
+      </w:r>
+      <w:proofErr w:type="spellStart"/>
+      <w:r>
+        <w:t>opinion_text</w:t>
+      </w:r>
+      <w:proofErr w:type="spellEnd"/>
+      <w:r>
+        <w:t>`: 파일 내용을 `</w:t>
+      </w:r>
+      <w:proofErr w:type="spellStart"/>
+      <w:r>
+        <w:t>opinion_text</w:t>
+      </w:r>
+      <w:proofErr w:type="spellEnd"/>
+      <w:r>
+        <w:t>` 컬럼에 적재하여 문서 단위 데이터프레임 형태로 통합하였다.</w:t>
       </w:r>
     </w:p>
     <w:p>
@@ -4994,17 +5582,81 @@
       </w:pPr>
       <w:r>
         <w:lastRenderedPageBreak/>
-        <w:t>4.2.3.2 전처리 로직의 표준화: TextPreprocessor 설계</w:t>
-      </w:r>
-    </w:p>
-    <w:p>
-      <w:r>
-        <w:t>Opinion Review 데이터는 비정형 텍스트로 구성되어 있으므로, 군집화 이전에 텍스트 노이즈를 제거하고 표현을 정규화하는 과정이 필수적이다.</w:t>
-      </w:r>
-    </w:p>
-    <w:p>
-      <w:r>
-        <w:t>본 프로젝트의 전처리는 `TextPreprocessor` 클래스로 캡슐화하여, 모든 실험에서 동일한 규칙이 적용되도록 표준화하였다. 전처리의 목적은 군집화/토픽모델링 단계에서 문서 간 거리 계산이 안정적으로 수행되도록 노이즈를 제거하고 표현을 정규화하는 데 있다. 주요 전처리 단계는 다음과 같다.</w:t>
+        <w:t xml:space="preserve">4.2.3.2 </w:t>
+      </w:r>
+      <w:proofErr w:type="spellStart"/>
+      <w:r>
+        <w:t>전처리</w:t>
+      </w:r>
+      <w:proofErr w:type="spellEnd"/>
+      <w:r>
+        <w:t xml:space="preserve"> 로직의 표준화: </w:t>
+      </w:r>
+      <w:proofErr w:type="spellStart"/>
+      <w:r>
+        <w:t>TextPreprocessor</w:t>
+      </w:r>
+      <w:proofErr w:type="spellEnd"/>
+      <w:r>
+        <w:t xml:space="preserve"> 설계</w:t>
+      </w:r>
+    </w:p>
+    <w:p>
+      <w:r>
+        <w:t xml:space="preserve">Opinion Review 데이터는 비정형 텍스트로 구성되어 있으므로, 군집화 이전에 텍스트 노이즈를 제거하고 표현을 </w:t>
+      </w:r>
+      <w:proofErr w:type="spellStart"/>
+      <w:r>
+        <w:t>정규화하는</w:t>
+      </w:r>
+      <w:proofErr w:type="spellEnd"/>
+      <w:r>
+        <w:t xml:space="preserve"> 과정이 필수적이다.</w:t>
+      </w:r>
+    </w:p>
+    <w:p>
+      <w:r>
+        <w:t>본 프로젝트의 전처리는 `</w:t>
+      </w:r>
+      <w:proofErr w:type="spellStart"/>
+      <w:r>
+        <w:t>TextPreprocessor</w:t>
+      </w:r>
+      <w:proofErr w:type="spellEnd"/>
+      <w:r>
+        <w:t xml:space="preserve">` 클래스로 </w:t>
+      </w:r>
+      <w:proofErr w:type="spellStart"/>
+      <w:r>
+        <w:t>캡슐화하여</w:t>
+      </w:r>
+      <w:proofErr w:type="spellEnd"/>
+      <w:r>
+        <w:t xml:space="preserve">, 모든 실험에서 동일한 규칙이 적용되도록 </w:t>
+      </w:r>
+      <w:proofErr w:type="spellStart"/>
+      <w:r>
+        <w:t>표준화하였다</w:t>
+      </w:r>
+      <w:proofErr w:type="spellEnd"/>
+      <w:r>
+        <w:t xml:space="preserve">. 전처리의 목적은 군집화/토픽모델링 단계에서 문서 간 거리 계산이 안정적으로 수행되도록 노이즈를 제거하고 표현을 </w:t>
+      </w:r>
+      <w:proofErr w:type="spellStart"/>
+      <w:r>
+        <w:t>정규화하는</w:t>
+      </w:r>
+      <w:proofErr w:type="spellEnd"/>
+      <w:r>
+        <w:t xml:space="preserve"> 데 있다. 주요 </w:t>
+      </w:r>
+      <w:proofErr w:type="spellStart"/>
+      <w:r>
+        <w:t>전처리</w:t>
+      </w:r>
+      <w:proofErr w:type="spellEnd"/>
+      <w:r>
+        <w:t xml:space="preserve"> 단계는 다음과 같다.</w:t>
       </w:r>
     </w:p>
     <w:p>
@@ -5017,7 +5669,23 @@
         <w:ind w:leftChars="0"/>
       </w:pPr>
       <w:r>
-        <w:t>HTML 태그 제거: BeautifulSoup 기반 텍스트 추출(`remove_html=True`)</w:t>
+        <w:t xml:space="preserve">HTML 태그 제거: </w:t>
+      </w:r>
+      <w:proofErr w:type="spellStart"/>
+      <w:r>
+        <w:t>BeautifulSoup</w:t>
+      </w:r>
+      <w:proofErr w:type="spellEnd"/>
+      <w:r>
+        <w:t xml:space="preserve"> 기반 텍스트 추출(`</w:t>
+      </w:r>
+      <w:proofErr w:type="spellStart"/>
+      <w:r>
+        <w:t>remove_html</w:t>
+      </w:r>
+      <w:proofErr w:type="spellEnd"/>
+      <w:r>
+        <w:t>=True`)</w:t>
       </w:r>
     </w:p>
     <w:p>
@@ -5030,7 +5698,15 @@
         <w:ind w:leftChars="0"/>
       </w:pPr>
       <w:r>
-        <w:t>URL 제거: 정규표현식 기반 http(s), www 패턴 제거(`remove_urls=True`)</w:t>
+        <w:t>URL 제거: 정규표현식 기반 http(s), www 패턴 제거(`</w:t>
+      </w:r>
+      <w:proofErr w:type="spellStart"/>
+      <w:r>
+        <w:t>remove_urls</w:t>
+      </w:r>
+      <w:proofErr w:type="spellEnd"/>
+      <w:r>
+        <w:t>=True`)</w:t>
       </w:r>
     </w:p>
     <w:p>
@@ -5043,7 +5719,15 @@
         <w:ind w:leftChars="0"/>
       </w:pPr>
       <w:r>
-        <w:t>이메일 제거: 이메일 패턴 제거(`remove_emails=True`)</w:t>
+        <w:t>이메일 제거: 이메일 패턴 제거(`</w:t>
+      </w:r>
+      <w:proofErr w:type="spellStart"/>
+      <w:r>
+        <w:t>remove_emails</w:t>
+      </w:r>
+      <w:proofErr w:type="spellEnd"/>
+      <w:r>
+        <w:t>=True`)</w:t>
       </w:r>
     </w:p>
     <w:p>
@@ -5056,7 +5740,15 @@
         <w:ind w:leftChars="0"/>
       </w:pPr>
       <w:r>
-        <w:t>숫자 제거: 숫자 문자열 제거(`remove_numbers=True`)</w:t>
+        <w:t>숫자 제거: 숫자 문자열 제거(`</w:t>
+      </w:r>
+      <w:proofErr w:type="spellStart"/>
+      <w:r>
+        <w:t>remove_numbers</w:t>
+      </w:r>
+      <w:proofErr w:type="spellEnd"/>
+      <w:r>
+        <w:t>=True`)</w:t>
       </w:r>
     </w:p>
     <w:p>
@@ -5082,7 +5774,15 @@
         <w:ind w:leftChars="0"/>
       </w:pPr>
       <w:r>
-        <w:t>구두점/특수문자 제거: `[^\\w\\s]` 패턴을 공백으로 치환(`remove_punctuation=True`)</w:t>
+        <w:t>구두점/특수문자 제거: `[^\\w\\s]` 패턴을 공백으로 치환(`</w:t>
+      </w:r>
+      <w:proofErr w:type="spellStart"/>
+      <w:r>
+        <w:t>remove_punctuation</w:t>
+      </w:r>
+      <w:proofErr w:type="spellEnd"/>
+      <w:r>
+        <w:t>=True`)</w:t>
       </w:r>
     </w:p>
     <w:p>
@@ -5108,7 +5808,23 @@
         <w:ind w:leftChars="0"/>
       </w:pPr>
       <w:r>
-        <w:t>토큰화(Tokenization) : 기본적으로 NLTK `word_tokenize` 사용(예외 시 split fallback)</w:t>
+        <w:t>토큰화(Tokenization</w:t>
+      </w:r>
+      <w:proofErr w:type="gramStart"/>
+      <w:r>
+        <w:t>) :</w:t>
+      </w:r>
+      <w:proofErr w:type="gramEnd"/>
+      <w:r>
+        <w:t xml:space="preserve"> 기본적으로 NLTK `</w:t>
+      </w:r>
+      <w:proofErr w:type="spellStart"/>
+      <w:r>
+        <w:t>word_tokenize</w:t>
+      </w:r>
+      <w:proofErr w:type="spellEnd"/>
+      <w:r>
+        <w:t>` 사용(예외 시 split fallback)</w:t>
       </w:r>
     </w:p>
     <w:p>
@@ -5120,8 +5836,37 @@
         </w:numPr>
         <w:ind w:leftChars="0"/>
       </w:pPr>
-      <w:r>
-        <w:t>불용어 제거(Stopwords): NLTK English stopwords 기반 제거(`remove_stopwords=True`)</w:t>
+      <w:proofErr w:type="spellStart"/>
+      <w:r>
+        <w:t>불용어</w:t>
+      </w:r>
+      <w:proofErr w:type="spellEnd"/>
+      <w:r>
+        <w:t xml:space="preserve"> 제거(</w:t>
+      </w:r>
+      <w:proofErr w:type="spellStart"/>
+      <w:r>
+        <w:t>Stopwords</w:t>
+      </w:r>
+      <w:proofErr w:type="spellEnd"/>
+      <w:r>
+        <w:t xml:space="preserve">): NLTK English </w:t>
+      </w:r>
+      <w:proofErr w:type="spellStart"/>
+      <w:r>
+        <w:t>stopwords</w:t>
+      </w:r>
+      <w:proofErr w:type="spellEnd"/>
+      <w:r>
+        <w:t xml:space="preserve"> 기반 제거(`</w:t>
+      </w:r>
+      <w:proofErr w:type="spellStart"/>
+      <w:r>
+        <w:t>remove_stopwords</w:t>
+      </w:r>
+      <w:proofErr w:type="spellEnd"/>
+      <w:r>
+        <w:t>=True`)</w:t>
       </w:r>
     </w:p>
     <w:p>
@@ -5134,7 +5879,15 @@
         <w:ind w:leftChars="0"/>
       </w:pPr>
       <w:r>
-        <w:t>최소 토큰 길이 필터링: `min_word_length=2` 미만 토큰 제거</w:t>
+        <w:t>최소 토큰 길이 필터링: `</w:t>
+      </w:r>
+      <w:proofErr w:type="spellStart"/>
+      <w:r>
+        <w:t>min_word_length</w:t>
+      </w:r>
+      <w:proofErr w:type="spellEnd"/>
+      <w:r>
+        <w:t>=2` 미만 토큰 제거</w:t>
       </w:r>
     </w:p>
     <w:p>
@@ -5147,7 +5900,23 @@
         <w:ind w:leftChars="0"/>
       </w:pPr>
       <w:r>
-        <w:t>표제어 추출(Lemmatization): 기본값으로 WordNetLemmatizer 적용(`use_lemmatization=True`)</w:t>
+        <w:t xml:space="preserve">표제어 추출(Lemmatization): 기본값으로 </w:t>
+      </w:r>
+      <w:proofErr w:type="spellStart"/>
+      <w:r>
+        <w:t>WordNetLemmatizer</w:t>
+      </w:r>
+      <w:proofErr w:type="spellEnd"/>
+      <w:r>
+        <w:t xml:space="preserve"> 적용(`</w:t>
+      </w:r>
+      <w:proofErr w:type="spellStart"/>
+      <w:r>
+        <w:t>use_lemmatization</w:t>
+      </w:r>
+      <w:proofErr w:type="spellEnd"/>
+      <w:r>
+        <w:t>=True`)</w:t>
       </w:r>
     </w:p>
     <w:p>
@@ -5158,7 +5927,71 @@
     <w:p>
       <w:r>
         <w:lastRenderedPageBreak/>
-        <w:t>이와 같은 전처리 파이프라인은 `TextPreprocessor.preprocess_text()`에서 단일 텍스트에 적용되며, `preprocess_dataframe()`을 통해 데이터프레임 전체에 일괄 적용된다. 전처리 결과는 `processed_text` 컬럼으로 저장하여, 이후 벡터화(TF-IDF/Count)와 PyCaret 기반 군집화 비교 실험이 동일 입력을 사용하도록 구성하였다. 이러한 전처리 수준은 단순한 텍스트 정제가 아니라,문서 간 거리 계산과 군집 품질 평가의 안정성을 확보하기 위한 최소한의 정규화 단계로 설계되었다.</w:t>
+        <w:t xml:space="preserve">이와 같은 </w:t>
+      </w:r>
+      <w:proofErr w:type="spellStart"/>
+      <w:r>
+        <w:t>전처리</w:t>
+      </w:r>
+      <w:proofErr w:type="spellEnd"/>
+      <w:r>
+        <w:t xml:space="preserve"> 파이프라인은 `</w:t>
+      </w:r>
+      <w:proofErr w:type="spellStart"/>
+      <w:r>
+        <w:t>TextPreprocessor.preprocess_text</w:t>
+      </w:r>
+      <w:proofErr w:type="spellEnd"/>
+      <w:r>
+        <w:t>()`에서 단일 텍스트에 적용되며, `</w:t>
+      </w:r>
+      <w:proofErr w:type="spellStart"/>
+      <w:r>
+        <w:t>preprocess_dataframe</w:t>
+      </w:r>
+      <w:proofErr w:type="spellEnd"/>
+      <w:r>
+        <w:t xml:space="preserve">()`을 통해 데이터프레임 전체에 일괄 적용된다. </w:t>
+      </w:r>
+      <w:proofErr w:type="spellStart"/>
+      <w:r>
+        <w:t>전처리</w:t>
+      </w:r>
+      <w:proofErr w:type="spellEnd"/>
+      <w:r>
+        <w:t xml:space="preserve"> 결과는 `</w:t>
+      </w:r>
+      <w:proofErr w:type="spellStart"/>
+      <w:r>
+        <w:t>processed_text</w:t>
+      </w:r>
+      <w:proofErr w:type="spellEnd"/>
+      <w:r>
+        <w:t xml:space="preserve">` 컬럼으로 저장하여, 이후 벡터화(TF-IDF/Count)와 </w:t>
+      </w:r>
+      <w:proofErr w:type="spellStart"/>
+      <w:r>
+        <w:t>PyCaret</w:t>
+      </w:r>
+      <w:proofErr w:type="spellEnd"/>
+      <w:r>
+        <w:t xml:space="preserve"> 기반 군집화 비교 실험이 동일 입력을 사용하도록 구성하였다. 이러한 </w:t>
+      </w:r>
+      <w:proofErr w:type="spellStart"/>
+      <w:r>
+        <w:t>전처리</w:t>
+      </w:r>
+      <w:proofErr w:type="spellEnd"/>
+      <w:r>
+        <w:t xml:space="preserve"> 수준은 단순한 텍스트 정제가 </w:t>
+      </w:r>
+      <w:proofErr w:type="gramStart"/>
+      <w:r>
+        <w:t>아니라,문서</w:t>
+      </w:r>
+      <w:proofErr w:type="gramEnd"/>
+      <w:r>
+        <w:t xml:space="preserve"> 간 거리 계산과 군집 품질 평가의 안정성을 확보하기 위한 최소한의 정규화 단계로 설계되었다.</w:t>
       </w:r>
     </w:p>
     <w:p/>
@@ -5167,17 +6000,62 @@
         <w:pStyle w:val="4"/>
       </w:pPr>
       <w:r>
-        <w:t>4.2.3.3 품질 관리: 빈 문서 제거 및 전처리 통계 기록</w:t>
-      </w:r>
-    </w:p>
-    <w:p>
-      <w:r>
-        <w:t>전처리 이후에는 내용이 비어버린 문서(Empty document)를 자동으로 제거하여 군집화 품질 저하를 방지하였다. 구현상 `processed_text`가 공백/빈 문자열인 문서를 마스킹하여 제거하고 인덱스를 재정렬한다.</w:t>
-      </w:r>
-    </w:p>
-    <w:p>
-      <w:r>
-        <w:t>또한 전처리 과정에서 다음과 같은 통계 정보를 수집하여(클래스 내부 `stats`) 데이터 품질을 점검할 수 있도록 설계하였다.</w:t>
+        <w:t xml:space="preserve">4.2.3.3 품질 관리: 빈 문서 제거 및 </w:t>
+      </w:r>
+      <w:proofErr w:type="spellStart"/>
+      <w:r>
+        <w:t>전처리</w:t>
+      </w:r>
+      <w:proofErr w:type="spellEnd"/>
+      <w:r>
+        <w:t xml:space="preserve"> 통계 기록</w:t>
+      </w:r>
+    </w:p>
+    <w:p>
+      <w:proofErr w:type="spellStart"/>
+      <w:r>
+        <w:t>전처리</w:t>
+      </w:r>
+      <w:proofErr w:type="spellEnd"/>
+      <w:r>
+        <w:t xml:space="preserve"> 이후에는 내용이 </w:t>
+      </w:r>
+      <w:proofErr w:type="spellStart"/>
+      <w:r>
+        <w:t>비어버린</w:t>
+      </w:r>
+      <w:proofErr w:type="spellEnd"/>
+      <w:r>
+        <w:t xml:space="preserve"> 문서(Empty document)를 자동으로 제거하여 군집화 품질 저하를 방지하였다. 구현상 `</w:t>
+      </w:r>
+      <w:proofErr w:type="spellStart"/>
+      <w:r>
+        <w:t>processed_text</w:t>
+      </w:r>
+      <w:proofErr w:type="spellEnd"/>
+      <w:r>
+        <w:t xml:space="preserve">`가 공백/빈 문자열인 문서를 </w:t>
+      </w:r>
+      <w:proofErr w:type="spellStart"/>
+      <w:r>
+        <w:t>마스킹하여</w:t>
+      </w:r>
+      <w:proofErr w:type="spellEnd"/>
+      <w:r>
+        <w:t xml:space="preserve"> 제거하고 인덱스를 재정렬한다.</w:t>
+      </w:r>
+    </w:p>
+    <w:p>
+      <w:r>
+        <w:t xml:space="preserve">또한 </w:t>
+      </w:r>
+      <w:proofErr w:type="spellStart"/>
+      <w:r>
+        <w:t>전처리</w:t>
+      </w:r>
+      <w:proofErr w:type="spellEnd"/>
+      <w:r>
+        <w:t xml:space="preserve"> 과정에서 다음과 같은 통계 정보를 수집하여(클래스 내부 `stats`) 데이터 품질을 점검할 수 있도록 설계하였다.</w:t>
       </w:r>
     </w:p>
     <w:p>
@@ -5190,7 +6068,15 @@
         <w:ind w:leftChars="0"/>
       </w:pPr>
       <w:r>
-        <w:t>원본 문서 수(`original_docs`)</w:t>
+        <w:t>원본 문서 수(`</w:t>
+      </w:r>
+      <w:proofErr w:type="spellStart"/>
+      <w:r>
+        <w:t>original_docs</w:t>
+      </w:r>
+      <w:proofErr w:type="spellEnd"/>
+      <w:r>
+        <w:t>`)</w:t>
       </w:r>
     </w:p>
     <w:p>
@@ -5202,8 +6088,21 @@
         </w:numPr>
         <w:ind w:leftChars="0"/>
       </w:pPr>
-      <w:r>
-        <w:t>전처리 후 빈 문서로 제거된 수(`empty_after_preprocessing`)</w:t>
+      <w:proofErr w:type="spellStart"/>
+      <w:r>
+        <w:t>전처리</w:t>
+      </w:r>
+      <w:proofErr w:type="spellEnd"/>
+      <w:r>
+        <w:t xml:space="preserve"> 후 빈 문서로 제거된 수(`</w:t>
+      </w:r>
+      <w:proofErr w:type="spellStart"/>
+      <w:r>
+        <w:t>empty_after_preprocessing</w:t>
+      </w:r>
+      <w:proofErr w:type="spellEnd"/>
+      <w:r>
+        <w:t>`)</w:t>
       </w:r>
     </w:p>
     <w:p>
@@ -5215,13 +6114,74 @@
         </w:numPr>
         <w:ind w:leftChars="0"/>
       </w:pPr>
-      <w:r>
-        <w:t>전처리 후 평균 단어 수(`avg_words_after`)</w:t>
-      </w:r>
-    </w:p>
-    <w:p>
-      <w:r>
-        <w:t>이 통계는 실험 반복 과정에서 “전처리 옵션 변경 → 데이터 유효 문서 수 변화 → 군집 성능 변화”를 추적하는 근거로 활용할 수 있어, AutoML 기반 반복 실험(다양한 알고리즘 비교)의 신뢰성을 높이는 장치로 기능하며, PyCaret 기반 AutoML 환경에서 알고리즘 변경에 따른 성능 차이가 전처리 편차가 아닌 모델 특성에서 기인했음을 보장하는 근거로 활용된다.</w:t>
+      <w:proofErr w:type="spellStart"/>
+      <w:r>
+        <w:t>전처리</w:t>
+      </w:r>
+      <w:proofErr w:type="spellEnd"/>
+      <w:r>
+        <w:t xml:space="preserve"> 후 평균 단어 수(`</w:t>
+      </w:r>
+      <w:proofErr w:type="spellStart"/>
+      <w:r>
+        <w:t>avg_words_after</w:t>
+      </w:r>
+      <w:proofErr w:type="spellEnd"/>
+      <w:r>
+        <w:t>`)</w:t>
+      </w:r>
+    </w:p>
+    <w:p>
+      <w:r>
+        <w:t>이 통계는 실험 반복 과정에서 “</w:t>
+      </w:r>
+      <w:proofErr w:type="spellStart"/>
+      <w:r>
+        <w:t>전처리</w:t>
+      </w:r>
+      <w:proofErr w:type="spellEnd"/>
+      <w:r>
+        <w:t xml:space="preserve"> 옵션 변경 → 데이터 유효 문서 수 변화 → 군집 성능 변화”</w:t>
+      </w:r>
+      <w:proofErr w:type="spellStart"/>
+      <w:r>
+        <w:t>를</w:t>
+      </w:r>
+      <w:proofErr w:type="spellEnd"/>
+      <w:r>
+        <w:t xml:space="preserve"> 추적하는 근거로 활용할 수 있어, </w:t>
+      </w:r>
+      <w:proofErr w:type="spellStart"/>
+      <w:r>
+        <w:t>AutoML</w:t>
+      </w:r>
+      <w:proofErr w:type="spellEnd"/>
+      <w:r>
+        <w:t xml:space="preserve"> 기반 반복 실험(다양한 알고리즘 비교)의 신뢰성을 높이는 장치로 기능하며, </w:t>
+      </w:r>
+      <w:proofErr w:type="spellStart"/>
+      <w:r>
+        <w:t>PyCaret</w:t>
+      </w:r>
+      <w:proofErr w:type="spellEnd"/>
+      <w:r>
+        <w:t xml:space="preserve"> 기반 </w:t>
+      </w:r>
+      <w:proofErr w:type="spellStart"/>
+      <w:r>
+        <w:t>AutoML</w:t>
+      </w:r>
+      <w:proofErr w:type="spellEnd"/>
+      <w:r>
+        <w:t xml:space="preserve"> 환경에서 알고리즘 변경에 따른 성능 차이가 </w:t>
+      </w:r>
+      <w:proofErr w:type="spellStart"/>
+      <w:r>
+        <w:t>전처리</w:t>
+      </w:r>
+      <w:proofErr w:type="spellEnd"/>
+      <w:r>
+        <w:t xml:space="preserve"> 편차가 아닌 모델 특성에서 기인했음을 보장하는 근거로 활용된다.</w:t>
       </w:r>
     </w:p>
     <w:p/>
@@ -5230,16 +6190,61 @@
         <w:pStyle w:val="4"/>
       </w:pPr>
       <w:r>
-        <w:t>4.2.3.4 기본 전처리 실행 함수 및 확장 가능성</w:t>
-      </w:r>
-    </w:p>
-    <w:p>
-      <w:r>
-        <w:t xml:space="preserve">본 프로젝트에서는 `get_default_data()` 함수를 통해 데이터 로드 + 기본 전처리를 일괄 수행하도록 구성하였다. 기본 설정은 HTML/URL/이메일/숫자/구두점 제거, 소문자 변환, </w:t>
-      </w:r>
+        <w:t xml:space="preserve">4.2.3.4 기본 </w:t>
+      </w:r>
+      <w:proofErr w:type="spellStart"/>
+      <w:r>
+        <w:t>전처리</w:t>
+      </w:r>
+      <w:proofErr w:type="spellEnd"/>
+      <w:r>
+        <w:t xml:space="preserve"> 실행 함수 및 확장 가능성</w:t>
+      </w:r>
+    </w:p>
+    <w:p>
+      <w:r>
+        <w:t>본 프로젝트에서는 `</w:t>
+      </w:r>
+      <w:proofErr w:type="spellStart"/>
+      <w:r>
+        <w:t>get_default_data</w:t>
+      </w:r>
+      <w:proofErr w:type="spellEnd"/>
+      <w:r>
+        <w:t xml:space="preserve">()` 함수를 통해 데이터 로드 + 기본 전처리를 일괄 수행하도록 구성하였다. 기본 설정은 HTML/URL/이메일/숫자/구두점 제거, 소문자 변환, </w:t>
+      </w:r>
+      <w:proofErr w:type="spellStart"/>
       <w:r>
         <w:lastRenderedPageBreak/>
-        <w:t>불용어 제거, Lemmatization을 포함하며, 필요 시 사용자 정의 불용어(`get_custom_stopwords`)를 추가하여 도메인 특화 정제도 확장 가능하도록 설계하였다.</w:t>
+        <w:t>불용어</w:t>
+      </w:r>
+      <w:proofErr w:type="spellEnd"/>
+      <w:r>
+        <w:t xml:space="preserve"> 제거, Lemmatization을 포함하며, 필요 시 사용자 정의 </w:t>
+      </w:r>
+      <w:proofErr w:type="spellStart"/>
+      <w:r>
+        <w:t>불용어</w:t>
+      </w:r>
+      <w:proofErr w:type="spellEnd"/>
+      <w:r>
+        <w:t>(`</w:t>
+      </w:r>
+      <w:proofErr w:type="spellStart"/>
+      <w:r>
+        <w:t>get_custom_stopwords</w:t>
+      </w:r>
+      <w:proofErr w:type="spellEnd"/>
+      <w:r>
+        <w:t>`)</w:t>
+      </w:r>
+      <w:proofErr w:type="spellStart"/>
+      <w:r>
+        <w:t>를</w:t>
+      </w:r>
+      <w:proofErr w:type="spellEnd"/>
+      <w:r>
+        <w:t xml:space="preserve"> 추가하여 도메인 특화 정제도 확장 가능하도록 설계하였다.</w:t>
       </w:r>
     </w:p>
     <w:p/>
@@ -5247,13 +6252,23 @@
       <w:pPr>
         <w:pStyle w:val="3"/>
       </w:pPr>
+      <w:bookmarkStart w:id="9" w:name="_Toc216711683"/>
       <w:r>
         <w:t>4.2.4 벡터화 전략: TF-IDF vs Count 기반 표현</w:t>
       </w:r>
-    </w:p>
-    <w:p>
-      <w:r>
-        <w:t>본 프로젝트에서는 전처리 이후 문서 표현 방식에 따라 군집 결과가 어떻게 달라지는지를 비교하기 위해, 두 가지 벡터화 방식을 병행하여 사용하였다.</w:t>
+      <w:bookmarkEnd w:id="9"/>
+    </w:p>
+    <w:p>
+      <w:r>
+        <w:t xml:space="preserve">본 프로젝트에서는 </w:t>
+      </w:r>
+      <w:proofErr w:type="spellStart"/>
+      <w:r>
+        <w:t>전처리</w:t>
+      </w:r>
+      <w:proofErr w:type="spellEnd"/>
+      <w:r>
+        <w:t xml:space="preserve"> 이후 문서 표현 방식에 따라 군집 결과가 어떻게 달라지는지를 비교하기 위해, 두 가지 벡터화 방식을 병행하여 사용하였다.</w:t>
       </w:r>
     </w:p>
     <w:p>
@@ -5304,9 +6319,11 @@
         </w:numPr>
         <w:ind w:leftChars="0"/>
       </w:pPr>
+      <w:proofErr w:type="spellStart"/>
       <w:r>
         <w:t>CountVectorizer</w:t>
       </w:r>
+      <w:proofErr w:type="spellEnd"/>
     </w:p>
     <w:p>
       <w:pPr>
@@ -5336,7 +6353,15 @@
     </w:p>
     <w:p>
       <w:r>
-        <w:t>이는 4.1절에서 설정한 “전처리 및 벡터화 기법 비교”라는 프로젝트 목표를 실험적으로 검증하기 위한 설계이며, 이후 장에서 벡터화 방식에 따른 군집 및 토픽 모델링 결과 차이를 비교 분석한다.</w:t>
+        <w:t>이는 4.1절에서 설정한 “</w:t>
+      </w:r>
+      <w:proofErr w:type="spellStart"/>
+      <w:r>
+        <w:t>전처리</w:t>
+      </w:r>
+      <w:proofErr w:type="spellEnd"/>
+      <w:r>
+        <w:t xml:space="preserve"> 및 벡터화 기법 비교”라는 프로젝트 목표를 실험적으로 검증하기 위한 설계이며, 이후 장에서 벡터화 방식에 따른 군집 및 토픽 모델링 결과 차이를 비교 분석한다.</w:t>
       </w:r>
     </w:p>
     <w:p/>
@@ -5344,9 +6369,11 @@
       <w:pPr>
         <w:pStyle w:val="3"/>
       </w:pPr>
+      <w:bookmarkStart w:id="10" w:name="_Toc216711684"/>
       <w:r>
         <w:t>4.2.5 시각화 및 실험 환경 설정</w:t>
       </w:r>
+      <w:bookmarkEnd w:id="10"/>
     </w:p>
     <w:p>
       <w:r>
@@ -5363,7 +6390,15 @@
         <w:ind w:leftChars="0"/>
       </w:pPr>
       <w:r>
-        <w:t>한글 시각화를 위한 Malgun Gothic 폰트 설정</w:t>
+        <w:t xml:space="preserve">한글 시각화를 위한 </w:t>
+      </w:r>
+      <w:proofErr w:type="spellStart"/>
+      <w:r>
+        <w:t>Malgun</w:t>
+      </w:r>
+      <w:proofErr w:type="spellEnd"/>
+      <w:r>
+        <w:t xml:space="preserve"> Gothic 폰트 설정</w:t>
       </w:r>
     </w:p>
     <w:p>
@@ -5401,10 +6436,12 @@
       <w:pPr>
         <w:pStyle w:val="3"/>
       </w:pPr>
+      <w:bookmarkStart w:id="11" w:name="_Toc216711685"/>
       <w:r>
         <w:lastRenderedPageBreak/>
         <w:t>4.2.6 실험 파이프라인 요약</w:t>
       </w:r>
+      <w:bookmarkEnd w:id="11"/>
     </w:p>
     <w:p>
       <w:r>
@@ -5455,7 +6492,15 @@
               <w:ind w:leftChars="17" w:left="36"/>
             </w:pPr>
             <w:r>
-              <w:t>2. 표준화된 텍스트 전처리 수행</w:t>
+              <w:t xml:space="preserve">2. 표준화된 텍스트 </w:t>
+            </w:r>
+            <w:proofErr w:type="spellStart"/>
+            <w:r>
+              <w:t>전처리</w:t>
+            </w:r>
+            <w:proofErr w:type="spellEnd"/>
+            <w:r>
+              <w:t xml:space="preserve"> 수행</w:t>
             </w:r>
           </w:p>
           <w:p>
@@ -5473,7 +6518,15 @@
               <w:ind w:leftChars="17" w:left="36"/>
             </w:pPr>
             <w:r>
-              <w:t>4. PyCaret 기반 군집화 알고리즘 자동 비교</w:t>
+              <w:t xml:space="preserve">4. </w:t>
+            </w:r>
+            <w:proofErr w:type="spellStart"/>
+            <w:r>
+              <w:t>PyCaret</w:t>
+            </w:r>
+            <w:proofErr w:type="spellEnd"/>
+            <w:r>
+              <w:t xml:space="preserve"> 기반 군집화 알고리즘 자동 비교</w:t>
             </w:r>
           </w:p>
           <w:p>
@@ -5521,7 +6574,7 @@
                           <pic:cNvPicPr/>
                         </pic:nvPicPr>
                         <pic:blipFill>
-                          <a:blip r:embed="rId9"/>
+                          <a:blip r:embed="rId11"/>
                           <a:stretch>
                             <a:fillRect/>
                           </a:stretch>
@@ -5567,13 +6620,39 @@
       <w:pPr>
         <w:pStyle w:val="3"/>
       </w:pPr>
+      <w:bookmarkStart w:id="12" w:name="_Toc216711686"/>
       <w:r>
         <w:t>4.2.7 재현성 및 팀 협업 관점에서의 설계 의의</w:t>
       </w:r>
-    </w:p>
-    <w:p>
-      <w:r>
-        <w:t>본 절에서 정의한 환경 구성 및 전처리 전략은 단일 실험을 넘어 반복 가능하고 확장 가능한 분석 구조를 목표로 설계되었다. PyCaret 전용 환경 분리와 설정 파일 공유를 통해 팀원 간 실행 결과의 일관성을 확보하였으며, 표준화된 전처리 모듈을 통해 실험 조건 변경 시에도 비교 가능한 결과를 안정적으로 도출할 수 있었다.</w:t>
+      <w:bookmarkEnd w:id="12"/>
+    </w:p>
+    <w:p>
+      <w:r>
+        <w:t xml:space="preserve">본 절에서 정의한 환경 구성 및 </w:t>
+      </w:r>
+      <w:proofErr w:type="spellStart"/>
+      <w:r>
+        <w:t>전처리</w:t>
+      </w:r>
+      <w:proofErr w:type="spellEnd"/>
+      <w:r>
+        <w:t xml:space="preserve"> 전략은 단일 실험을 넘어 반복 가능하고 확장 가능한 분석 구조를 목표로 설계되었다. </w:t>
+      </w:r>
+      <w:proofErr w:type="spellStart"/>
+      <w:r>
+        <w:t>PyCaret</w:t>
+      </w:r>
+      <w:proofErr w:type="spellEnd"/>
+      <w:r>
+        <w:t xml:space="preserve"> 전용 환경 분리와 설정 파일 공유를 통해 팀원 간 실행 결과의 일관성을 확보하였으며, 표준화된 </w:t>
+      </w:r>
+      <w:proofErr w:type="spellStart"/>
+      <w:r>
+        <w:t>전처리</w:t>
+      </w:r>
+      <w:proofErr w:type="spellEnd"/>
+      <w:r>
+        <w:t xml:space="preserve"> 모듈을 통해 실험 조건 변경 시에도 비교 가능한 결과를 안정적으로 도출할 수 있었다.</w:t>
       </w:r>
     </w:p>
     <w:p/>
@@ -5581,29 +6660,79 @@
       <w:pPr>
         <w:pStyle w:val="3"/>
       </w:pPr>
+      <w:bookmarkStart w:id="13" w:name="_Toc216711687"/>
       <w:r>
         <w:t>4.2.8 요약</w:t>
       </w:r>
-    </w:p>
-    <w:p>
-      <w:r>
-        <w:t>본 절에서는 Opinion Review 데이터 분석을 위한 실험 환경 구성, 전처리 전략, 벡터화 방식 선택을 설명하였다.</w:t>
+      <w:bookmarkEnd w:id="13"/>
+    </w:p>
+    <w:p>
+      <w:r>
+        <w:t xml:space="preserve">본 절에서는 Opinion Review 데이터 분석을 위한 실험 환경 구성, </w:t>
+      </w:r>
+      <w:proofErr w:type="spellStart"/>
+      <w:r>
+        <w:t>전처리</w:t>
+      </w:r>
+      <w:proofErr w:type="spellEnd"/>
+      <w:r>
+        <w:t xml:space="preserve"> 전략, 벡터화 방식 선택을 설명하였다.</w:t>
       </w:r>
     </w:p>
     <w:p>
       <w:r>
         <w:lastRenderedPageBreak/>
-        <w:t>특히 PyCaret 전용 Conda 환경을 분리·공유함으로써 AutoML 기반 대규모 비교 실험을 안정적으로 수행할 수 있는 기반을 마련하였으며, 이후 4.3~4.5절에서 수행되는 토픽 모델링, 군집화, 유사도 분석은 본 절에서 정의한 환경과 전처리 설정을 공통적으로 사용한다.</w:t>
-      </w:r>
-    </w:p>
-    <w:p>
-      <w:r>
-        <w:t>본 절에서 정의한 실험 환경과 전처리·벡터화 설정은 이후 모든 분석 단계의 공통 기반으로 사용된다.</w:t>
-      </w:r>
-    </w:p>
-    <w:p>
-      <w:r>
-        <w:t>다음 장(4.3)에서는 동일한 전처리 결과를 바탕으로 LDA 및 NMF 기반 토픽 모델링을 수행하여,</w:t>
+        <w:t xml:space="preserve">특히 </w:t>
+      </w:r>
+      <w:proofErr w:type="spellStart"/>
+      <w:r>
+        <w:t>PyCaret</w:t>
+      </w:r>
+      <w:proofErr w:type="spellEnd"/>
+      <w:r>
+        <w:t xml:space="preserve"> 전용 Conda 환경을 분리·공유함으로써 </w:t>
+      </w:r>
+      <w:proofErr w:type="spellStart"/>
+      <w:r>
+        <w:t>AutoML</w:t>
+      </w:r>
+      <w:proofErr w:type="spellEnd"/>
+      <w:r>
+        <w:t xml:space="preserve"> 기반 대규모 비교 실험을 안정적으로 수행할 수 있는 기반을 마련하였으며, 이후 4.3~4.5절에서 수행되는 토픽 모델링, 군집화, 유사도 분석은 본 절에서 정의한 환경과 </w:t>
+      </w:r>
+      <w:proofErr w:type="spellStart"/>
+      <w:r>
+        <w:t>전처리</w:t>
+      </w:r>
+      <w:proofErr w:type="spellEnd"/>
+      <w:r>
+        <w:t xml:space="preserve"> 설정을 공통적으로 사용한다.</w:t>
+      </w:r>
+    </w:p>
+    <w:p>
+      <w:r>
+        <w:t xml:space="preserve">본 절에서 정의한 실험 환경과 </w:t>
+      </w:r>
+      <w:proofErr w:type="spellStart"/>
+      <w:r>
+        <w:t>전처리</w:t>
+      </w:r>
+      <w:proofErr w:type="spellEnd"/>
+      <w:r>
+        <w:t>·벡터화 설정은 이후 모든 분석 단계의 공통 기반으로 사용된다.</w:t>
+      </w:r>
+    </w:p>
+    <w:p>
+      <w:r>
+        <w:t xml:space="preserve">다음 장(4.3)에서는 동일한 </w:t>
+      </w:r>
+      <w:proofErr w:type="spellStart"/>
+      <w:r>
+        <w:t>전처리</w:t>
+      </w:r>
+      <w:proofErr w:type="spellEnd"/>
+      <w:r>
+        <w:t xml:space="preserve"> 결과를 바탕으로 LDA 및 NMF 기반 토픽 모델링을 수행하여,</w:t>
       </w:r>
     </w:p>
     <w:p>
@@ -5633,18 +6762,22 @@
       <w:pPr>
         <w:pStyle w:val="2"/>
       </w:pPr>
+      <w:bookmarkStart w:id="14" w:name="_Toc216711688"/>
       <w:r>
         <w:lastRenderedPageBreak/>
         <w:t>4.3 토픽 모델링</w:t>
       </w:r>
+      <w:bookmarkEnd w:id="14"/>
     </w:p>
     <w:p>
       <w:pPr>
         <w:pStyle w:val="3"/>
       </w:pPr>
+      <w:bookmarkStart w:id="15" w:name="_Toc216711689"/>
       <w:r>
         <w:t>4.3.1 LDA (Latent Dirichlet Allocation) 기반 토픽 모델링</w:t>
       </w:r>
+      <w:bookmarkEnd w:id="15"/>
     </w:p>
     <w:p>
       <w:pPr>
@@ -5656,7 +6789,15 @@
     </w:p>
     <w:p>
       <w:r>
-        <w:t>LDA는 통계 기반의 비지도 학습 토픽 모델링 알고리즘으로, 문서 집합에서 잠재적인  토픽을 자동으로 발견하였다. 각 문서는 여러 토픽의 혼합으로, 각 토픽은 여러 단어의 확률 분포로 표현</w:t>
+        <w:t xml:space="preserve">LDA는 통계 기반의 비지도 학습 토픽 모델링 알고리즘으로, 문서 집합에서 </w:t>
+      </w:r>
+      <w:proofErr w:type="gramStart"/>
+      <w:r>
+        <w:t>잠재적인  토픽을</w:t>
+      </w:r>
+      <w:proofErr w:type="gramEnd"/>
+      <w:r>
+        <w:t xml:space="preserve"> 자동으로 발견하였다. 각 문서는 여러 토픽의 혼합으로, 각 토픽은 여러 단어의 확률 분포로 표현</w:t>
       </w:r>
       <w:r>
         <w:rPr>
@@ -5725,12 +6866,22 @@
         <w:pStyle w:val="4"/>
       </w:pPr>
       <w:r>
-        <w:t>4.3.1.2 데이터 전처리</w:t>
-      </w:r>
-    </w:p>
-    <w:p>
-      <w:r>
-        <w:t>전처리 파이프라인</w:t>
+        <w:t xml:space="preserve">4.3.1.2 데이터 </w:t>
+      </w:r>
+      <w:proofErr w:type="spellStart"/>
+      <w:r>
+        <w:t>전처리</w:t>
+      </w:r>
+      <w:proofErr w:type="spellEnd"/>
+    </w:p>
+    <w:p>
+      <w:proofErr w:type="spellStart"/>
+      <w:r>
+        <w:t>전처리</w:t>
+      </w:r>
+      <w:proofErr w:type="spellEnd"/>
+      <w:r>
+        <w:t xml:space="preserve"> 파이프라인</w:t>
       </w:r>
     </w:p>
     <w:tbl>
@@ -5765,17 +6916,68 @@
                 <w:i/>
                 <w:iCs/>
               </w:rPr>
-              <w:t># TextPreprocessor 클래스를 사용한 체계적 전처리</w:t>
-            </w:r>
+              <w:t xml:space="preserve"># </w:t>
+            </w:r>
+            <w:proofErr w:type="spellStart"/>
+            <w:r>
+              <w:rPr>
+                <w:i/>
+                <w:iCs/>
+              </w:rPr>
+              <w:t>TextPreprocessor</w:t>
+            </w:r>
+            <w:proofErr w:type="spellEnd"/>
+            <w:r>
+              <w:rPr>
+                <w:i/>
+                <w:iCs/>
+              </w:rPr>
+              <w:t xml:space="preserve"> 클래스를 사용한 체계적 </w:t>
+            </w:r>
+            <w:proofErr w:type="spellStart"/>
+            <w:r>
+              <w:rPr>
+                <w:i/>
+                <w:iCs/>
+              </w:rPr>
+              <w:t>전처리</w:t>
+            </w:r>
+            <w:proofErr w:type="spellEnd"/>
           </w:p>
           <w:p>
             <w:r>
-              <w:t>preprocessor = TextPreprocessor(</w:t>
-            </w:r>
+              <w:t xml:space="preserve">preprocessor = </w:t>
+            </w:r>
+            <w:proofErr w:type="spellStart"/>
+            <w:proofErr w:type="gramStart"/>
+            <w:r>
+              <w:t>TextPreprocessor</w:t>
+            </w:r>
+            <w:proofErr w:type="spellEnd"/>
+            <w:r>
+              <w:t>(</w:t>
+            </w:r>
+            <w:proofErr w:type="gramEnd"/>
           </w:p>
           <w:p>
             <w:r>
-              <w:t xml:space="preserve">    remove_html=True,       </w:t>
+              <w:t xml:space="preserve">    </w:t>
+            </w:r>
+            <w:proofErr w:type="spellStart"/>
+            <w:r>
+              <w:t>remove_html</w:t>
+            </w:r>
+            <w:proofErr w:type="spellEnd"/>
+            <w:r>
+              <w:t>=</w:t>
+            </w:r>
+            <w:proofErr w:type="gramStart"/>
+            <w:r>
+              <w:t xml:space="preserve">True,   </w:t>
+            </w:r>
+            <w:proofErr w:type="gramEnd"/>
+            <w:r>
+              <w:t xml:space="preserve">    </w:t>
             </w:r>
             <w:r>
               <w:rPr>
@@ -5787,7 +6989,23 @@
           </w:p>
           <w:p>
             <w:r>
-              <w:t xml:space="preserve">    remove_urls=True,        </w:t>
+              <w:t xml:space="preserve">    </w:t>
+            </w:r>
+            <w:proofErr w:type="spellStart"/>
+            <w:r>
+              <w:t>remove_urls</w:t>
+            </w:r>
+            <w:proofErr w:type="spellEnd"/>
+            <w:r>
+              <w:t>=</w:t>
+            </w:r>
+            <w:proofErr w:type="gramStart"/>
+            <w:r>
+              <w:t xml:space="preserve">True,   </w:t>
+            </w:r>
+            <w:proofErr w:type="gramEnd"/>
+            <w:r>
+              <w:t xml:space="preserve">     </w:t>
             </w:r>
             <w:r>
               <w:rPr>
@@ -5799,8 +7017,21 @@
           </w:p>
           <w:p>
             <w:r>
-              <w:t xml:space="preserve">    remove_numbers=True,   </w:t>
-            </w:r>
+              <w:t xml:space="preserve">    </w:t>
+            </w:r>
+            <w:proofErr w:type="spellStart"/>
+            <w:r>
+              <w:t>remove_numbers</w:t>
+            </w:r>
+            <w:proofErr w:type="spellEnd"/>
+            <w:r>
+              <w:t>=</w:t>
+            </w:r>
+            <w:proofErr w:type="gramStart"/>
+            <w:r>
+              <w:t xml:space="preserve">True,   </w:t>
+            </w:r>
+            <w:proofErr w:type="gramEnd"/>
             <w:r>
               <w:rPr>
                 <w:i/>
@@ -5811,7 +7042,15 @@
           </w:p>
           <w:p>
             <w:r>
-              <w:t xml:space="preserve">    lowercase=True,          </w:t>
+              <w:t xml:space="preserve">    lowercase=</w:t>
+            </w:r>
+            <w:proofErr w:type="gramStart"/>
+            <w:r>
+              <w:t xml:space="preserve">True,   </w:t>
+            </w:r>
+            <w:proofErr w:type="gramEnd"/>
+            <w:r>
+              <w:t xml:space="preserve">       </w:t>
             </w:r>
             <w:r>
               <w:rPr>
@@ -5823,19 +7062,63 @@
           </w:p>
           <w:p>
             <w:r>
-              <w:t xml:space="preserve">    remove_stopwords=True,  </w:t>
+              <w:t xml:space="preserve">    </w:t>
+            </w:r>
+            <w:proofErr w:type="spellStart"/>
+            <w:r>
+              <w:t>remove_stopwords</w:t>
+            </w:r>
+            <w:proofErr w:type="spellEnd"/>
+            <w:r>
+              <w:t>=</w:t>
+            </w:r>
+            <w:proofErr w:type="gramStart"/>
+            <w:r>
+              <w:t xml:space="preserve">True,  </w:t>
             </w:r>
             <w:r>
               <w:rPr>
                 <w:i/>
                 <w:iCs/>
               </w:rPr>
-              <w:t># 불용어 제거</w:t>
+              <w:t>#</w:t>
+            </w:r>
+            <w:proofErr w:type="gramEnd"/>
+            <w:r>
+              <w:rPr>
+                <w:i/>
+                <w:iCs/>
+              </w:rPr>
+              <w:t xml:space="preserve"> </w:t>
+            </w:r>
+            <w:proofErr w:type="spellStart"/>
+            <w:r>
+              <w:rPr>
+                <w:i/>
+                <w:iCs/>
+              </w:rPr>
+              <w:t>불용어</w:t>
+            </w:r>
+            <w:proofErr w:type="spellEnd"/>
+            <w:r>
+              <w:rPr>
+                <w:i/>
+                <w:iCs/>
+              </w:rPr>
+              <w:t xml:space="preserve"> 제거</w:t>
             </w:r>
           </w:p>
           <w:p>
             <w:r>
-              <w:t xml:space="preserve">    use_lemmatization=True   </w:t>
+              <w:t xml:space="preserve">    </w:t>
+            </w:r>
+            <w:proofErr w:type="spellStart"/>
+            <w:r>
+              <w:t>use_lemmatization</w:t>
+            </w:r>
+            <w:proofErr w:type="spellEnd"/>
+            <w:r>
+              <w:t xml:space="preserve">=True   </w:t>
             </w:r>
             <w:r>
               <w:rPr>
@@ -5854,8 +7137,13 @@
       </w:tr>
     </w:tbl>
     <w:p>
-      <w:r>
-        <w:t>전처리 결과</w:t>
+      <w:proofErr w:type="spellStart"/>
+      <w:r>
+        <w:t>전처리</w:t>
+      </w:r>
+      <w:proofErr w:type="spellEnd"/>
+      <w:r>
+        <w:t xml:space="preserve"> 결과</w:t>
       </w:r>
     </w:p>
     <w:p>
@@ -5914,9 +7202,14 @@
       <w:pPr>
         <w:ind w:leftChars="100" w:left="210"/>
       </w:pPr>
+      <w:proofErr w:type="spellStart"/>
       <w:r>
         <w:lastRenderedPageBreak/>
-        <w:t>전처리 단계를 통해 HTML 태그, URL, 숫자 등의 노이즈를 제거하고, 영어 불용어를 제거한 후 표제어 추출(Lemmatization)을 적용하여 단어를 기본형으로 통일하였다.</w:t>
+        <w:t>전처리</w:t>
+      </w:r>
+      <w:proofErr w:type="spellEnd"/>
+      <w:r>
+        <w:t xml:space="preserve"> 단계를 통해 HTML 태그, URL, 숫자 등의 노이즈를 제거하고, 영어 불용어를 제거한 후 표제어 추출(Lemmatization)을 적용하여 단어를 기본형으로 통일하였다.</w:t>
       </w:r>
     </w:p>
     <w:p>
@@ -5934,7 +7227,15 @@
     </w:p>
     <w:p>
       <w:r>
-        <w:t>1) Scikit-learn의 CountVectorizer를 사용하여 DTM을 생성했습니다:</w:t>
+        <w:t xml:space="preserve">1) Scikit-learn의 </w:t>
+      </w:r>
+      <w:proofErr w:type="spellStart"/>
+      <w:r>
+        <w:t>CountVectorizer</w:t>
+      </w:r>
+      <w:proofErr w:type="spellEnd"/>
+      <w:r>
+        <w:t>를 사용하여 DTM을 생성했습니다:</w:t>
       </w:r>
     </w:p>
     <w:tbl>
@@ -5965,12 +7266,38 @@
           </w:tcPr>
           <w:p>
             <w:r>
-              <w:t>vectorizer = CountVectorizer(</w:t>
-            </w:r>
+              <w:t xml:space="preserve">vectorizer = </w:t>
+            </w:r>
+            <w:proofErr w:type="spellStart"/>
+            <w:proofErr w:type="gramStart"/>
+            <w:r>
+              <w:t>CountVectorizer</w:t>
+            </w:r>
+            <w:proofErr w:type="spellEnd"/>
+            <w:r>
+              <w:t>(</w:t>
+            </w:r>
+            <w:proofErr w:type="gramEnd"/>
           </w:p>
           <w:p>
             <w:r>
-              <w:t xml:space="preserve">    max_df=0.8,              </w:t>
+              <w:t xml:space="preserve">    </w:t>
+            </w:r>
+            <w:proofErr w:type="spellStart"/>
+            <w:r>
+              <w:t>max_df</w:t>
+            </w:r>
+            <w:proofErr w:type="spellEnd"/>
+            <w:r>
+              <w:t>=0.</w:t>
+            </w:r>
+            <w:proofErr w:type="gramStart"/>
+            <w:r>
+              <w:t xml:space="preserve">8,   </w:t>
+            </w:r>
+            <w:proofErr w:type="gramEnd"/>
+            <w:r>
+              <w:t xml:space="preserve">           </w:t>
             </w:r>
             <w:r>
               <w:rPr>
@@ -5982,7 +7309,23 @@
           </w:p>
           <w:p>
             <w:r>
-              <w:t xml:space="preserve">    min_df=2,                </w:t>
+              <w:t xml:space="preserve">    </w:t>
+            </w:r>
+            <w:proofErr w:type="spellStart"/>
+            <w:r>
+              <w:t>min_df</w:t>
+            </w:r>
+            <w:proofErr w:type="spellEnd"/>
+            <w:r>
+              <w:t>=</w:t>
+            </w:r>
+            <w:proofErr w:type="gramStart"/>
+            <w:r>
+              <w:t xml:space="preserve">2,   </w:t>
+            </w:r>
+            <w:proofErr w:type="gramEnd"/>
+            <w:r>
+              <w:t xml:space="preserve">             </w:t>
             </w:r>
             <w:r>
               <w:rPr>
@@ -5994,26 +7337,99 @@
           </w:p>
           <w:p>
             <w:r>
-              <w:t xml:space="preserve">    stop_words="english",    </w:t>
+              <w:t xml:space="preserve">    </w:t>
+            </w:r>
+            <w:proofErr w:type="spellStart"/>
+            <w:r>
+              <w:t>stop_words</w:t>
+            </w:r>
+            <w:proofErr w:type="spellEnd"/>
+            <w:r>
+              <w:t>="</w:t>
+            </w:r>
+            <w:proofErr w:type="spellStart"/>
+            <w:r>
+              <w:t>english</w:t>
+            </w:r>
+            <w:proofErr w:type="spellEnd"/>
+            <w:proofErr w:type="gramStart"/>
+            <w:r>
+              <w:t xml:space="preserve">",   </w:t>
+            </w:r>
+            <w:proofErr w:type="gramEnd"/>
+            <w:r>
+              <w:t xml:space="preserve"> </w:t>
             </w:r>
             <w:r>
               <w:rPr>
                 <w:i/>
                 <w:iCs/>
               </w:rPr>
-              <w:t># 영어 불용어 제거</w:t>
+              <w:t xml:space="preserve"># 영어 </w:t>
+            </w:r>
+            <w:proofErr w:type="spellStart"/>
+            <w:r>
+              <w:rPr>
+                <w:i/>
+                <w:iCs/>
+              </w:rPr>
+              <w:t>불용어</w:t>
+            </w:r>
+            <w:proofErr w:type="spellEnd"/>
+            <w:r>
+              <w:rPr>
+                <w:i/>
+                <w:iCs/>
+              </w:rPr>
+              <w:t xml:space="preserve"> 제거</w:t>
             </w:r>
           </w:p>
           <w:p>
             <w:r>
-              <w:t xml:space="preserve">    token_pattern="[a-zA-Z\-][a-zA-Z\-]{2,}"  </w:t>
+              <w:t xml:space="preserve">    </w:t>
+            </w:r>
+            <w:proofErr w:type="spellStart"/>
+            <w:r>
+              <w:t>token_pattern</w:t>
+            </w:r>
+            <w:proofErr w:type="spellEnd"/>
+            <w:r>
+              <w:t>="[a-</w:t>
+            </w:r>
+            <w:proofErr w:type="spellStart"/>
+            <w:r>
+              <w:t>zA</w:t>
+            </w:r>
+            <w:proofErr w:type="spellEnd"/>
+            <w:r>
+              <w:t>-Z\-][a-</w:t>
+            </w:r>
+            <w:proofErr w:type="spellStart"/>
+            <w:r>
+              <w:t>zA</w:t>
+            </w:r>
+            <w:proofErr w:type="spellEnd"/>
+            <w:r>
+              <w:t>-Z\-]{2,}</w:t>
+            </w:r>
+            <w:proofErr w:type="gramStart"/>
+            <w:r>
+              <w:t xml:space="preserve">"  </w:t>
             </w:r>
             <w:r>
               <w:rPr>
                 <w:i/>
                 <w:iCs/>
               </w:rPr>
-              <w:t># 최소 3글자 이상</w:t>
+              <w:t>#</w:t>
+            </w:r>
+            <w:proofErr w:type="gramEnd"/>
+            <w:r>
+              <w:rPr>
+                <w:i/>
+                <w:iCs/>
+              </w:rPr>
+              <w:t xml:space="preserve"> 최소 3글자 이상</w:t>
             </w:r>
           </w:p>
           <w:p>
@@ -6038,8 +7454,13 @@
         </w:numPr>
         <w:ind w:leftChars="0"/>
       </w:pPr>
-      <w:r>
-        <w:t>max_df=0.8: 너무 빈번한 일반적 단어 제외</w:t>
+      <w:proofErr w:type="spellStart"/>
+      <w:r>
+        <w:t>max_df</w:t>
+      </w:r>
+      <w:proofErr w:type="spellEnd"/>
+      <w:r>
+        <w:t>=0.8: 너무 빈번한 일반적 단어 제외</w:t>
       </w:r>
     </w:p>
     <w:p>
@@ -6051,8 +7472,13 @@
         </w:numPr>
         <w:ind w:leftChars="0"/>
       </w:pPr>
-      <w:r>
-        <w:t>min_df=2: 희귀 단어 제외로 노이즈 감소</w:t>
+      <w:proofErr w:type="spellStart"/>
+      <w:r>
+        <w:t>min_df</w:t>
+      </w:r>
+      <w:proofErr w:type="spellEnd"/>
+      <w:r>
+        <w:t>=2: 희귀 단어 제외로 노이즈 감소</w:t>
       </w:r>
     </w:p>
     <w:p>
@@ -6064,8 +7490,13 @@
         </w:numPr>
         <w:ind w:leftChars="0"/>
       </w:pPr>
-      <w:r>
-        <w:t>token_pattern: 최소 3글자 제한으로 의미 있는 단어만 선택</w:t>
+      <w:proofErr w:type="spellStart"/>
+      <w:r>
+        <w:t>token_pattern</w:t>
+      </w:r>
+      <w:proofErr w:type="spellEnd"/>
+      <w:r>
+        <w:t>: 최소 3글자 제한으로 의미 있는 단어만 선택</w:t>
       </w:r>
     </w:p>
     <w:p>
@@ -6113,13 +7544,44 @@
             <w:shd w:val="clear" w:color="auto" w:fill="F2F2F2" w:themeFill="background1" w:themeFillShade="F2"/>
           </w:tcPr>
           <w:p>
-            <w:r>
-              <w:t>lda_model = LatentDirichletAllocation(</w:t>
-            </w:r>
+            <w:proofErr w:type="spellStart"/>
+            <w:r>
+              <w:t>lda_model</w:t>
+            </w:r>
+            <w:proofErr w:type="spellEnd"/>
+            <w:r>
+              <w:t xml:space="preserve"> = </w:t>
+            </w:r>
+            <w:proofErr w:type="spellStart"/>
+            <w:proofErr w:type="gramStart"/>
+            <w:r>
+              <w:t>LatentDirichletAllocation</w:t>
+            </w:r>
+            <w:proofErr w:type="spellEnd"/>
+            <w:r>
+              <w:t>(</w:t>
+            </w:r>
+            <w:proofErr w:type="gramEnd"/>
           </w:p>
           <w:p>
             <w:r>
-              <w:t xml:space="preserve">    n_components=6,          </w:t>
+              <w:t xml:space="preserve">    </w:t>
+            </w:r>
+            <w:proofErr w:type="spellStart"/>
+            <w:r>
+              <w:t>n_components</w:t>
+            </w:r>
+            <w:proofErr w:type="spellEnd"/>
+            <w:r>
+              <w:t>=</w:t>
+            </w:r>
+            <w:proofErr w:type="gramStart"/>
+            <w:r>
+              <w:t xml:space="preserve">6,   </w:t>
+            </w:r>
+            <w:proofErr w:type="gramEnd"/>
+            <w:r>
+              <w:t xml:space="preserve">       </w:t>
             </w:r>
             <w:r>
               <w:rPr>
@@ -6131,7 +7593,23 @@
           </w:p>
           <w:p>
             <w:r>
-              <w:t xml:space="preserve">    random_state=23,         </w:t>
+              <w:t xml:space="preserve">    </w:t>
+            </w:r>
+            <w:proofErr w:type="spellStart"/>
+            <w:r>
+              <w:t>random_state</w:t>
+            </w:r>
+            <w:proofErr w:type="spellEnd"/>
+            <w:r>
+              <w:t>=</w:t>
+            </w:r>
+            <w:proofErr w:type="gramStart"/>
+            <w:r>
+              <w:t xml:space="preserve">23,   </w:t>
+            </w:r>
+            <w:proofErr w:type="gramEnd"/>
+            <w:r>
+              <w:t xml:space="preserve">      </w:t>
             </w:r>
             <w:r>
               <w:rPr>
@@ -6143,7 +7621,23 @@
           </w:p>
           <w:p>
             <w:r>
-              <w:t xml:space="preserve">    max_iter=50,             </w:t>
+              <w:t xml:space="preserve">    </w:t>
+            </w:r>
+            <w:proofErr w:type="spellStart"/>
+            <w:r>
+              <w:t>max_iter</w:t>
+            </w:r>
+            <w:proofErr w:type="spellEnd"/>
+            <w:r>
+              <w:t>=</w:t>
+            </w:r>
+            <w:proofErr w:type="gramStart"/>
+            <w:r>
+              <w:t xml:space="preserve">50,   </w:t>
+            </w:r>
+            <w:proofErr w:type="gramEnd"/>
+            <w:r>
+              <w:t xml:space="preserve">          </w:t>
             </w:r>
             <w:r>
               <w:rPr>
@@ -6155,7 +7649,15 @@
           </w:p>
           <w:p>
             <w:r>
-              <w:t xml:space="preserve">    learning_method="online", </w:t>
+              <w:t xml:space="preserve">    </w:t>
+            </w:r>
+            <w:proofErr w:type="spellStart"/>
+            <w:r>
+              <w:t>learning_method</w:t>
+            </w:r>
+            <w:proofErr w:type="spellEnd"/>
+            <w:r>
+              <w:t xml:space="preserve">="online", </w:t>
             </w:r>
             <w:r>
               <w:rPr>
@@ -6167,7 +7669,15 @@
           </w:p>
           <w:p>
             <w:r>
-              <w:t xml:space="preserve">    n_jobs=-1                </w:t>
+              <w:t xml:space="preserve">    </w:t>
+            </w:r>
+            <w:proofErr w:type="spellStart"/>
+            <w:r>
+              <w:t>n_jobs</w:t>
+            </w:r>
+            <w:proofErr w:type="spellEnd"/>
+            <w:r>
+              <w:t xml:space="preserve">=-1                </w:t>
             </w:r>
             <w:r>
               <w:rPr>
@@ -6186,8 +7696,13 @@
       </w:tr>
     </w:tbl>
     <w:p>
-      <w:r>
-        <w:t>하이퍼파라미터 설정:</w:t>
+      <w:proofErr w:type="spellStart"/>
+      <w:r>
+        <w:t>하이퍼파라미터</w:t>
+      </w:r>
+      <w:proofErr w:type="spellEnd"/>
+      <w:r>
+        <w:t xml:space="preserve"> 설정:</w:t>
       </w:r>
     </w:p>
     <w:p>
@@ -6200,7 +7715,15 @@
         <w:ind w:leftChars="0"/>
       </w:pPr>
       <w:r>
-        <w:t xml:space="preserve">토픽 개수(n_components): 6개 </w:t>
+        <w:t>토픽 개수(</w:t>
+      </w:r>
+      <w:proofErr w:type="spellStart"/>
+      <w:r>
+        <w:t>n_components</w:t>
+      </w:r>
+      <w:proofErr w:type="spellEnd"/>
+      <w:r>
+        <w:t xml:space="preserve">): 6개 </w:t>
       </w:r>
     </w:p>
     <w:p>
@@ -6227,7 +7750,15 @@
       </w:pPr>
       <w:r>
         <w:lastRenderedPageBreak/>
-        <w:t>너무 적으면 일반화, 너무 많으면 과적합 위험</w:t>
+        <w:t xml:space="preserve">너무 적으면 일반화, 너무 많으면 </w:t>
+      </w:r>
+      <w:proofErr w:type="spellStart"/>
+      <w:r>
+        <w:t>과적합</w:t>
+      </w:r>
+      <w:proofErr w:type="spellEnd"/>
+      <w:r>
+        <w:t xml:space="preserve"> 위험</w:t>
       </w:r>
     </w:p>
     <w:p>
@@ -7128,7 +8659,15 @@
         </w:rPr>
       </w:pPr>
       <w:r>
-        <w:t>특징 벡터로서의 활용</w:t>
+        <w:t xml:space="preserve">특징 </w:t>
+      </w:r>
+      <w:proofErr w:type="spellStart"/>
+      <w:r>
+        <w:t>벡터로서의</w:t>
+      </w:r>
+      <w:proofErr w:type="spellEnd"/>
+      <w:r>
+        <w:t xml:space="preserve"> 활용</w:t>
       </w:r>
     </w:p>
     <w:p>
@@ -7189,9 +8728,11 @@
       <w:pPr>
         <w:pStyle w:val="3"/>
       </w:pPr>
+      <w:bookmarkStart w:id="16" w:name="_Toc216711690"/>
       <w:r>
         <w:t>4.3.2 NMF (Non-Negative Matrix Factorization) 기반 토픽 모델링</w:t>
       </w:r>
+      <w:bookmarkEnd w:id="16"/>
     </w:p>
     <w:p>
       <w:r>
@@ -7200,7 +8741,23 @@
     </w:p>
     <w:p>
       <w:r>
-        <w:t>NMF는 비음수 행렬 분해 기법으로, 잠재적인 토픽 구조를 발견하는 또 다른 통계 기반의 토픽 모델링 알고리즘입니다. 행렬 X를 두 개의 비음수 행렬 W와 H의 곱으로 분해합니다 (X ≒ W ⅹ H).</w:t>
+        <w:t xml:space="preserve">NMF는 </w:t>
+      </w:r>
+      <w:proofErr w:type="spellStart"/>
+      <w:r>
+        <w:t>비음수</w:t>
+      </w:r>
+      <w:proofErr w:type="spellEnd"/>
+      <w:r>
+        <w:t xml:space="preserve"> 행렬 분해 기법으로, 잠재적인 토픽 구조를 발견하는 또 다른 통계 기반의 토픽 모델링 알고리즘입니다. 행렬 X를 두 개의 </w:t>
+      </w:r>
+      <w:proofErr w:type="spellStart"/>
+      <w:r>
+        <w:t>비음수</w:t>
+      </w:r>
+      <w:proofErr w:type="spellEnd"/>
+      <w:r>
+        <w:t xml:space="preserve"> 행렬 W와 H의 곱으로 분해합니다 (X ≒ W ⅹ H).</w:t>
       </w:r>
     </w:p>
     <w:p>
@@ -7262,7 +8819,15 @@
         </w:numPr>
       </w:pPr>
       <w:r>
-        <w:t>벡터화: TfidfVectorizer 사용</w:t>
+        <w:t xml:space="preserve">벡터화: </w:t>
+      </w:r>
+      <w:proofErr w:type="spellStart"/>
+      <w:r>
+        <w:t>TfidfVectorizer</w:t>
+      </w:r>
+      <w:proofErr w:type="spellEnd"/>
+      <w:r>
+        <w:t xml:space="preserve"> 사용</w:t>
       </w:r>
     </w:p>
     <w:p>
@@ -7272,8 +8837,45 @@
           <w:numId w:val="2"/>
         </w:numPr>
       </w:pPr>
-      <w:r>
-        <w:t>max_df=0.8, min_df=2, 최소 3글자 이상 단어(token_pattern="[a-zA-Z\-][a-zA-Z\-]{2,}") 사용.</w:t>
+      <w:proofErr w:type="spellStart"/>
+      <w:r>
+        <w:t>max_df</w:t>
+      </w:r>
+      <w:proofErr w:type="spellEnd"/>
+      <w:r>
+        <w:t xml:space="preserve">=0.8, </w:t>
+      </w:r>
+      <w:proofErr w:type="spellStart"/>
+      <w:r>
+        <w:t>min_df</w:t>
+      </w:r>
+      <w:proofErr w:type="spellEnd"/>
+      <w:r>
+        <w:t>=2, 최소 3글자 이상 단어(</w:t>
+      </w:r>
+      <w:proofErr w:type="spellStart"/>
+      <w:r>
+        <w:t>token_pattern</w:t>
+      </w:r>
+      <w:proofErr w:type="spellEnd"/>
+      <w:r>
+        <w:t>="[a-</w:t>
+      </w:r>
+      <w:proofErr w:type="spellStart"/>
+      <w:r>
+        <w:t>zA</w:t>
+      </w:r>
+      <w:proofErr w:type="spellEnd"/>
+      <w:r>
+        <w:t>-Z\-][a-</w:t>
+      </w:r>
+      <w:proofErr w:type="spellStart"/>
+      <w:r>
+        <w:t>zA</w:t>
+      </w:r>
+      <w:proofErr w:type="spellEnd"/>
+      <w:r>
+        <w:t>-Z\-]{2,}") 사용.</w:t>
       </w:r>
     </w:p>
     <w:p>
@@ -7285,7 +8887,15 @@
       </w:pPr>
       <w:r>
         <w:lastRenderedPageBreak/>
-        <w:t>모델 하이퍼파라미터:</w:t>
+        <w:t xml:space="preserve">모델 </w:t>
+      </w:r>
+      <w:proofErr w:type="spellStart"/>
+      <w:r>
+        <w:t>하이퍼파라미터</w:t>
+      </w:r>
+      <w:proofErr w:type="spellEnd"/>
+      <w:r>
+        <w:t>:</w:t>
       </w:r>
     </w:p>
     <w:p>
@@ -7295,8 +8905,13 @@
           <w:numId w:val="2"/>
         </w:numPr>
       </w:pPr>
-      <w:r>
-        <w:t>n_components (토픽 개수): 5개</w:t>
+      <w:proofErr w:type="spellStart"/>
+      <w:r>
+        <w:t>n_components</w:t>
+      </w:r>
+      <w:proofErr w:type="spellEnd"/>
+      <w:r>
+        <w:t xml:space="preserve"> (토픽 개수): 5개</w:t>
       </w:r>
     </w:p>
     <w:p>
@@ -7306,8 +8921,21 @@
           <w:numId w:val="2"/>
         </w:numPr>
       </w:pPr>
-      <w:r>
-        <w:t>init="nndsvd": 초기화 방법으로 'Non-negative Double Singular Value Decomposition'을 사용하여 학습 속도와 품질을 향상시켰습니다.</w:t>
+      <w:proofErr w:type="spellStart"/>
+      <w:r>
+        <w:t>init</w:t>
+      </w:r>
+      <w:proofErr w:type="spellEnd"/>
+      <w:r>
+        <w:t>="</w:t>
+      </w:r>
+      <w:proofErr w:type="spellStart"/>
+      <w:r>
+        <w:t>nndsvd</w:t>
+      </w:r>
+      <w:proofErr w:type="spellEnd"/>
+      <w:r>
+        <w:t>": 초기화 방법으로 'Non-negative Double Singular Value Decomposition'을 사용하여 학습 속도와 품질을 향상시켰습니다.</w:t>
       </w:r>
     </w:p>
     <w:p>
@@ -7705,7 +9333,23 @@
                 <w:sz w:val="18"/>
                 <w:szCs w:val="18"/>
               </w:rPr>
-              <w:t>battery, life, performance, ipod, keyboard</w:t>
+              <w:t xml:space="preserve">battery, life, performance, </w:t>
+            </w:r>
+            <w:proofErr w:type="spellStart"/>
+            <w:r>
+              <w:rPr>
+                <w:sz w:val="18"/>
+                <w:szCs w:val="18"/>
+              </w:rPr>
+              <w:t>ipod</w:t>
+            </w:r>
+            <w:proofErr w:type="spellEnd"/>
+            <w:r>
+              <w:rPr>
+                <w:sz w:val="18"/>
+                <w:szCs w:val="18"/>
+              </w:rPr>
+              <w:t>, keyboard</w:t>
             </w:r>
           </w:p>
         </w:tc>
@@ -7986,7 +9630,28 @@
           </w:tcPr>
           <w:p>
             <w:r>
-              <w:t>def calculate_document_similarity(doc_topic_dist, metric="cosine"):</w:t>
+              <w:t xml:space="preserve">def </w:t>
+            </w:r>
+            <w:proofErr w:type="spellStart"/>
+            <w:r>
+              <w:t>calculate_document_</w:t>
+            </w:r>
+            <w:proofErr w:type="gramStart"/>
+            <w:r>
+              <w:t>similarity</w:t>
+            </w:r>
+            <w:proofErr w:type="spellEnd"/>
+            <w:r>
+              <w:t>(</w:t>
+            </w:r>
+            <w:proofErr w:type="spellStart"/>
+            <w:proofErr w:type="gramEnd"/>
+            <w:r>
+              <w:t>doc_topic_dist</w:t>
+            </w:r>
+            <w:proofErr w:type="spellEnd"/>
+            <w:r>
+              <w:t>, metric="cosine"):</w:t>
             </w:r>
           </w:p>
           <w:p>
@@ -8016,12 +9681,52 @@
           </w:p>
           <w:p>
             <w:r>
-              <w:t xml:space="preserve">        similarity_matrix = cosine_similarity(doc_topic_dist)</w:t>
+              <w:t xml:space="preserve">        </w:t>
+            </w:r>
+            <w:proofErr w:type="spellStart"/>
+            <w:r>
+              <w:t>similarity_matrix</w:t>
+            </w:r>
+            <w:proofErr w:type="spellEnd"/>
+            <w:r>
+              <w:t xml:space="preserve"> = </w:t>
+            </w:r>
+            <w:proofErr w:type="spellStart"/>
+            <w:r>
+              <w:t>cosine_similarity</w:t>
+            </w:r>
+            <w:proofErr w:type="spellEnd"/>
+            <w:r>
+              <w:t>(</w:t>
+            </w:r>
+            <w:proofErr w:type="spellStart"/>
+            <w:r>
+              <w:t>doc_topic_dist</w:t>
+            </w:r>
+            <w:proofErr w:type="spellEnd"/>
+            <w:r>
+              <w:t>)</w:t>
             </w:r>
           </w:p>
           <w:p>
             <w:r>
-              <w:t xml:space="preserve">    elif metric == "euclidean":</w:t>
+              <w:t xml:space="preserve">    </w:t>
+            </w:r>
+            <w:proofErr w:type="spellStart"/>
+            <w:r>
+              <w:t>elif</w:t>
+            </w:r>
+            <w:proofErr w:type="spellEnd"/>
+            <w:r>
+              <w:t xml:space="preserve"> metric == "</w:t>
+            </w:r>
+            <w:proofErr w:type="spellStart"/>
+            <w:r>
+              <w:t>euclidean</w:t>
+            </w:r>
+            <w:proofErr w:type="spellEnd"/>
+            <w:r>
+              <w:t>":</w:t>
             </w:r>
           </w:p>
           <w:p>
@@ -8031,17 +9736,65 @@
           </w:p>
           <w:p>
             <w:r>
-              <w:t xml:space="preserve">        # 유사도(Similarity) = 1 / (1 + Distance) 형태로 변환하여 유사도 행렬 생성 가능</w:t>
+              <w:t xml:space="preserve">        # 유사도(Similarity) = </w:t>
+            </w:r>
+            <w:proofErr w:type="gramStart"/>
+            <w:r>
+              <w:t>1 /</w:t>
+            </w:r>
+            <w:proofErr w:type="gramEnd"/>
+            <w:r>
+              <w:t xml:space="preserve"> (1 + Distance) 형태로 변환하여 유사도 행렬 생성 가능</w:t>
             </w:r>
           </w:p>
           <w:p>
             <w:r>
-              <w:t xml:space="preserve">        distance_matrix = euclidean_distances(doc_topic_dist)</w:t>
+              <w:t xml:space="preserve">        </w:t>
+            </w:r>
+            <w:proofErr w:type="spellStart"/>
+            <w:r>
+              <w:t>distance_matrix</w:t>
+            </w:r>
+            <w:proofErr w:type="spellEnd"/>
+            <w:r>
+              <w:t xml:space="preserve"> = </w:t>
+            </w:r>
+            <w:proofErr w:type="spellStart"/>
+            <w:r>
+              <w:t>euclidean_distances</w:t>
+            </w:r>
+            <w:proofErr w:type="spellEnd"/>
+            <w:r>
+              <w:t>(</w:t>
+            </w:r>
+            <w:proofErr w:type="spellStart"/>
+            <w:r>
+              <w:t>doc_topic_dist</w:t>
+            </w:r>
+            <w:proofErr w:type="spellEnd"/>
+            <w:r>
+              <w:t>)</w:t>
             </w:r>
           </w:p>
           <w:p>
             <w:r>
-              <w:t xml:space="preserve">        similarity_matrix = 1 / (1 + distance_matrix)</w:t>
+              <w:t xml:space="preserve">        </w:t>
+            </w:r>
+            <w:proofErr w:type="spellStart"/>
+            <w:r>
+              <w:t>similarity_matrix</w:t>
+            </w:r>
+            <w:proofErr w:type="spellEnd"/>
+            <w:r>
+              <w:t xml:space="preserve"> = 1 / (1 + </w:t>
+            </w:r>
+            <w:proofErr w:type="spellStart"/>
+            <w:r>
+              <w:t>distance_matrix</w:t>
+            </w:r>
+            <w:proofErr w:type="spellEnd"/>
+            <w:r>
+              <w:t>)</w:t>
             </w:r>
           </w:p>
           <w:p>
@@ -8051,22 +9804,111 @@
           </w:p>
           <w:p>
             <w:r>
-              <w:t xml:space="preserve">        raise ValueError("Unsupported metric. Choose 'cosine' or 'euclidean'.")</w:t>
+              <w:t xml:space="preserve">        raise </w:t>
+            </w:r>
+            <w:proofErr w:type="spellStart"/>
+            <w:proofErr w:type="gramStart"/>
+            <w:r>
+              <w:t>ValueError</w:t>
+            </w:r>
+            <w:proofErr w:type="spellEnd"/>
+            <w:r>
+              <w:t>(</w:t>
+            </w:r>
+            <w:proofErr w:type="gramEnd"/>
+            <w:r>
+              <w:t>"Unsupported metric. Choose 'cosine' or '</w:t>
+            </w:r>
+            <w:proofErr w:type="spellStart"/>
+            <w:r>
+              <w:t>euclidean</w:t>
+            </w:r>
+            <w:proofErr w:type="spellEnd"/>
+            <w:r>
+              <w:t>'.")</w:t>
             </w:r>
           </w:p>
           <w:p>
             <w:r>
-              <w:t xml:space="preserve">    # DataFrame으로 변환하여 시각화 및 분석 용이하게 함</w:t>
+              <w:t xml:space="preserve">    # </w:t>
+            </w:r>
+            <w:proofErr w:type="spellStart"/>
+            <w:r>
+              <w:t>DataFrame</w:t>
+            </w:r>
+            <w:proofErr w:type="spellEnd"/>
+            <w:r>
+              <w:t>으로 변환하여 시각화 및 분석 용이하게 함</w:t>
             </w:r>
           </w:p>
           <w:p>
             <w:r>
-              <w:t xml:space="preserve">    similarity_df = pd.DataFrame(similarity_matrix,</w:t>
+              <w:t xml:space="preserve">    </w:t>
+            </w:r>
+            <w:proofErr w:type="spellStart"/>
+            <w:r>
+              <w:t>similarity_df</w:t>
+            </w:r>
+            <w:proofErr w:type="spellEnd"/>
+            <w:r>
+              <w:t xml:space="preserve"> = </w:t>
+            </w:r>
+            <w:proofErr w:type="spellStart"/>
+            <w:proofErr w:type="gramStart"/>
+            <w:r>
+              <w:t>pd.DataFrame</w:t>
+            </w:r>
+            <w:proofErr w:type="spellEnd"/>
+            <w:proofErr w:type="gramEnd"/>
+            <w:r>
+              <w:t>(</w:t>
+            </w:r>
+            <w:proofErr w:type="spellStart"/>
+            <w:r>
+              <w:t>similarity_matrix</w:t>
+            </w:r>
+            <w:proofErr w:type="spellEnd"/>
+            <w:r>
+              <w:t>,</w:t>
             </w:r>
           </w:p>
           <w:p>
             <w:r>
-              <w:t xml:space="preserve">        index=[f"Doc {i+1}" for i in range(doc_topic_dist.shape[0])],</w:t>
+              <w:t xml:space="preserve">        index</w:t>
+            </w:r>
+            <w:proofErr w:type="gramStart"/>
+            <w:r>
+              <w:t>=[</w:t>
+            </w:r>
+            <w:proofErr w:type="spellStart"/>
+            <w:proofErr w:type="gramEnd"/>
+            <w:r>
+              <w:t>f"Doc</w:t>
+            </w:r>
+            <w:proofErr w:type="spellEnd"/>
+            <w:r>
+              <w:t xml:space="preserve"> {i+1}" for </w:t>
+            </w:r>
+            <w:proofErr w:type="spellStart"/>
+            <w:r>
+              <w:t>i</w:t>
+            </w:r>
+            <w:proofErr w:type="spellEnd"/>
+            <w:r>
+              <w:t xml:space="preserve"> in range(</w:t>
+            </w:r>
+            <w:proofErr w:type="spellStart"/>
+            <w:r>
+              <w:t>doc_topic_</w:t>
+            </w:r>
+            <w:proofErr w:type="gramStart"/>
+            <w:r>
+              <w:t>dist.shape</w:t>
+            </w:r>
+            <w:proofErr w:type="spellEnd"/>
+            <w:proofErr w:type="gramEnd"/>
+            <w:r>
+              <w:t>[0])],</w:t>
             </w:r>
           </w:p>
           <w:p>
@@ -8080,17 +9922,77 @@
               <w:t xml:space="preserve">    </w:t>
             </w:r>
             <w:r>
-              <w:t>columns=[f"Doc {i+1}" for i in range(doc_topic_dist.shape[0])])</w:t>
+              <w:t>columns</w:t>
+            </w:r>
+            <w:proofErr w:type="gramStart"/>
+            <w:r>
+              <w:t>=[</w:t>
+            </w:r>
+            <w:proofErr w:type="spellStart"/>
+            <w:proofErr w:type="gramEnd"/>
+            <w:r>
+              <w:t>f"Doc</w:t>
+            </w:r>
+            <w:proofErr w:type="spellEnd"/>
+            <w:r>
+              <w:t xml:space="preserve"> {i+1}" for </w:t>
+            </w:r>
+            <w:proofErr w:type="spellStart"/>
+            <w:r>
+              <w:t>i</w:t>
+            </w:r>
+            <w:proofErr w:type="spellEnd"/>
+            <w:r>
+              <w:t xml:space="preserve"> in range(</w:t>
+            </w:r>
+            <w:proofErr w:type="spellStart"/>
+            <w:r>
+              <w:t>doc_topic_</w:t>
+            </w:r>
+            <w:proofErr w:type="gramStart"/>
+            <w:r>
+              <w:t>dist.shape</w:t>
+            </w:r>
+            <w:proofErr w:type="spellEnd"/>
+            <w:proofErr w:type="gramEnd"/>
+            <w:r>
+              <w:t>[0])])</w:t>
             </w:r>
           </w:p>
           <w:p>
             <w:r>
-              <w:t xml:space="preserve">    return similarity_df</w:t>
-            </w:r>
+              <w:t xml:space="preserve">    return </w:t>
+            </w:r>
+            <w:proofErr w:type="spellStart"/>
+            <w:r>
+              <w:t>similarity_df</w:t>
+            </w:r>
+            <w:proofErr w:type="spellEnd"/>
           </w:p>
           <w:p>
             <w:r>
-              <w:t>def visualize_similarity_heatmap(similarity_df, title="Document Similarity Heatmap"):</w:t>
+              <w:t xml:space="preserve">def </w:t>
+            </w:r>
+            <w:proofErr w:type="spellStart"/>
+            <w:r>
+              <w:t>visualize_similarity_</w:t>
+            </w:r>
+            <w:proofErr w:type="gramStart"/>
+            <w:r>
+              <w:t>heatmap</w:t>
+            </w:r>
+            <w:proofErr w:type="spellEnd"/>
+            <w:r>
+              <w:t>(</w:t>
+            </w:r>
+            <w:proofErr w:type="spellStart"/>
+            <w:proofErr w:type="gramEnd"/>
+            <w:r>
+              <w:t>similarity_df</w:t>
+            </w:r>
+            <w:proofErr w:type="spellEnd"/>
+            <w:r>
+              <w:t>, title="Document Similarity Heatmap"):</w:t>
             </w:r>
           </w:p>
           <w:p>
@@ -8100,7 +10002,15 @@
           </w:p>
           <w:p>
             <w:r>
-              <w:t xml:space="preserve">    문서 유사도 행렬을 히트맵으로 시각화</w:t>
+              <w:t xml:space="preserve">    문서 유사도 행렬을 </w:t>
+            </w:r>
+            <w:proofErr w:type="spellStart"/>
+            <w:r>
+              <w:t>히트맵으로</w:t>
+            </w:r>
+            <w:proofErr w:type="spellEnd"/>
+            <w:r>
+              <w:t xml:space="preserve"> 시각화</w:t>
             </w:r>
           </w:p>
           <w:p>
@@ -8110,22 +10020,131 @@
           </w:p>
           <w:p>
             <w:r>
-              <w:t xml:space="preserve">    plt.figure(figsize=(12, 10))</w:t>
+              <w:t xml:space="preserve">    </w:t>
+            </w:r>
+            <w:proofErr w:type="spellStart"/>
+            <w:proofErr w:type="gramStart"/>
+            <w:r>
+              <w:t>plt.figure</w:t>
+            </w:r>
+            <w:proofErr w:type="spellEnd"/>
+            <w:proofErr w:type="gramEnd"/>
+            <w:r>
+              <w:t>(</w:t>
+            </w:r>
+            <w:proofErr w:type="spellStart"/>
+            <w:r>
+              <w:t>figsize</w:t>
+            </w:r>
+            <w:proofErr w:type="spellEnd"/>
+            <w:proofErr w:type="gramStart"/>
+            <w:r>
+              <w:t>=(</w:t>
+            </w:r>
+            <w:proofErr w:type="gramEnd"/>
+            <w:r>
+              <w:t>12, 10))</w:t>
             </w:r>
           </w:p>
           <w:p>
             <w:r>
-              <w:t xml:space="preserve">    sns.heatmap(similarity_df, cmap="YlGnBu", annot=False, fmt=".2f", linewidths=.5, linecolor='black')</w:t>
+              <w:t xml:space="preserve">    </w:t>
+            </w:r>
+            <w:proofErr w:type="spellStart"/>
+            <w:proofErr w:type="gramStart"/>
+            <w:r>
+              <w:t>sns.heatmap</w:t>
+            </w:r>
+            <w:proofErr w:type="spellEnd"/>
+            <w:proofErr w:type="gramEnd"/>
+            <w:r>
+              <w:t>(</w:t>
+            </w:r>
+            <w:proofErr w:type="spellStart"/>
+            <w:r>
+              <w:t>similarity_df</w:t>
+            </w:r>
+            <w:proofErr w:type="spellEnd"/>
+            <w:r>
+              <w:t xml:space="preserve">, </w:t>
+            </w:r>
+            <w:proofErr w:type="spellStart"/>
+            <w:r>
+              <w:t>cmap</w:t>
+            </w:r>
+            <w:proofErr w:type="spellEnd"/>
+            <w:r>
+              <w:t>="</w:t>
+            </w:r>
+            <w:proofErr w:type="spellStart"/>
+            <w:r>
+              <w:t>YlGnBu</w:t>
+            </w:r>
+            <w:proofErr w:type="spellEnd"/>
+            <w:r>
+              <w:t xml:space="preserve">", </w:t>
+            </w:r>
+            <w:proofErr w:type="spellStart"/>
+            <w:r>
+              <w:t>annot</w:t>
+            </w:r>
+            <w:proofErr w:type="spellEnd"/>
+            <w:r>
+              <w:t xml:space="preserve">=False, </w:t>
+            </w:r>
+            <w:proofErr w:type="spellStart"/>
+            <w:r>
+              <w:t>fmt</w:t>
+            </w:r>
+            <w:proofErr w:type="spellEnd"/>
+            <w:r>
+              <w:t xml:space="preserve">=".2f", linewidths=.5, </w:t>
+            </w:r>
+            <w:proofErr w:type="spellStart"/>
+            <w:r>
+              <w:t>linecolor</w:t>
+            </w:r>
+            <w:proofErr w:type="spellEnd"/>
+            <w:r>
+              <w:t>='black')</w:t>
             </w:r>
           </w:p>
           <w:p>
             <w:r>
-              <w:t xml:space="preserve">    plt.title(title, fontsize=16)</w:t>
+              <w:t xml:space="preserve">    </w:t>
+            </w:r>
+            <w:proofErr w:type="spellStart"/>
+            <w:proofErr w:type="gramStart"/>
+            <w:r>
+              <w:t>plt.title</w:t>
+            </w:r>
+            <w:proofErr w:type="spellEnd"/>
+            <w:proofErr w:type="gramEnd"/>
+            <w:r>
+              <w:t xml:space="preserve">(title, </w:t>
+            </w:r>
+            <w:proofErr w:type="spellStart"/>
+            <w:r>
+              <w:t>fontsize</w:t>
+            </w:r>
+            <w:proofErr w:type="spellEnd"/>
+            <w:r>
+              <w:t>=16)</w:t>
             </w:r>
           </w:p>
           <w:p>
             <w:r>
-              <w:t xml:space="preserve">    plt.show()</w:t>
+              <w:t xml:space="preserve">    </w:t>
+            </w:r>
+            <w:proofErr w:type="spellStart"/>
+            <w:proofErr w:type="gramStart"/>
+            <w:r>
+              <w:t>plt.show</w:t>
+            </w:r>
+            <w:proofErr w:type="spellEnd"/>
+            <w:proofErr w:type="gramEnd"/>
+            <w:r>
+              <w:t>()</w:t>
             </w:r>
           </w:p>
         </w:tc>
@@ -8168,7 +10187,39 @@
     </w:p>
     <w:p>
       <w:r>
-        <w:t>NMF의 문서-토픽 분포(doc_topics_sklearn)를 사용하여 코사인 유사도를 계산하고 히트맵으로 시각화할 수 있습니다.</w:t>
+        <w:t>NMF의 문서-토픽 분포(</w:t>
+      </w:r>
+      <w:proofErr w:type="spellStart"/>
+      <w:r>
+        <w:t>doc_topics_sklearn</w:t>
+      </w:r>
+      <w:proofErr w:type="spellEnd"/>
+      <w:r>
+        <w:t>)</w:t>
+      </w:r>
+      <w:proofErr w:type="spellStart"/>
+      <w:r>
+        <w:t>를</w:t>
+      </w:r>
+      <w:proofErr w:type="spellEnd"/>
+      <w:r>
+        <w:t xml:space="preserve"> 사용하여 코사인 유사도를 계산하고 </w:t>
+      </w:r>
+      <w:proofErr w:type="spellStart"/>
+      <w:r>
+        <w:t>히트맵으로</w:t>
+      </w:r>
+      <w:proofErr w:type="spellEnd"/>
+      <w:r>
+        <w:t xml:space="preserve"> </w:t>
+      </w:r>
+      <w:proofErr w:type="spellStart"/>
+      <w:r>
+        <w:t>시각화할</w:t>
+      </w:r>
+      <w:proofErr w:type="spellEnd"/>
+      <w:r>
+        <w:t xml:space="preserve"> 수 있습니다.</w:t>
       </w:r>
     </w:p>
     <w:p>
@@ -8179,7 +10230,15 @@
         </w:numPr>
       </w:pPr>
       <w:r>
-        <w:t>동일 주제 문서 식별: 유사도 행렬에서 값이 1에 가까운 문서 쌍은 동일한 제품/서비스에 대한 리뷰이거나, 매우 유사한 측면(예: 둘 다 '배터리 성능'에 대한 이야기)을 다루고 있음을 의미하였다.</w:t>
+        <w:t>동일 주제 문서 식별: 유사도 행렬에서 값이 1에 가까운 문서 쌍은 동일한 제품/서비스에 대한 리뷰이거나, 매우 유사한 측면(예: 둘 다 '배터리 성능'</w:t>
+      </w:r>
+      <w:proofErr w:type="spellStart"/>
+      <w:r>
+        <w:t>에</w:t>
+      </w:r>
+      <w:proofErr w:type="spellEnd"/>
+      <w:r>
+        <w:t xml:space="preserve"> 대한 이야기)을 다루고 있음을 의미하였다.</w:t>
       </w:r>
     </w:p>
     <w:p>
@@ -8190,7 +10249,15 @@
         </w:numPr>
       </w:pPr>
       <w:r>
-        <w:t>클러스터링 전처리: 유사도 행렬을 기반으로 문서를 그룹화(클러스터링)하여 토픽 기반의 리뷰 군집을 생성할 수 있습니다.</w:t>
+        <w:t xml:space="preserve">클러스터링 </w:t>
+      </w:r>
+      <w:proofErr w:type="spellStart"/>
+      <w:r>
+        <w:t>전처리</w:t>
+      </w:r>
+      <w:proofErr w:type="spellEnd"/>
+      <w:r>
+        <w:t>: 유사도 행렬을 기반으로 문서를 그룹화(클러스터링)하여 토픽 기반의 리뷰 군집을 생성할 수 있습니다.</w:t>
       </w:r>
     </w:p>
     <w:p>
@@ -8202,40 +10269,100 @@
       <w:pPr>
         <w:pStyle w:val="2"/>
       </w:pPr>
+      <w:bookmarkStart w:id="17" w:name="_Toc216711691"/>
       <w:r>
         <w:lastRenderedPageBreak/>
         <w:t>4.4 클러스터링(Clustering) 분석 및 최적화</w:t>
       </w:r>
+      <w:bookmarkEnd w:id="17"/>
     </w:p>
     <w:p>
       <w:pPr>
         <w:pStyle w:val="3"/>
       </w:pPr>
+      <w:bookmarkStart w:id="18" w:name="_Toc216711692"/>
       <w:r>
         <w:t>4.4.1 클러스터링 알고리즘 성능 비교 및 선택</w:t>
       </w:r>
+      <w:bookmarkEnd w:id="18"/>
     </w:p>
     <w:p>
       <w:pPr>
         <w:pStyle w:val="4"/>
       </w:pPr>
       <w:r>
-        <w:t>4.4.1.1 PyCaret 기반 다중 클러스터링 모델 비교 및 최적 알고리즘 선정</w:t>
-      </w:r>
-    </w:p>
-    <w:p>
-      <w:r>
-        <w:t>본 절에서는 LDA기반 문서-토픽 분포를 입력하여, PyCaret의 clustering module을 활용한 다중 클러스터링 알고리즘 비교 실험을 수행한다. 이를 위해 perform_advanced_pycaret_clustering() 함수를 구현하여 데이터 전처리, 모델 학습, 클러스터 할당, 성능 평가, 결과 저장까지 일관된 분석 파이프라인을 구성하였다.</w:t>
-      </w:r>
-    </w:p>
-    <w:p>
-      <w:r>
-        <w:t>비교 대상 알고리즘은 K-Means, Affinity Propagation(AP), MeanShift, Spectral Clustering(SC), Hierachical Clustering(HCLUST), DBSCAN으로 총 6종이며, 각 알고리즘은 동일한 입력 데이터와 조건에서 학습·</w:t>
-      </w:r>
-    </w:p>
-    <w:p>
-      <w:r>
-        <w:t>평가되었다. 특히 K-Means, SC, HCLUST의 경우 군집 수를 3으로 고정하였고, AP는 군십 수를 자동으로 결정하도록 설정하였다.</w:t>
+        <w:t xml:space="preserve">4.4.1.1 </w:t>
+      </w:r>
+      <w:proofErr w:type="spellStart"/>
+      <w:r>
+        <w:t>PyCaret</w:t>
+      </w:r>
+      <w:proofErr w:type="spellEnd"/>
+      <w:r>
+        <w:t xml:space="preserve"> 기반 다중 클러스터링 모델 비교 및 최적 알고리즘 선정</w:t>
+      </w:r>
+    </w:p>
+    <w:p>
+      <w:r>
+        <w:t xml:space="preserve">본 절에서는 LDA기반 문서-토픽 분포를 입력하여, </w:t>
+      </w:r>
+      <w:proofErr w:type="spellStart"/>
+      <w:r>
+        <w:t>PyCaret</w:t>
+      </w:r>
+      <w:proofErr w:type="spellEnd"/>
+      <w:r>
+        <w:t xml:space="preserve">의 clustering module을 활용한 다중 클러스터링 알고리즘 비교 실험을 수행한다. 이를 위해 </w:t>
+      </w:r>
+      <w:proofErr w:type="spellStart"/>
+      <w:r>
+        <w:t>perform_advanced_pycaret_clustering</w:t>
+      </w:r>
+      <w:proofErr w:type="spellEnd"/>
+      <w:r>
+        <w:t xml:space="preserve">() 함수를 구현하여 데이터 </w:t>
+      </w:r>
+      <w:proofErr w:type="spellStart"/>
+      <w:r>
+        <w:t>전처리</w:t>
+      </w:r>
+      <w:proofErr w:type="spellEnd"/>
+      <w:r>
+        <w:t>, 모델 학습, 클러스터 할당, 성능 평가, 결과 저장까지 일관된 분석 파이프라인을 구성하였다.</w:t>
+      </w:r>
+    </w:p>
+    <w:p>
+      <w:r>
+        <w:t xml:space="preserve">비교 대상 알고리즘은 K-Means, Affinity Propagation(AP), </w:t>
+      </w:r>
+      <w:proofErr w:type="spellStart"/>
+      <w:r>
+        <w:t>MeanShift</w:t>
+      </w:r>
+      <w:proofErr w:type="spellEnd"/>
+      <w:r>
+        <w:t xml:space="preserve">, Spectral Clustering(SC), </w:t>
+      </w:r>
+      <w:proofErr w:type="spellStart"/>
+      <w:r>
+        <w:t>Hierachical</w:t>
+      </w:r>
+      <w:proofErr w:type="spellEnd"/>
+      <w:r>
+        <w:t xml:space="preserve"> Clustering(HCLUST), DBSCAN으로 총 6종이며, 각 알고리즘은 동일한 입력 데이터와 조건에서 학습·</w:t>
+      </w:r>
+    </w:p>
+    <w:p>
+      <w:r>
+        <w:t xml:space="preserve">평가되었다. 특히 K-Means, SC, HCLUST의 경우 군집 수를 3으로 고정하였고, AP는 </w:t>
+      </w:r>
+      <w:proofErr w:type="spellStart"/>
+      <w:r>
+        <w:t>군십</w:t>
+      </w:r>
+      <w:proofErr w:type="spellEnd"/>
+      <w:r>
+        <w:t xml:space="preserve"> 수를 자동으로 결정하도록 설정하였다.</w:t>
       </w:r>
     </w:p>
     <w:p>
@@ -8247,7 +10374,15 @@
       </w:pPr>
       <w:r>
         <w:tab/>
-        <w:t>- perform_advanced_pycaret_clustering()함수는 부록에 별첨으로 코드를 붙였다.</w:t>
+        <w:t xml:space="preserve">- </w:t>
+      </w:r>
+      <w:proofErr w:type="spellStart"/>
+      <w:r>
+        <w:t>perform_advanced_pycaret_clustering</w:t>
+      </w:r>
+      <w:proofErr w:type="spellEnd"/>
+      <w:r>
+        <w:t>()함수는 부록에 별첨으로 코드를 붙였다.</w:t>
       </w:r>
     </w:p>
     <w:p>
@@ -8314,6 +10449,7 @@
                 <w:szCs w:val="18"/>
               </w:rPr>
             </w:pPr>
+            <w:proofErr w:type="spellStart"/>
             <w:r>
               <w:rPr>
                 <w:sz w:val="18"/>
@@ -8321,6 +10457,7 @@
               </w:rPr>
               <w:t>N_Clusters</w:t>
             </w:r>
+            <w:proofErr w:type="spellEnd"/>
           </w:p>
         </w:tc>
         <w:tc>
@@ -8981,6 +11118,7 @@
         <w:t>이는 AP가 문서 간 토픽 분포 차이를 가장 효과적으로 반영하여 클러스터 간 분리도가 뛰어난 결과를 생성했음을 의미한다. 또한 AP는 군집 수를 사전에 지정하지 않고도 안정적인 클러스터 구조를 도출하였다는 점에서, 모델 설정 측면에서도 높은 유연성을 보였다. 이러한 정량적 성능 비교 결과를 바탕으로, 본 실험에서 AP를 최적의 클러스터링 알고리즘으로 선정하였다.</w:t>
       </w:r>
     </w:p>
+    <w:p/>
     <w:p>
       <w:pPr>
         <w:pStyle w:val="4"/>
@@ -9482,11 +11620,11 @@
     </w:p>
     <w:p>
       <w:r>
-        <w:t xml:space="preserve">실제로 [표 4.4.2]에 나타난 바와 같이, 호텔 서비스, 자동차 관련 리뷰, 전자기기 사용 경험 등 주제적으로 유사한 문서들이 동일 클러스터로 묶였으며, 이를 통해 LDA 토픽 분포가 클러스터링 입력 특징으로서 효과적으로 작동함을 확인하였다. 또한 본 </w:t>
+        <w:t xml:space="preserve">실제로 [표 4.4.2]에 나타난 바와 같이, 호텔 서비스, 자동차 관련 리뷰, 전자기기 사용 경험 등 주제적으로 유사한 문서들이 동일 클러스터로 묶였으며, 이를 통해 LDA 토픽 </w:t>
       </w:r>
       <w:r>
         <w:lastRenderedPageBreak/>
-        <w:t>연구에서는 클러스터별 대표 토픽, 토픽 점수, 주요 키워드를 문서 단위로 매핑하여 CSV 파일로 저장함으로써, 결과 해석의 용이성과 후속 분석을 위한 재현성을 확보하였다. 종합적으로, LDA 기반 문서–토픽 분포와 Affinity Propagation의 결합은 비지도 문서 군집화 문제에서 높은 군집 품질과 해석 가능성을 동시에 만족하는 효과적인 접근법임을 검증하였다.</w:t>
+        <w:t>분포가 클러스터링 입력 특징으로서 효과적으로 작동함을 확인하였다. 또한 본 연구에서는 클러스터별 대표 토픽, 토픽 점수, 주요 키워드를 문서 단위로 매핑하여 CSV 파일로 저장함으로써, 결과 해석의 용이성과 후속 분석을 위한 재현성을 확보하였다. 종합적으로, LDA 기반 문서–토픽 분포와 Affinity Propagation의 결합은 비지도 문서 군집화 문제에서 높은 군집 품질과 해석 가능성을 동시에 만족하는 효과적인 접근법임을 검증하였다.</w:t>
       </w:r>
     </w:p>
     <w:p>
@@ -9499,15 +11637,30 @@
     </w:p>
     <w:p>
       <w:pPr>
+        <w:pStyle w:val="af5"/>
+      </w:pPr>
+    </w:p>
+    <w:p>
+      <w:pPr>
         <w:pStyle w:val="3"/>
       </w:pPr>
+      <w:bookmarkStart w:id="19" w:name="_Toc216711693"/>
       <w:r>
         <w:t>4.4.2 최적 클러스터 수 결정 시각화</w:t>
       </w:r>
-    </w:p>
-    <w:p>
-      <w:r>
-        <w:t>본 절에서는 KMeans 알고리즘을 기준으로 Elbow Method와 Silhouette Score를 활용하여 최적 클러스터 수를 탐색하였다.</w:t>
+      <w:bookmarkEnd w:id="19"/>
+    </w:p>
+    <w:p>
+      <w:r>
+        <w:t xml:space="preserve">본 절에서는 </w:t>
+      </w:r>
+      <w:proofErr w:type="spellStart"/>
+      <w:r>
+        <w:t>KMeans</w:t>
+      </w:r>
+      <w:proofErr w:type="spellEnd"/>
+      <w:r>
+        <w:t xml:space="preserve"> 알고리즘을 기준으로 Elbow Method와 Silhouette Score를 활용하여 최적 클러스터 수를 탐색하였다.</w:t>
       </w:r>
     </w:p>
     <w:p>
@@ -9515,7 +11668,15 @@
         <w:pStyle w:val="4"/>
       </w:pPr>
       <w:r>
-        <w:t>4.4.2.1 엘보우·실루엣 기반 최적 클러스터 수 탐색</w:t>
+        <w:t xml:space="preserve">4.4.2.1 </w:t>
+      </w:r>
+      <w:proofErr w:type="spellStart"/>
+      <w:r>
+        <w:t>엘보우</w:t>
+      </w:r>
+      <w:proofErr w:type="spellEnd"/>
+      <w:r>
+        <w:t>·실루엣 기반 최적 클러스터 수 탐색</w:t>
       </w:r>
     </w:p>
     <w:p>
@@ -9539,7 +11700,7 @@
                     <pic:cNvPicPr/>
                   </pic:nvPicPr>
                   <pic:blipFill>
-                    <a:blip r:embed="rId10"/>
+                    <a:blip r:embed="rId12"/>
                     <a:stretch>
                       <a:fillRect/>
                     </a:stretch>
@@ -9562,16 +11723,37 @@
     </w:p>
     <w:p>
       <w:r>
-        <w:t>[그림4.4.2 엘보우 방법 (Elbow Method) 시각화]</w:t>
-      </w:r>
-    </w:p>
-    <w:p>
-      <w:r>
-        <w:t xml:space="preserve">Elbow Method 분석 그림 4.4.2는 k를 2부터 10까지 변화시키며 계산한 Inertia(Sum of Squared Errors) 값을 나타낸 Elbow 곡선이다. Inetria는 클러스터 내부의 응집도를 </w:t>
-      </w:r>
+        <w:t xml:space="preserve">[그림4.4.2 </w:t>
+      </w:r>
+      <w:proofErr w:type="spellStart"/>
+      <w:r>
+        <w:t>엘보우</w:t>
+      </w:r>
+      <w:proofErr w:type="spellEnd"/>
+      <w:r>
+        <w:t xml:space="preserve"> 방법 (Elbow Method) 시각화]</w:t>
+      </w:r>
+    </w:p>
+    <w:p>
       <w:r>
         <w:lastRenderedPageBreak/>
-        <w:t>의미하며, 값이 작을수록 각 클러스터가 더 조밀하게 형성되었음을 의미한다. 그래프를 살펴보면, k 증가에 따라 Inertia 값이 전반적으로 감소하는 추세를 보이나, 특정 지점에서 급격한 감소 후 완만해지는 뚜렷한 엘보우(elbow) 지점은 명확하게 관찰되지 않는다. 이는 TF-IDF 기반 고차원 텍스트 공간에서 문서 분포가 연속적으로 분산되어 있어, 클러스터 수 증가에 따라 응집도 개선이 점진적으로 이루어졌기 때문으로 해석할 수 있다.</w:t>
+        <w:t xml:space="preserve">Elbow Method 분석 그림 4.4.2는 k를 2부터 10까지 변화시키며 계산한 Inertia(Sum of Squared Errors) 값을 나타낸 Elbow 곡선이다. </w:t>
+      </w:r>
+      <w:proofErr w:type="spellStart"/>
+      <w:r>
+        <w:t>Inetria</w:t>
+      </w:r>
+      <w:proofErr w:type="spellEnd"/>
+      <w:r>
+        <w:t xml:space="preserve">는 클러스터 내부의 응집도를 의미하며, 값이 작을수록 각 클러스터가 더 조밀하게 형성되었음을 의미한다. 그래프를 살펴보면, k 증가에 따라 Inertia 값이 전반적으로 감소하는 추세를 보이나, 특정 지점에서 급격한 감소 후 완만해지는 뚜렷한 </w:t>
+      </w:r>
+      <w:proofErr w:type="spellStart"/>
+      <w:r>
+        <w:t>엘보우</w:t>
+      </w:r>
+      <w:proofErr w:type="spellEnd"/>
+      <w:r>
+        <w:t>(elbow) 지점은 명확하게 관찰되지 않는다. 이는 TF-IDF 기반 고차원 텍스트 공간에서 문서 분포가 연속적으로 분산되어 있어, 클러스터 수 증가에 따라 응집도 개선이 점진적으로 이루어졌기 때문으로 해석할 수 있다.</w:t>
       </w:r>
     </w:p>
     <w:p>
@@ -9600,7 +11782,7 @@
                     <pic:cNvPicPr/>
                   </pic:nvPicPr>
                   <pic:blipFill>
-                    <a:blip r:embed="rId11"/>
+                    <a:blip r:embed="rId13"/>
                     <a:stretch>
                       <a:fillRect/>
                     </a:stretch>
@@ -9628,13 +11810,24 @@
     </w:p>
     <w:p>
       <w:r>
-        <w:t>Silhouette Score 분석 그림 4.4.3은 동일한 클러스터 수 범위에 대한 평균 Silhouette Score의 변화를 시각화한 결과이다. Silhouette Score는 각 데이터 포인트가 자신이 속한 클러스터에 얼마나 잘 속해 있는지를 나타내는 지표로, 값이 클수록 클러스터 간 분리도와 군집 구조의 타당성이 높음을 의미한다.</w:t>
-      </w:r>
-    </w:p>
-    <w:p>
+        <w:t xml:space="preserve">Silhouette Score 분석 그림 4.4.3은 동일한 클러스터 수 범위에 대한 평균 Silhouette Score의 변화를 시각화한 결과이다. Silhouette Score는 각 데이터 포인트가 자신이 </w:t>
+      </w:r>
       <w:r>
         <w:lastRenderedPageBreak/>
-        <w:t>분석 결과, k=2에서 비교적 낮은 Silhouette Score를 보인 이후, 클러스터 수가 증가함에 따라 전반적으로 점진적인 상승추세가 관찰되었다. 특히 k≥7 구간부터 실루엣 점수가 안정적으로 증가하며, k=10에서 가장 높은 Silhouette Score가 확인되었다. 이는 클러스터 수 증가에 따라 문서 간 의미적 분리가 보다 명확해졌음을 시사한다.</w:t>
+        <w:t>속한 클러스터에 얼마나 잘 속해 있는지를 나타내는 지표로, 값이 클수록 클러스터 간 분리도와 군집 구조의 타당성이 높음을 의미한다.</w:t>
+      </w:r>
+    </w:p>
+    <w:p>
+      <w:r>
+        <w:t xml:space="preserve">분석 결과, k=2에서 비교적 낮은 Silhouette Score를 보인 이후, 클러스터 수가 증가함에 따라 전반적으로 점진적인 상승추세가 관찰되었다. 특히 k≥7 구간부터 실루엣 점수가 안정적으로 증가하며, k=10에서 가장 높은 Silhouette Score가 확인되었다. 이는 클러스터 수 증가에 따라 문서 간 의미적 분리가 보다 </w:t>
+      </w:r>
+      <w:proofErr w:type="spellStart"/>
+      <w:r>
+        <w:t>명확해졌음을</w:t>
+      </w:r>
+      <w:proofErr w:type="spellEnd"/>
+      <w:r>
+        <w:t xml:space="preserve"> 시사한다.</w:t>
       </w:r>
     </w:p>
     <w:p>
@@ -9668,10 +11861,12 @@
       <w:pPr>
         <w:pStyle w:val="2"/>
       </w:pPr>
+      <w:bookmarkStart w:id="20" w:name="_Toc216711694"/>
       <w:r>
         <w:lastRenderedPageBreak/>
         <w:t>4.5 유사도 분석 및 시각화</w:t>
       </w:r>
+      <w:bookmarkEnd w:id="20"/>
     </w:p>
     <w:p>
       <w:pPr>
@@ -9680,16 +11875,31 @@
           <w:iCs/>
         </w:rPr>
       </w:pPr>
+      <w:bookmarkStart w:id="21" w:name="_Toc216711695"/>
       <w:r>
         <w:t>4.5.1 LDA 기반 유사도 분석 및 시각화</w:t>
       </w:r>
+      <w:bookmarkEnd w:id="21"/>
     </w:p>
     <w:p>
       <w:pPr>
         <w:ind w:left="720"/>
       </w:pPr>
-      <w:r>
-        <w:t>Opinosis 데이터에 대해 먼저 Scikit-learn LDA 기반 토픽 모델링을 수행한 뒤, “문서–토픽 분포”를 활용해서 문서 유사도와 군집 구조를 시각화/분석했다.</w:t>
+      <w:proofErr w:type="spellStart"/>
+      <w:r>
+        <w:t>Opinosis</w:t>
+      </w:r>
+      <w:proofErr w:type="spellEnd"/>
+      <w:r>
+        <w:t xml:space="preserve"> 데이터에 대해 먼저 Scikit-learn LDA 기반 토픽 모델링을 수행한 뒤, “문서–토픽 분포”</w:t>
+      </w:r>
+      <w:proofErr w:type="spellStart"/>
+      <w:r>
+        <w:t>를</w:t>
+      </w:r>
+      <w:proofErr w:type="spellEnd"/>
+      <w:r>
+        <w:t xml:space="preserve"> 활용해서 문서 유사도와 군집 구조를 시각화/분석했다.</w:t>
       </w:r>
     </w:p>
     <w:p>
@@ -9713,8 +11923,101 @@
       <w:pPr>
         <w:ind w:left="720"/>
       </w:pPr>
-      <w:r>
-        <w:t>CountVectorizer로 전처리된 문장들에서 문서–단어 행렬(DTM)을 생성한 뒤, LatentDirichletAllocation(n_components = n_topics)으로 LDA 모델을 학습했다. 학습된 모델의 components_로 토픽–단어 분포, transform(dtm)으로 각 문서에 대한 문서–토픽 분포(doc_topics_sklearn)를 얻었다. display_topics() 함수로 각 토픽의 상위 키워드를 출력해, 토픽 해석 가능성을 확인했다.</w:t>
+      <w:proofErr w:type="spellStart"/>
+      <w:r>
+        <w:t>CountVectorizer</w:t>
+      </w:r>
+      <w:proofErr w:type="spellEnd"/>
+      <w:r>
+        <w:t xml:space="preserve">로 </w:t>
+      </w:r>
+      <w:proofErr w:type="spellStart"/>
+      <w:r>
+        <w:t>전처리된</w:t>
+      </w:r>
+      <w:proofErr w:type="spellEnd"/>
+      <w:r>
+        <w:t xml:space="preserve"> </w:t>
+      </w:r>
+      <w:proofErr w:type="spellStart"/>
+      <w:r>
+        <w:t>문장들에서</w:t>
+      </w:r>
+      <w:proofErr w:type="spellEnd"/>
+      <w:r>
+        <w:t xml:space="preserve"> 문서–단어 행렬(DTM)을 생성한 뒤, </w:t>
+      </w:r>
+      <w:proofErr w:type="spellStart"/>
+      <w:r>
+        <w:t>LatentDirichletAllocation</w:t>
+      </w:r>
+      <w:proofErr w:type="spellEnd"/>
+      <w:r>
+        <w:t>(</w:t>
+      </w:r>
+      <w:proofErr w:type="spellStart"/>
+      <w:r>
+        <w:t>n_components</w:t>
+      </w:r>
+      <w:proofErr w:type="spellEnd"/>
+      <w:r>
+        <w:t xml:space="preserve"> = </w:t>
+      </w:r>
+      <w:proofErr w:type="spellStart"/>
+      <w:r>
+        <w:t>n_topics</w:t>
+      </w:r>
+      <w:proofErr w:type="spellEnd"/>
+      <w:r>
+        <w:t>)</w:t>
+      </w:r>
+      <w:proofErr w:type="spellStart"/>
+      <w:r>
+        <w:t>으로</w:t>
+      </w:r>
+      <w:proofErr w:type="spellEnd"/>
+      <w:r>
+        <w:t xml:space="preserve"> LDA 모델을 학습했다. 학습된 모델의 components_로 토픽–단어 분포, transform(</w:t>
+      </w:r>
+      <w:proofErr w:type="spellStart"/>
+      <w:r>
+        <w:t>dtm</w:t>
+      </w:r>
+      <w:proofErr w:type="spellEnd"/>
+      <w:r>
+        <w:t>)</w:t>
+      </w:r>
+      <w:proofErr w:type="spellStart"/>
+      <w:r>
+        <w:t>으로</w:t>
+      </w:r>
+      <w:proofErr w:type="spellEnd"/>
+      <w:r>
+        <w:t xml:space="preserve"> 각 문서에 대한 문서–토픽 분포(</w:t>
+      </w:r>
+      <w:proofErr w:type="spellStart"/>
+      <w:r>
+        <w:t>doc_topics_sklearn</w:t>
+      </w:r>
+      <w:proofErr w:type="spellEnd"/>
+      <w:r>
+        <w:t>)</w:t>
+      </w:r>
+      <w:proofErr w:type="spellStart"/>
+      <w:r>
+        <w:t>를</w:t>
+      </w:r>
+      <w:proofErr w:type="spellEnd"/>
+      <w:r>
+        <w:t xml:space="preserve"> 얻었다. </w:t>
+      </w:r>
+      <w:proofErr w:type="spellStart"/>
+      <w:r>
+        <w:t>display_topics</w:t>
+      </w:r>
+      <w:proofErr w:type="spellEnd"/>
+      <w:r>
+        <w:t>() 함수로 각 토픽의 상위 키워드를 출력해, 토픽 해석 가능성을 확인했다.</w:t>
       </w:r>
     </w:p>
     <w:p>
@@ -9741,7 +12044,7 @@
                     <pic:cNvPicPr/>
                   </pic:nvPicPr>
                   <pic:blipFill>
-                    <a:blip r:embed="rId12"/>
+                    <a:blip r:embed="rId14"/>
                     <a:stretch>
                       <a:fillRect/>
                     </a:stretch>
@@ -9787,8 +12090,21 @@
           <w:shd w:val="pct15" w:color="auto" w:fill="FFFFFF"/>
         </w:rPr>
       </w:pPr>
-      <w:r>
-        <w:t>visualize_topic_distribution()</w:t>
+      <w:proofErr w:type="spellStart"/>
+      <w:r>
+        <w:t>visualize_topic_</w:t>
+      </w:r>
+      <w:proofErr w:type="gramStart"/>
+      <w:r>
+        <w:t>distribution</w:t>
+      </w:r>
+      <w:proofErr w:type="spellEnd"/>
+      <w:r>
+        <w:t>(</w:t>
+      </w:r>
+      <w:proofErr w:type="gramEnd"/>
+      <w:r>
+        <w:t>)</w:t>
       </w:r>
     </w:p>
     <w:p>
@@ -9800,8 +12116,21 @@
         </w:numPr>
         <w:ind w:leftChars="0"/>
       </w:pPr>
-      <w:r>
-        <w:t>doc_topics_sklearn의 상위 N개 문서를 대상으로, 문서(행) × 토픽(열) 확률 히트맵을 그려 문서마다 어떤 토픽이 지배적인지 시각적으로 확인했다. 이를 통해 특정 토픽에 강하게 몰려 있는 문서와, 여러 토픽이 섞인 문서를 직관적으로 구분할 수 있었다.</w:t>
+      <w:proofErr w:type="spellStart"/>
+      <w:r>
+        <w:t>doc_topics_sklearn</w:t>
+      </w:r>
+      <w:proofErr w:type="spellEnd"/>
+      <w:r>
+        <w:t xml:space="preserve">의 상위 N개 문서를 대상으로, 문서(행) × 토픽(열) 확률 </w:t>
+      </w:r>
+      <w:proofErr w:type="spellStart"/>
+      <w:r>
+        <w:t>히트맵을</w:t>
+      </w:r>
+      <w:proofErr w:type="spellEnd"/>
+      <w:r>
+        <w:t xml:space="preserve"> 그려 문서마다 어떤 토픽이 지배적인지 시각적으로 확인했다. 이를 통해 특정 토픽에 강하게 몰려 있는 문서와, 여러 토픽이 섞인 문서를 직관적으로 구분할 수 있었다.</w:t>
       </w:r>
     </w:p>
     <w:p>
@@ -9830,7 +12159,7 @@
                     </pic:cNvPicPr>
                   </pic:nvPicPr>
                   <pic:blipFill>
-                    <a:blip r:embed="rId13">
+                    <a:blip r:embed="rId15">
                       <a:extLst>
                         <a:ext uri="{28A0092B-C50C-407E-A947-70E740481C1C}">
                           <a14:useLocalDpi xmlns:a14="http://schemas.microsoft.com/office/drawing/2010/main" val="0"/>
@@ -9865,15 +12194,52 @@
     <w:p>
       <w:r>
         <w:tab/>
-        <w:t>[그림4.5.1문서 토픽 분포 히트맵]</w:t>
+        <w:t xml:space="preserve">[그림4.5.1문서 토픽 분포 </w:t>
+      </w:r>
+      <w:proofErr w:type="spellStart"/>
+      <w:r>
+        <w:t>히트맵</w:t>
+      </w:r>
+      <w:proofErr w:type="spellEnd"/>
+      <w:r>
+        <w:t>]</w:t>
       </w:r>
     </w:p>
     <w:p>
       <w:pPr>
         <w:ind w:left="720"/>
       </w:pPr>
-      <w:r>
-        <w:t>visualize_topic_weights() / visualize_dominant_topics()</w:t>
+      <w:proofErr w:type="spellStart"/>
+      <w:r>
+        <w:t>visualize_topic_</w:t>
+      </w:r>
+      <w:proofErr w:type="gramStart"/>
+      <w:r>
+        <w:t>weights</w:t>
+      </w:r>
+      <w:proofErr w:type="spellEnd"/>
+      <w:r>
+        <w:t>(</w:t>
+      </w:r>
+      <w:proofErr w:type="gramEnd"/>
+      <w:r>
+        <w:t xml:space="preserve">) / </w:t>
+      </w:r>
+      <w:proofErr w:type="spellStart"/>
+      <w:r>
+        <w:t>visualize_dominant_</w:t>
+      </w:r>
+      <w:proofErr w:type="gramStart"/>
+      <w:r>
+        <w:t>topics</w:t>
+      </w:r>
+      <w:proofErr w:type="spellEnd"/>
+      <w:r>
+        <w:t>(</w:t>
+      </w:r>
+      <w:proofErr w:type="gramEnd"/>
+      <w:r>
+        <w:t>)</w:t>
       </w:r>
     </w:p>
     <w:p>
@@ -9886,7 +12252,15 @@
         <w:ind w:leftChars="0"/>
       </w:pPr>
       <w:r>
-        <w:t xml:space="preserve">전체 문서에서 각 토픽이 차지하는 평균 비중과, “가장 높은 토픽” 기준으로 문서를 세면 어떤 토픽이 가장 많이 등장하는지를 막대그래프/파이차트로 표현해 Opinosis 코퍼스의 전반적인 주제 분포를 요약했다. </w:t>
+        <w:t xml:space="preserve">전체 문서에서 각 토픽이 차지하는 평균 비중과, “가장 높은 토픽” 기준으로 문서를 세면 어떤 토픽이 가장 많이 등장하는지를 막대그래프/파이차트로 표현해 </w:t>
+      </w:r>
+      <w:proofErr w:type="spellStart"/>
+      <w:r>
+        <w:t>Opinosis</w:t>
+      </w:r>
+      <w:proofErr w:type="spellEnd"/>
+      <w:r>
+        <w:t xml:space="preserve"> 코퍼스의 전반적인 주제 분포를 요약했다. </w:t>
       </w:r>
     </w:p>
     <w:p>
@@ -9914,7 +12288,7 @@
                     <pic:cNvPicPr/>
                   </pic:nvPicPr>
                   <pic:blipFill>
-                    <a:blip r:embed="rId14"/>
+                    <a:blip r:embed="rId16"/>
                     <a:stretch>
                       <a:fillRect/>
                     </a:stretch>
@@ -9967,7 +12341,7 @@
                     <pic:cNvPicPr/>
                   </pic:nvPicPr>
                   <pic:blipFill>
-                    <a:blip r:embed="rId15"/>
+                    <a:blip r:embed="rId17"/>
                     <a:stretch>
                       <a:fillRect/>
                     </a:stretch>
@@ -10034,8 +12408,29 @@
       <w:pPr>
         <w:ind w:left="720"/>
       </w:pPr>
-      <w:r>
-        <w:t>visualize_topics_pca()에서 문서–토픽 분포를 PCA 2차원으로 축소하고, perform_advanced_pycaret_clustering()에서 얻은 클러스터 레이블(k-means, AP 등 PyCaret 클러스터링 결과)을 색상으로 구분해 그렸다.</w:t>
+      <w:proofErr w:type="spellStart"/>
+      <w:r>
+        <w:t>visualize_topics_pca</w:t>
+      </w:r>
+      <w:proofErr w:type="spellEnd"/>
+      <w:r>
+        <w:t xml:space="preserve">()에서 문서–토픽 분포를 PCA 2차원으로 축소하고, </w:t>
+      </w:r>
+      <w:proofErr w:type="spellStart"/>
+      <w:r>
+        <w:t>perform_advanced_pycaret_clustering</w:t>
+      </w:r>
+      <w:proofErr w:type="spellEnd"/>
+      <w:r>
+        <w:t xml:space="preserve">()에서 얻은 클러스터 레이블(k-means, AP 등 </w:t>
+      </w:r>
+      <w:proofErr w:type="spellStart"/>
+      <w:r>
+        <w:t>PyCaret</w:t>
+      </w:r>
+      <w:proofErr w:type="spellEnd"/>
+      <w:r>
+        <w:t xml:space="preserve"> 클러스터링 결과)을 색상으로 구분해 그렸다.</w:t>
       </w:r>
     </w:p>
     <w:p>
@@ -10070,7 +12465,7 @@
                     <pic:cNvPicPr/>
                   </pic:nvPicPr>
                   <pic:blipFill>
-                    <a:blip r:embed="rId16"/>
+                    <a:blip r:embed="rId18"/>
                     <a:stretch>
                       <a:fillRect/>
                     </a:stretch>
@@ -10120,20 +12515,59 @@
       <w:pPr>
         <w:ind w:left="720"/>
       </w:pPr>
-      <w:r>
-        <w:t>calculate_document_similarity() 함수로 문서–토픽 분포에 대한 코사인 유사도 행렬을 계산했다. LDA 결과를 사용했기 때문에 “동일 토픽을 비슷한 비율로 공유하는 문서”일수록 높은 유사도를 가진다.</w:t>
+      <w:proofErr w:type="spellStart"/>
+      <w:r>
+        <w:t>calculate_document_similarity</w:t>
+      </w:r>
+      <w:proofErr w:type="spellEnd"/>
+      <w:r>
+        <w:t>() 함수로 문서–토픽 분포에 대한 코사인 유사도 행렬을 계산했다. LDA 결과를 사용했기 때문에 “동일 토픽을 비슷한 비율로 공유하는 문서”일수록 높은 유사도를 가진다.</w:t>
       </w:r>
     </w:p>
     <w:p>
       <w:pPr>
         <w:ind w:left="720"/>
       </w:pPr>
-      <w:r>
-        <w:t xml:space="preserve">find_similar_documents(doc_id, ...)를 통해 기준 문서(예: 문서 0)와 가장 코사인 유사도가 높은 문서 Top-K를 찾아, 원문 미리보기와 함께 테이블로 </w:t>
-      </w:r>
+      <w:proofErr w:type="spellStart"/>
+      <w:r>
+        <w:t>find_similar_documents</w:t>
+      </w:r>
+      <w:proofErr w:type="spellEnd"/>
+      <w:r>
+        <w:t>(</w:t>
+      </w:r>
+      <w:proofErr w:type="spellStart"/>
+      <w:r>
+        <w:t>doc_id</w:t>
+      </w:r>
+      <w:proofErr w:type="spellEnd"/>
+      <w:r>
+        <w:t xml:space="preserve">, ...)를 통해 기준 문서(예: 문서 0)와 가장 코사인 유사도가 높은 문서 Top-K를 찾아, 원문 미리보기와 함께 테이블로 </w:t>
+      </w:r>
+      <w:proofErr w:type="spellStart"/>
       <w:r>
         <w:lastRenderedPageBreak/>
-        <w:t>출력함으로서 “같은 토픽 구조를 가지는 문서끼리 실제로 내용도 비슷한지”를 정성적으로 확인할 수 있었다.</w:t>
+        <w:t>출력함으로서</w:t>
+      </w:r>
+      <w:proofErr w:type="spellEnd"/>
+      <w:r>
+        <w:t xml:space="preserve"> “같은 토픽 구조를 가지는 문서끼리 실제로 내용도 </w:t>
+      </w:r>
+      <w:proofErr w:type="spellStart"/>
+      <w:r>
+        <w:t>비슷한지</w:t>
+      </w:r>
+      <w:proofErr w:type="spellEnd"/>
+      <w:r>
+        <w:t>”</w:t>
+      </w:r>
+      <w:proofErr w:type="spellStart"/>
+      <w:r>
+        <w:t>를</w:t>
+      </w:r>
+      <w:proofErr w:type="spellEnd"/>
+      <w:r>
+        <w:t xml:space="preserve"> 정성적으로 확인할 수 있었다.</w:t>
       </w:r>
     </w:p>
     <w:p>
@@ -10157,8 +12591,13 @@
       <w:pPr>
         <w:ind w:left="720"/>
       </w:pPr>
-      <w:r>
-        <w:t>analyze_cluster_similarity()에서 각 클러스터에 속한 문서들의 문서–토픽 분포 평균을 클러스터 중심 벡터로 정의하고, 중심들 사이의 코사인 유사도로 클러스터–클러스터 유사도 행렬을 계산했다.</w:t>
+      <w:proofErr w:type="spellStart"/>
+      <w:r>
+        <w:t>analyze_cluster_similarity</w:t>
+      </w:r>
+      <w:proofErr w:type="spellEnd"/>
+      <w:r>
+        <w:t>()에서 각 클러스터에 속한 문서들의 문서–토픽 분포 평균을 클러스터 중심 벡터로 정의하고, 중심들 사이의 코사인 유사도로 클러스터–클러스터 유사도 행렬을 계산했다.</w:t>
       </w:r>
     </w:p>
     <w:p>
@@ -10166,7 +12605,15 @@
         <w:ind w:left="720"/>
       </w:pPr>
       <w:r>
-        <w:t>유사도 히트맵과 “가장 유사한 클러스터 쌍”을 출력함으로써, 서로 의미가 비슷해 병합을 검토할 수 있는 클러스터, 완전히 다른 주제를 다루는 클러스터를 구분할 수 있었다.</w:t>
+        <w:t xml:space="preserve">유사도 </w:t>
+      </w:r>
+      <w:proofErr w:type="spellStart"/>
+      <w:r>
+        <w:t>히트맵과</w:t>
+      </w:r>
+      <w:proofErr w:type="spellEnd"/>
+      <w:r>
+        <w:t xml:space="preserve"> “가장 유사한 클러스터 쌍”을 출력함으로써, 서로 의미가 비슷해 병합을 검토할 수 있는 클러스터, 완전히 다른 주제를 다루는 클러스터를 구분할 수 있었다.</w:t>
       </w:r>
     </w:p>
     <w:p>
@@ -10174,7 +12621,15 @@
         <w:ind w:left="720"/>
       </w:pPr>
       <w:r>
-        <w:t>정리하면, 4.5.1에서는 LDA → 문서–토픽 분포 → 문서/클러스터 유사도라는 흐름으로 “주제 구조 관점의 유사도”를 시각적으로 탐색했다.</w:t>
+        <w:t>정리하면, 4.5.1에서는 LDA → 문서–토픽 분포 → 문서/클러스터 유사도라는 흐름으로 “주제 구조 관점의 유사도”</w:t>
+      </w:r>
+      <w:proofErr w:type="spellStart"/>
+      <w:r>
+        <w:t>를</w:t>
+      </w:r>
+      <w:proofErr w:type="spellEnd"/>
+      <w:r>
+        <w:t xml:space="preserve"> 시각적으로 탐색했다.</w:t>
       </w:r>
     </w:p>
     <w:p>
@@ -10201,7 +12656,7 @@
                     <pic:cNvPicPr/>
                   </pic:nvPicPr>
                   <pic:blipFill>
-                    <a:blip r:embed="rId17"/>
+                    <a:blip r:embed="rId19"/>
                     <a:stretch>
                       <a:fillRect/>
                     </a:stretch>
@@ -10227,7 +12682,15 @@
         <w:ind w:firstLine="800"/>
       </w:pPr>
       <w:r>
-        <w:t>[그림4.5.5 문서 간 유사도 히트맵]</w:t>
+        <w:t xml:space="preserve">[그림4.5.5 문서 간 유사도 </w:t>
+      </w:r>
+      <w:proofErr w:type="spellStart"/>
+      <w:r>
+        <w:t>히트맵</w:t>
+      </w:r>
+      <w:proofErr w:type="spellEnd"/>
+      <w:r>
+        <w:t>]</w:t>
       </w:r>
     </w:p>
     <w:p>
@@ -10252,7 +12715,7 @@
                     <pic:cNvPicPr/>
                   </pic:nvPicPr>
                   <pic:blipFill>
-                    <a:blip r:embed="rId18"/>
+                    <a:blip r:embed="rId20"/>
                     <a:stretch>
                       <a:fillRect/>
                     </a:stretch>
@@ -10276,7 +12739,15 @@
     <w:p>
       <w:r>
         <w:tab/>
-        <w:t>[그림4.5.6 클러스터 간 유사도 히트맵]</w:t>
+        <w:t xml:space="preserve">[그림4.5.6 클러스터 간 유사도 </w:t>
+      </w:r>
+      <w:proofErr w:type="spellStart"/>
+      <w:r>
+        <w:t>히트맵</w:t>
+      </w:r>
+      <w:proofErr w:type="spellEnd"/>
+      <w:r>
+        <w:t>]</w:t>
       </w:r>
     </w:p>
     <w:p>
@@ -10288,9 +12759,11 @@
       <w:pPr>
         <w:pStyle w:val="3"/>
       </w:pPr>
+      <w:bookmarkStart w:id="22" w:name="_Toc216711696"/>
       <w:r>
         <w:t>4.5.2 상세 유사도 분석 및 결과 저장</w:t>
       </w:r>
+      <w:bookmarkEnd w:id="22"/>
     </w:p>
     <w:p>
       <w:pPr>
@@ -10321,8 +12794,77 @@
       <w:pPr>
         <w:ind w:left="720"/>
       </w:pPr>
-      <w:r>
-        <w:t xml:space="preserve">Opinosis 원문(opinion_text)에 대해 TfidfVectorizer로 최대 5,000개의 단어에 대한 TF-IDF 행렬을 생성했다. PyCaret create_model / assign_model을 활용해 K-Means, Birch, Agglomerative, Affinity Propagation(AP), DBSCAN, Spectral Clustering, OPTICS, MeanShift 등 여러 알고리즘에 대해 클러스터 레이블을 </w:t>
+      <w:proofErr w:type="spellStart"/>
+      <w:r>
+        <w:t>Opinosis</w:t>
+      </w:r>
+      <w:proofErr w:type="spellEnd"/>
+      <w:r>
+        <w:t xml:space="preserve"> 원문(</w:t>
+      </w:r>
+      <w:proofErr w:type="spellStart"/>
+      <w:r>
+        <w:t>opinion_text</w:t>
+      </w:r>
+      <w:proofErr w:type="spellEnd"/>
+      <w:r>
+        <w:t>)</w:t>
+      </w:r>
+      <w:proofErr w:type="spellStart"/>
+      <w:r>
+        <w:t>에</w:t>
+      </w:r>
+      <w:proofErr w:type="spellEnd"/>
+      <w:r>
+        <w:t xml:space="preserve"> 대해 </w:t>
+      </w:r>
+      <w:proofErr w:type="spellStart"/>
+      <w:r>
+        <w:t>TfidfVectorizer</w:t>
+      </w:r>
+      <w:proofErr w:type="spellEnd"/>
+      <w:r>
+        <w:t xml:space="preserve">로 최대 5,000개의 단어에 대한 TF-IDF 행렬을 생성했다. </w:t>
+      </w:r>
+      <w:proofErr w:type="spellStart"/>
+      <w:r>
+        <w:t>PyCaret</w:t>
+      </w:r>
+      <w:proofErr w:type="spellEnd"/>
+      <w:r>
+        <w:t xml:space="preserve"> </w:t>
+      </w:r>
+      <w:proofErr w:type="spellStart"/>
+      <w:r>
+        <w:t>create_</w:t>
+      </w:r>
+      <w:proofErr w:type="gramStart"/>
+      <w:r>
+        <w:t>model</w:t>
+      </w:r>
+      <w:proofErr w:type="spellEnd"/>
+      <w:r>
+        <w:t xml:space="preserve"> /</w:t>
+      </w:r>
+      <w:proofErr w:type="gramEnd"/>
+      <w:r>
+        <w:t xml:space="preserve"> </w:t>
+      </w:r>
+      <w:proofErr w:type="spellStart"/>
+      <w:r>
+        <w:t>assign_model</w:t>
+      </w:r>
+      <w:proofErr w:type="spellEnd"/>
+      <w:r>
+        <w:t xml:space="preserve">을 활용해 K-Means, Birch, Agglomerative, Affinity Propagation(AP), DBSCAN, Spectral Clustering, OPTICS, </w:t>
+      </w:r>
+      <w:proofErr w:type="spellStart"/>
+      <w:r>
+        <w:t>MeanShift</w:t>
+      </w:r>
+      <w:proofErr w:type="spellEnd"/>
+      <w:r>
+        <w:t xml:space="preserve"> 등 여러 알고리즘에 대해 클러스터 레이블을 </w:t>
       </w:r>
       <w:r>
         <w:lastRenderedPageBreak/>
@@ -10348,23 +12890,97 @@
         </w:rPr>
       </w:pPr>
       <w:r>
-        <w:t>클러스터 내부/외부 유사도 측정 (코사인 + 유클리디안)</w:t>
+        <w:t xml:space="preserve">클러스터 내부/외부 유사도 측정 (코사인 + </w:t>
+      </w:r>
+      <w:proofErr w:type="spellStart"/>
+      <w:r>
+        <w:t>유클리디안</w:t>
+      </w:r>
+      <w:proofErr w:type="spellEnd"/>
+      <w:r>
+        <w:t>)</w:t>
       </w:r>
     </w:p>
     <w:p>
       <w:pPr>
         <w:ind w:left="720"/>
       </w:pPr>
-      <w:r>
-        <w:t xml:space="preserve">analyze_cluster_similarity(X, labels, algorithm_name) 함수에서 전체 문서에 대한 코사인 유사도 행렬을 먼저 계산하고, 각 클러스터별로 클러스터 내부(intra-cluster) 유사도를 산출했다. 평균, 표준편차, 최소/최대값을 보고 “응집력이 높고 고르게 뭉친 클러스터” vs “내부가 들쭉날쭉한 클러스터”를 구분했다. 동시에, 클러스터 중심(평균 TF-IDF 벡터)들 사이의 코사인 유사도로 클러스터 간(inter-cluster) 유사도 행렬을 만들어 가장 유사한 클러스터 쌍(병합 후보), 가장 구별되는 클러스터 쌍(주제적으로 완전히 다른 집단) 을 도출했다. </w:t>
+      <w:proofErr w:type="spellStart"/>
+      <w:r>
+        <w:t>analyze_cluster_similarity</w:t>
+      </w:r>
+      <w:proofErr w:type="spellEnd"/>
+      <w:r>
+        <w:t xml:space="preserve">(X, labels, </w:t>
+      </w:r>
+      <w:proofErr w:type="spellStart"/>
+      <w:r>
+        <w:t>algorithm_name</w:t>
+      </w:r>
+      <w:proofErr w:type="spellEnd"/>
+      <w:r>
+        <w:t>) 함수에서 전체 문서에 대한 코사인 유사도 행렬을 먼저 계산하고, 각 클러스터별로 클러스터 내부(intra-cluster) 유사도를 산출했다. 평균, 표준편차, 최소/최대값을 보고 “응집력이 높고 고르게 뭉친 클러스터” vs “내부가 들쭉날쭉한 클러스터”</w:t>
+      </w:r>
+      <w:proofErr w:type="spellStart"/>
+      <w:r>
+        <w:t>를</w:t>
+      </w:r>
+      <w:proofErr w:type="spellEnd"/>
+      <w:r>
+        <w:t xml:space="preserve"> 구분했다. 동시에, 클러스터 중심(평균 TF-IDF 벡터)들 사이의 코사인 유사도로 클러스터 간(inter-cluster) 유사도 행렬을 만들어 가장 유사한 클러스터 쌍(병합 후보), 가장 구별되는 클러스터 쌍(주제적으로 완전히 다른 집단</w:t>
+      </w:r>
+      <w:proofErr w:type="gramStart"/>
+      <w:r>
+        <w:t>) 을</w:t>
+      </w:r>
+      <w:proofErr w:type="gramEnd"/>
+      <w:r>
+        <w:t xml:space="preserve"> 도출했다. </w:t>
       </w:r>
     </w:p>
     <w:p>
       <w:pPr>
         <w:ind w:left="720"/>
       </w:pPr>
-      <w:r>
-        <w:t>get_representative_docs()에서는 각 클러스터의 중심과 개별 문서 사이의 유클리디안 거리(euclidean_distances)를 계산하고, 거리가 가장 짧은 문서들을 대표 문서(top-N)로 선정했다. 이 문서들의 파일명, 거리 값, 본문 미리보기를 함께 저장해 “클러스터를 대표하는 실제 예시 문서”를 쉽게 확인할 수 있게 했다.</w:t>
+      <w:proofErr w:type="spellStart"/>
+      <w:r>
+        <w:t>get_representative_docs</w:t>
+      </w:r>
+      <w:proofErr w:type="spellEnd"/>
+      <w:r>
+        <w:t xml:space="preserve">()에서는 각 클러스터의 중심과 개별 문서 사이의 </w:t>
+      </w:r>
+      <w:proofErr w:type="spellStart"/>
+      <w:r>
+        <w:t>유클리디안</w:t>
+      </w:r>
+      <w:proofErr w:type="spellEnd"/>
+      <w:r>
+        <w:t xml:space="preserve"> 거리(</w:t>
+      </w:r>
+      <w:proofErr w:type="spellStart"/>
+      <w:r>
+        <w:t>euclidean_distances</w:t>
+      </w:r>
+      <w:proofErr w:type="spellEnd"/>
+      <w:r>
+        <w:t>)</w:t>
+      </w:r>
+      <w:proofErr w:type="spellStart"/>
+      <w:r>
+        <w:t>를</w:t>
+      </w:r>
+      <w:proofErr w:type="spellEnd"/>
+      <w:r>
+        <w:t xml:space="preserve"> 계산하고, 거리가 가장 짧은 문서들을 대표 문서(top-N)로 선정했다. 이 문서들의 파일명, 거리 값, 본문 미리보기를 함께 저장해 “클러스터를 대표하는 실제 예시 문서”</w:t>
+      </w:r>
+      <w:proofErr w:type="spellStart"/>
+      <w:r>
+        <w:t>를</w:t>
+      </w:r>
+      <w:proofErr w:type="spellEnd"/>
+      <w:r>
+        <w:t xml:space="preserve"> 쉽게 확인할 수 있게 했다.</w:t>
       </w:r>
     </w:p>
     <w:p>
@@ -10392,7 +13008,7 @@
                     <pic:cNvPicPr/>
                   </pic:nvPicPr>
                   <pic:blipFill>
-                    <a:blip r:embed="rId19"/>
+                    <a:blip r:embed="rId21"/>
                     <a:stretch>
                       <a:fillRect/>
                     </a:stretch>
@@ -10439,8 +13055,13 @@
       <w:pPr>
         <w:ind w:left="720"/>
       </w:pPr>
-      <w:r>
-        <w:t>visualize_similarity() 함수는 하나의 그림 안에 네 가지 정보를 담았다.</w:t>
+      <w:proofErr w:type="spellStart"/>
+      <w:r>
+        <w:t>visualize_similarity</w:t>
+      </w:r>
+      <w:proofErr w:type="spellEnd"/>
+      <w:r>
+        <w:t>() 함수는 하나의 그림 안에 네 가지 정보를 담았다.</w:t>
       </w:r>
     </w:p>
     <w:p>
@@ -10465,7 +13086,15 @@
         <w:ind w:left="640" w:firstLine="800"/>
       </w:pPr>
       <w:r>
-        <w:t>전체 평균 대비 각 클러스터가 얼마나 응집력이 높은지 비교.</w:t>
+        <w:t xml:space="preserve">전체 평균 대비 각 클러스터가 얼마나 응집력이 </w:t>
+      </w:r>
+      <w:proofErr w:type="spellStart"/>
+      <w:r>
+        <w:t>높은지</w:t>
+      </w:r>
+      <w:proofErr w:type="spellEnd"/>
+      <w:r>
+        <w:t xml:space="preserve"> 비교.</w:t>
       </w:r>
     </w:p>
     <w:p>
@@ -10508,8 +13137,13 @@
         </w:rPr>
       </w:pPr>
       <w:r>
-        <w:t>클러스터 간 코사인 유사도 히트맵</w:t>
-      </w:r>
+        <w:t xml:space="preserve">클러스터 간 코사인 유사도 </w:t>
+      </w:r>
+      <w:proofErr w:type="spellStart"/>
+      <w:r>
+        <w:t>히트맵</w:t>
+      </w:r>
+      <w:proofErr w:type="spellEnd"/>
     </w:p>
     <w:p>
       <w:pPr>
@@ -10556,8 +13190,21 @@
       <w:pPr>
         <w:ind w:left="720"/>
       </w:pPr>
-      <w:r>
-        <w:t>../images/알고리즘명_similarity_타임스탬프.png 이름으로 저장했다.</w:t>
+      <w:proofErr w:type="gramStart"/>
+      <w:r>
+        <w:t>..</w:t>
+      </w:r>
+      <w:proofErr w:type="gramEnd"/>
+      <w:r>
+        <w:t>/images/알고리즘명_similarity_타임스탬프.</w:t>
+      </w:r>
+      <w:proofErr w:type="spellStart"/>
+      <w:r>
+        <w:t>png</w:t>
+      </w:r>
+      <w:proofErr w:type="spellEnd"/>
+      <w:r>
+        <w:t xml:space="preserve"> 이름으로 저장했다.</w:t>
       </w:r>
     </w:p>
     <w:p>
@@ -10565,7 +13212,15 @@
         <w:ind w:left="720"/>
       </w:pPr>
       <w:r>
-        <w:t xml:space="preserve">Affinity Propagation의 경우 별도로 클러스터 수(5, 6, 7)에 따른 지표를 비교한 문서에서6개 클러스터일 때 세 지표(Silhouette, Calinski-Harabasz, Davies-Bouldin)가 모두 가장 우수하다는 결론을 내렸고, AP의 최적 클러스터 수를 6으로 선택하였다. </w:t>
+        <w:t xml:space="preserve">Affinity Propagation의 경우 별도로 클러스터 수(5, 6, 7)에 따른 지표를 비교한 문서에서6개 클러스터일 때 세 지표(Silhouette, </w:t>
+      </w:r>
+      <w:proofErr w:type="spellStart"/>
+      <w:r>
+        <w:t>Calinski-Harabasz</w:t>
+      </w:r>
+      <w:proofErr w:type="spellEnd"/>
+      <w:r>
+        <w:t xml:space="preserve">, Davies-Bouldin)가 모두 가장 우수하다는 결론을 내렸고, AP의 최적 클러스터 수를 6으로 선택하였다. </w:t>
       </w:r>
     </w:p>
     <w:p>
@@ -10638,16 +13293,26 @@
       </w:pPr>
       <w:r>
         <w:lastRenderedPageBreak/>
-        <w:t>정리하면, 4.5.2에서는 TF-IDF와 다양한 군집 알고리즘을 사용해 코사인 유사도 + 유클리디안 거리로 클러스터 품질과 대표 문서를 정량·정성적으로 분석하고, 그 결과를 이미지와 텍스트 리포트로 남겼다.</w:t>
+        <w:t xml:space="preserve">정리하면, 4.5.2에서는 TF-IDF와 다양한 군집 알고리즘을 사용해 코사인 유사도 + </w:t>
+      </w:r>
+      <w:proofErr w:type="spellStart"/>
+      <w:r>
+        <w:t>유클리디안</w:t>
+      </w:r>
+      <w:proofErr w:type="spellEnd"/>
+      <w:r>
+        <w:t xml:space="preserve"> 거리로 클러스터 품질과 대표 문서를 정량·정성적으로 분석하고, 그 결과를 이미지와 텍스트 리포트로 남겼다.</w:t>
       </w:r>
     </w:p>
     <w:p>
       <w:pPr>
         <w:pStyle w:val="3"/>
       </w:pPr>
+      <w:bookmarkStart w:id="23" w:name="_Toc216711697"/>
       <w:r>
         <w:t>4.5.3 클러스터 유사도 시각적 결과</w:t>
       </w:r>
+      <w:bookmarkEnd w:id="23"/>
     </w:p>
     <w:p>
       <w:pPr>
@@ -10657,7 +13322,15 @@
         </w:rPr>
       </w:pPr>
       <w:r>
-        <w:t xml:space="preserve">앞 절(4.5.2)에서 설명한 시각화 함수는 각 군집 알고리즘마다 “유사도 기반 품질 진단 대시보드”를 생성하는데, 이 중에서 Affinity Propagation(AP)에 대해 생성된 대표 결과가 다음 두 이미지이다. </w:t>
+        <w:t>앞 절(4.5.2)에서 설명한 시각화 함수는 각 군집 알고리즘마다 “유사도 기반 품질 진단 대시보드”</w:t>
+      </w:r>
+      <w:proofErr w:type="spellStart"/>
+      <w:r>
+        <w:t>를</w:t>
+      </w:r>
+      <w:proofErr w:type="spellEnd"/>
+      <w:r>
+        <w:t xml:space="preserve"> 생성하는데, 이 중에서 Affinity Propagation(AP)에 대해 생성된 대표 결과가 다음 두 이미지이다. </w:t>
       </w:r>
     </w:p>
     <w:p>
@@ -10677,7 +13350,7 @@
           <w:noProof/>
         </w:rPr>
         <w:drawing>
-          <wp:inline distT="0" distB="0" distL="0" distR="0" wp14:anchorId="126A7568" wp14:editId="56596A16">
+          <wp:inline distT="0" distB="0" distL="0" distR="0" wp14:anchorId="126A7568" wp14:editId="153402A6">
             <wp:extent cx="4828309" cy="3657600"/>
             <wp:effectExtent l="0" t="0" r="0" b="0"/>
             <wp:docPr id="1313075968" name="그림 3"/>
@@ -10694,7 +13367,7 @@
                     </pic:cNvPicPr>
                   </pic:nvPicPr>
                   <pic:blipFill>
-                    <a:blip r:embed="rId20" cstate="print">
+                    <a:blip r:embed="rId22" cstate="print">
                       <a:extLst>
                         <a:ext uri="{28A0092B-C50C-407E-A947-70E740481C1C}">
                           <a14:useLocalDpi xmlns:a14="http://schemas.microsoft.com/office/drawing/2010/main" val="0"/>
@@ -10773,8 +13446,13 @@
         </w:numPr>
         <w:ind w:leftChars="0"/>
       </w:pPr>
-      <w:r>
-        <w:t>좌상단: 클러스터별 평균 내부 코사인 유사도</w:t>
+      <w:proofErr w:type="spellStart"/>
+      <w:r>
+        <w:t>좌상단</w:t>
+      </w:r>
+      <w:proofErr w:type="spellEnd"/>
+      <w:r>
+        <w:t>: 클러스터별 평균 내부 코사인 유사도</w:t>
       </w:r>
     </w:p>
     <w:p>
@@ -10786,9 +13464,14 @@
         </w:numPr>
         <w:ind w:leftChars="0"/>
       </w:pPr>
+      <w:proofErr w:type="spellStart"/>
       <w:r>
         <w:lastRenderedPageBreak/>
-        <w:t>우상단: 클러스터별 문서 수(클러스터 크기</w:t>
+        <w:t>우상단</w:t>
+      </w:r>
+      <w:proofErr w:type="spellEnd"/>
+      <w:r>
+        <w:t>: 클러스터별 문서 수(클러스터 크기</w:t>
       </w:r>
     </w:p>
     <w:p>
@@ -10800,9 +13483,19 @@
         </w:numPr>
         <w:ind w:leftChars="0"/>
       </w:pPr>
-      <w:r>
-        <w:t>좌하단: 클러스터 간 코사인 유사도 히트맵</w:t>
-      </w:r>
+      <w:proofErr w:type="spellStart"/>
+      <w:r>
+        <w:t>좌하단</w:t>
+      </w:r>
+      <w:proofErr w:type="spellEnd"/>
+      <w:r>
+        <w:t xml:space="preserve">: 클러스터 간 코사인 유사도 </w:t>
+      </w:r>
+      <w:proofErr w:type="spellStart"/>
+      <w:r>
+        <w:t>히트맵</w:t>
+      </w:r>
+      <w:proofErr w:type="spellEnd"/>
     </w:p>
     <w:p>
       <w:pPr>
@@ -10813,8 +13506,13 @@
         </w:numPr>
         <w:ind w:leftChars="0"/>
       </w:pPr>
-      <w:r>
-        <w:t>우하단: 클러스터 품질 점수(내부 유사도 – 외부 유사도) 수평 바 차트</w:t>
+      <w:proofErr w:type="spellStart"/>
+      <w:r>
+        <w:t>우하단</w:t>
+      </w:r>
+      <w:proofErr w:type="spellEnd"/>
+      <w:r>
+        <w:t>: 클러스터 품질 점수(내부 유사도 – 외부 유사도) 수평 바 차트</w:t>
       </w:r>
     </w:p>
     <w:p>
@@ -10906,8 +13604,13 @@
       <w:pPr>
         <w:ind w:left="720"/>
       </w:pPr>
-      <w:r>
-        <w:t>를 확인하는 근거로 활용되었다.</w:t>
+      <w:proofErr w:type="spellStart"/>
+      <w:r>
+        <w:t>를</w:t>
+      </w:r>
+      <w:proofErr w:type="spellEnd"/>
+      <w:r>
+        <w:t xml:space="preserve"> 확인하는 근거로 활용되었다.</w:t>
       </w:r>
     </w:p>
     <w:p>
@@ -10935,18 +13638,22 @@
       <w:pPr>
         <w:pStyle w:val="2"/>
       </w:pPr>
+      <w:bookmarkStart w:id="24" w:name="_Toc216711698"/>
       <w:r>
         <w:lastRenderedPageBreak/>
         <w:t>4.6 결론 및 제언</w:t>
       </w:r>
+      <w:bookmarkEnd w:id="24"/>
     </w:p>
     <w:p>
       <w:pPr>
         <w:pStyle w:val="3"/>
       </w:pPr>
+      <w:bookmarkStart w:id="25" w:name="_Toc216711699"/>
       <w:r>
         <w:t>4.6.1 주요 결과 요약</w:t>
       </w:r>
+      <w:bookmarkEnd w:id="25"/>
     </w:p>
     <w:p>
       <w:pPr>
@@ -10969,7 +13676,15 @@
         </w:rPr>
       </w:pPr>
       <w:r>
-        <w:t>본 프로젝트 UCI Opinosis Opinion Review실습 과정을 통해 LDA/NMF 기반 토픽 분포를 활용한 Affinity Propagation(AP) 클러스터링을 최종 모델로 채택하였다.</w:t>
+        <w:t xml:space="preserve">본 프로젝트 UCI </w:t>
+      </w:r>
+      <w:proofErr w:type="spellStart"/>
+      <w:r>
+        <w:t>Opinosis</w:t>
+      </w:r>
+      <w:proofErr w:type="spellEnd"/>
+      <w:r>
+        <w:t xml:space="preserve"> Opinion Review실습 과정을 통해 LDA/NMF 기반 토픽 분포를 활용한 Affinity Propagation(AP) 클러스터링을 최종 모델로 채택하였다.</w:t>
       </w:r>
     </w:p>
     <w:p>
@@ -11068,6 +13783,7 @@
                 <w:szCs w:val="20"/>
               </w:rPr>
             </w:pPr>
+            <w:proofErr w:type="spellStart"/>
             <w:r>
               <w:rPr>
                 <w:rFonts w:eastAsiaTheme="minorHAnsi" w:cs="굴림" w:hint="eastAsia"/>
@@ -11076,6 +13792,7 @@
               </w:rPr>
               <w:t>N_Clusters</w:t>
             </w:r>
+            <w:proofErr w:type="spellEnd"/>
           </w:p>
         </w:tc>
         <w:tc>
@@ -11823,7 +14540,23 @@
         <w:pStyle w:val="af5"/>
       </w:pPr>
       <w:r>
-        <w:t>참고: Sillhouette Socre: 높을수록 좋음, Davies-Bouldin: 낮을수록 좋음</w:t>
+        <w:t xml:space="preserve">참고: </w:t>
+      </w:r>
+      <w:proofErr w:type="spellStart"/>
+      <w:r>
+        <w:t>Sillhouette</w:t>
+      </w:r>
+      <w:proofErr w:type="spellEnd"/>
+      <w:r>
+        <w:t xml:space="preserve"> </w:t>
+      </w:r>
+      <w:proofErr w:type="spellStart"/>
+      <w:r>
+        <w:t>Socre</w:t>
+      </w:r>
+      <w:proofErr w:type="spellEnd"/>
+      <w:r>
+        <w:t>: 높을수록 좋음, Davies-Bouldin: 낮을수록 좋음</w:t>
       </w:r>
     </w:p>
     <w:p/>
@@ -11895,9 +14628,30 @@
           <w:szCs w:val="19"/>
         </w:rPr>
       </w:pPr>
+      <w:proofErr w:type="spellStart"/>
       <w:r>
         <w:lastRenderedPageBreak/>
-        <w:t>PyCaret 기반 기본 벡터라이징보다 LDA/NMF 토픽 모델링 적용 시 군집화 품질과 해석력이 유의미하게 향상됨을 확인하였다.</w:t>
+        <w:t>PyCaret</w:t>
+      </w:r>
+      <w:proofErr w:type="spellEnd"/>
+      <w:r>
+        <w:t xml:space="preserve"> 기반 기본 </w:t>
+      </w:r>
+      <w:proofErr w:type="spellStart"/>
+      <w:r>
+        <w:t>벡터라이징보다</w:t>
+      </w:r>
+      <w:proofErr w:type="spellEnd"/>
+      <w:r>
+        <w:t xml:space="preserve"> LDA/NMF 토픽 모델링 적용 시 군집화 품질과 </w:t>
+      </w:r>
+      <w:proofErr w:type="spellStart"/>
+      <w:r>
+        <w:t>해석력이</w:t>
+      </w:r>
+      <w:proofErr w:type="spellEnd"/>
+      <w:r>
+        <w:t xml:space="preserve"> 유의미하게 향상됨을 확인하였다.</w:t>
       </w:r>
     </w:p>
     <w:p>
@@ -11929,7 +14683,15 @@
         </w:rPr>
       </w:pPr>
       <w:r>
-        <w:t>문서 유사도 결과, Top5 유사 문서 모두 유사도 1.0으로 벡터화된 표현에서 거의 동일한 의미 공간에 위치하였고, 유사 문서들은 소프트웨어 설치, 디스플레이, 하드웨어 성능, 가격 비교 등 제품 사용 경험과 관련된 리뷰들로, 같은 클러스터 내에서 강한 연관성을 보여주었다.</w:t>
+        <w:t xml:space="preserve">문서 유사도 결과, Top5 유사 문서 모두 유사도 1.0으로 </w:t>
+      </w:r>
+      <w:proofErr w:type="spellStart"/>
+      <w:r>
+        <w:t>벡터화된</w:t>
+      </w:r>
+      <w:proofErr w:type="spellEnd"/>
+      <w:r>
+        <w:t xml:space="preserve"> 표현에서 거의 동일한 의미 공간에 위치하였고, 유사 문서들은 소프트웨어 설치, 디스플레이, 하드웨어 성능, 가격 비교 등 제품 사용 경험과 관련된 리뷰들로, 같은 클러스터 내에서 강한 연관성을 보여주었다.</w:t>
       </w:r>
     </w:p>
     <w:p>
@@ -11979,7 +14741,7 @@
                     <pic:cNvPicPr/>
                   </pic:nvPicPr>
                   <pic:blipFill>
-                    <a:blip r:embed="rId21">
+                    <a:blip r:embed="rId23">
                       <a:extLst>
                         <a:ext uri="{28A0092B-C50C-407E-A947-70E740481C1C}">
                           <a14:useLocalDpi xmlns:a14="http://schemas.microsoft.com/office/drawing/2010/main" val="0"/>
@@ -12100,7 +14862,7 @@
                           <pic:cNvPicPr/>
                         </pic:nvPicPr>
                         <pic:blipFill>
-                          <a:blip r:embed="rId22" cstate="print">
+                          <a:blip r:embed="rId24" cstate="print">
                             <a:extLst>
                               <a:ext uri="{28A0092B-C50C-407E-A947-70E740481C1C}">
                                 <a14:useLocalDpi xmlns:a14="http://schemas.microsoft.com/office/drawing/2010/main" val="0"/>
@@ -12260,7 +15022,7 @@
                     <pic:cNvPicPr/>
                   </pic:nvPicPr>
                   <pic:blipFill>
-                    <a:blip r:embed="rId23" cstate="print">
+                    <a:blip r:embed="rId25" cstate="print">
                       <a:extLst>
                         <a:ext uri="{28A0092B-C50C-407E-A947-70E740481C1C}">
                           <a14:useLocalDpi xmlns:a14="http://schemas.microsoft.com/office/drawing/2010/main" val="0"/>
@@ -12323,7 +15085,15 @@
         </w:rPr>
       </w:pPr>
       <w:r>
-        <w:t>텍스트 데이터의 정제 품질에 따라 토픽 모델링 결과가 민감하게 변화하였으며, 불용어 처리·중복 데이터·비표준 표현(오타, 속어 등)이 성능에 영향을 미쳤다.</w:t>
+        <w:t xml:space="preserve">텍스트 데이터의 정제 품질에 따라 토픽 모델링 결과가 민감하게 변화하였으며, </w:t>
+      </w:r>
+      <w:proofErr w:type="spellStart"/>
+      <w:r>
+        <w:t>불용어</w:t>
+      </w:r>
+      <w:proofErr w:type="spellEnd"/>
+      <w:r>
+        <w:t xml:space="preserve"> 처리·중복 데이터·비표준 표현(오타, 속어 등)이 성능에 영향을 미쳤다.</w:t>
       </w:r>
     </w:p>
     <w:p>
@@ -12412,7 +15182,15 @@
         </w:rPr>
       </w:pPr>
       <w:r>
-        <w:t>AP 클러스터링은 초기 선택 및 하이퍼파라미터 설정에 민감하여 결과 재현성 확보에 한계가 있었다.</w:t>
+        <w:t xml:space="preserve">AP 클러스터링은 초기 선택 및 </w:t>
+      </w:r>
+      <w:proofErr w:type="spellStart"/>
+      <w:r>
+        <w:t>하이퍼파라미터</w:t>
+      </w:r>
+      <w:proofErr w:type="spellEnd"/>
+      <w:r>
+        <w:t xml:space="preserve"> 설정에 민감하여 결과 재현성 확보에 한계가 있었다.</w:t>
       </w:r>
     </w:p>
     <w:p>
@@ -12485,10 +15263,12 @@
       <w:pPr>
         <w:pStyle w:val="3"/>
       </w:pPr>
+      <w:bookmarkStart w:id="26" w:name="_Toc216711700"/>
       <w:r>
         <w:lastRenderedPageBreak/>
         <w:t>4.6.3 개선 방안 및 향후 계획</w:t>
       </w:r>
+      <w:bookmarkEnd w:id="26"/>
     </w:p>
     <w:p>
       <w:pPr>
@@ -12511,7 +15291,15 @@
         </w:rPr>
       </w:pPr>
       <w:r>
-        <w:t>BERT 기반 토픽 모델(BERTopic) 등을 활용하여 토픽 품질 및 의미론적 해석을 강화할 필요가 있다.</w:t>
+        <w:t>BERT 기반 토픽 모델(</w:t>
+      </w:r>
+      <w:proofErr w:type="spellStart"/>
+      <w:r>
+        <w:t>BERTopic</w:t>
+      </w:r>
+      <w:proofErr w:type="spellEnd"/>
+      <w:r>
+        <w:t>) 등을 활용하여 토픽 품질 및 의미론적 해석을 강화할 필요가 있다.</w:t>
       </w:r>
     </w:p>
     <w:p>
@@ -12527,7 +15315,15 @@
         </w:rPr>
       </w:pPr>
       <w:r>
-        <w:t>Word2Vec, Sentence-BERT 등의 임베딩을 활용한 의미 기반 군집화를 적용하여, 단순 빈도 기반 분석을 넘어 문맥적 유사성을 반영할 수 있다.</w:t>
+        <w:t xml:space="preserve">Word2Vec, Sentence-BERT 등의 </w:t>
+      </w:r>
+      <w:proofErr w:type="spellStart"/>
+      <w:r>
+        <w:t>임베딩을</w:t>
+      </w:r>
+      <w:proofErr w:type="spellEnd"/>
+      <w:r>
+        <w:t xml:space="preserve"> 활용한 의미 기반 군집화를 적용하여, 단순 빈도 기반 분석을 넘어 문맥적 유사성을 반영할 수 있다.</w:t>
       </w:r>
     </w:p>
     <w:p>
@@ -12542,8 +15338,13 @@
           <w:szCs w:val="22"/>
         </w:rPr>
       </w:pPr>
-      <w:r>
-        <w:t>GraphRAG와 같은 최신 그래프 기반 접근법을 도입하여 단어 간 관계성을 구조적으로 반영함으로써, 기존 모델의 한계를 보완할 수 있다.</w:t>
+      <w:proofErr w:type="spellStart"/>
+      <w:r>
+        <w:t>GraphRAG</w:t>
+      </w:r>
+      <w:proofErr w:type="spellEnd"/>
+      <w:r>
+        <w:t>와 같은 최신 그래프 기반 접근법을 도입하여 단어 간 관계성을 구조적으로 반영함으로써, 기존 모델의 한계를 보완할 수 있다.</w:t>
       </w:r>
     </w:p>
     <w:p>
@@ -12635,7 +15436,15 @@
         </w:rPr>
       </w:pPr>
       <w:r>
-        <w:t>각 클러스터를 자동 레이블링하는 시스템 구축으로, 리뷰 데이터 관리 및 분석 효율성 제고</w:t>
+        <w:t xml:space="preserve">각 클러스터를 자동 </w:t>
+      </w:r>
+      <w:proofErr w:type="spellStart"/>
+      <w:r>
+        <w:t>레이블링하는</w:t>
+      </w:r>
+      <w:proofErr w:type="spellEnd"/>
+      <w:r>
+        <w:t xml:space="preserve"> 시스템 구축으로, 리뷰 데이터 관리 및 분석 효율성 제고</w:t>
       </w:r>
     </w:p>
     <w:p>
@@ -12667,7 +15476,15 @@
         </w:rPr>
       </w:pPr>
       <w:r>
-        <w:t>마케팅, 제품 전략 수립, UX 개선 등 실무 의사결정 지원에 직접 활용할 수 있도록, 분석 결과를 대시보드 형태로 시각화하는 방안을 고려</w:t>
+        <w:t xml:space="preserve">마케팅, 제품 전략 수립, UX 개선 등 실무 의사결정 지원에 직접 활용할 수 있도록, 분석 결과를 대시보드 형태로 </w:t>
+      </w:r>
+      <w:proofErr w:type="spellStart"/>
+      <w:r>
+        <w:t>시각화하는</w:t>
+      </w:r>
+      <w:proofErr w:type="spellEnd"/>
+      <w:r>
+        <w:t xml:space="preserve"> 방안을 고려</w:t>
       </w:r>
     </w:p>
     <w:p>
@@ -12683,7 +15500,15 @@
         </w:rPr>
       </w:pPr>
       <w:r>
-        <w:t>지속적인 데이터 업데이트와 모델 재학습 체계를 마련하여, 변화하는 사용자 리뷰 환경에 적응할 수 있는 확장성 확보</w:t>
+        <w:t xml:space="preserve">지속적인 데이터 업데이트와 모델 </w:t>
+      </w:r>
+      <w:proofErr w:type="spellStart"/>
+      <w:r>
+        <w:t>재학습</w:t>
+      </w:r>
+      <w:proofErr w:type="spellEnd"/>
+      <w:r>
+        <w:t xml:space="preserve"> 체계를 마련하여, 변화하는 사용자 리뷰 환경에 적응할 수 있는 확장성 확보</w:t>
       </w:r>
     </w:p>
     <w:p/>
@@ -12692,10 +15517,12 @@
       <w:pPr>
         <w:pStyle w:val="3"/>
       </w:pPr>
+      <w:bookmarkStart w:id="27" w:name="_Toc216711701"/>
       <w:r>
         <w:lastRenderedPageBreak/>
         <w:t>4.6.4 실습 정리 및 요약</w:t>
       </w:r>
+      <w:bookmarkEnd w:id="27"/>
     </w:p>
     <w:p>
       <w:pPr>
@@ -12705,7 +15532,15 @@
         </w:rPr>
       </w:pPr>
       <w:r>
-        <w:t>이번 프로젝트에서는 UCI Opinosis Opinion Review 데이터셋을 대상으로 다양한 클러스터링 알고리즘을 비교 분석하였으며, 특히 Affinity Propagation(AP) 알고리즘이 가장 우수한 성능을 나타냈다. AP는 클러스터 수 5개를 자동 결정하며 Silhouette Score 0.9017, Davies-Bouldin Index 0.2581를 기록하여 클러스터 간 분리와 응집도가 뛰어남을 확인했다. K-Means, Spectral Clustering, Hierarchical Clustering등도 준수한 성능을 보였으나, DBSCAN은 Noise 데이터에 민감하여 상대적으로 낮은 점수를 기록했다.</w:t>
+        <w:t xml:space="preserve">이번 프로젝트에서는 UCI </w:t>
+      </w:r>
+      <w:proofErr w:type="spellStart"/>
+      <w:r>
+        <w:t>Opinosis</w:t>
+      </w:r>
+      <w:proofErr w:type="spellEnd"/>
+      <w:r>
+        <w:t xml:space="preserve"> Opinion Review 데이터셋을 대상으로 다양한 클러스터링 알고리즘을 비교 분석하였으며, 특히 Affinity Propagation(AP) 알고리즘이 가장 우수한 성능을 나타냈다. AP는 클러스터 수 5개를 자동 결정하며 Silhouette Score 0.9017, Davies-Bouldin Index 0.2581를 기록하여 클러스터 간 분리와 응집도가 뛰어남을 확인했다. K-Means, Spectral Clustering, Hierarchical Clustering등도 준수한 성능을 보였으나, DBSCAN은 Noise 데이터에 민감하여 상대적으로 낮은 점수를 기록했다.</w:t>
       </w:r>
     </w:p>
     <w:p>
@@ -12716,7 +15551,31 @@
         </w:rPr>
       </w:pPr>
       <w:r>
-        <w:t>회의를 통해 팀에서는 PyCaret 기반 벡터라이징 방식보다 LDA 토픽 모델링이 클러스터링 성능 향상에 유의미함을 확인했다. 최종적으로 토픽 5개를 추출하고, AP 알고리즘을 활용하여 시각화 및 유사도 분석을 수행하였으며, 군집별 상위 키워드를 통해 결과의 의미를 검증했다.</w:t>
+        <w:t xml:space="preserve">회의를 통해 팀에서는 </w:t>
+      </w:r>
+      <w:proofErr w:type="spellStart"/>
+      <w:r>
+        <w:t>PyCaret</w:t>
+      </w:r>
+      <w:proofErr w:type="spellEnd"/>
+      <w:r>
+        <w:t xml:space="preserve"> 기반 </w:t>
+      </w:r>
+      <w:proofErr w:type="spellStart"/>
+      <w:r>
+        <w:t>벡터라이징</w:t>
+      </w:r>
+      <w:proofErr w:type="spellEnd"/>
+      <w:r>
+        <w:t xml:space="preserve"> 방식보다 LDA 토픽 모델링이 클러스터링 성능 향상에 유의미함을 확인했다. 최종적으로 토픽 5개를 추출하고, AP 알고리즘을 활용하여 시각화 및 유사도 분석을 수행하였으며, </w:t>
+      </w:r>
+      <w:proofErr w:type="spellStart"/>
+      <w:r>
+        <w:t>군집별</w:t>
+      </w:r>
+      <w:proofErr w:type="spellEnd"/>
+      <w:r>
+        <w:t xml:space="preserve"> 상위 키워드를 통해 결과의 의미를 검증했다.</w:t>
       </w:r>
     </w:p>
     <w:p>
@@ -12873,7 +15732,15 @@
       </w:pPr>
       <w:r>
         <w:lastRenderedPageBreak/>
-        <w:t>TF-IDF 외 Word2Vec, Sentence-BERT 등의 임베딩 기반 벡터화를 적용하면 의미 기반 유사도 분석 정확도 향상 가능.</w:t>
+        <w:t xml:space="preserve">TF-IDF 외 Word2Vec, Sentence-BERT 등의 </w:t>
+      </w:r>
+      <w:proofErr w:type="spellStart"/>
+      <w:r>
+        <w:t>임베딩</w:t>
+      </w:r>
+      <w:proofErr w:type="spellEnd"/>
+      <w:r>
+        <w:t xml:space="preserve"> 기반 벡터화를 적용하면 의미 기반 유사도 분석 정확도 향상 가능.</w:t>
       </w:r>
     </w:p>
     <w:p>
@@ -12933,18 +15800,22 @@
       <w:pPr>
         <w:pStyle w:val="2"/>
       </w:pPr>
+      <w:bookmarkStart w:id="28" w:name="_Toc216711702"/>
       <w:r>
         <w:lastRenderedPageBreak/>
         <w:t>4.7 참고자료 및 부록</w:t>
       </w:r>
+      <w:bookmarkEnd w:id="28"/>
     </w:p>
     <w:p>
       <w:pPr>
         <w:pStyle w:val="3"/>
       </w:pPr>
+      <w:bookmarkStart w:id="29" w:name="_Toc216711703"/>
       <w:r>
         <w:t>4.7.1 참고 자료</w:t>
       </w:r>
+      <w:bookmarkEnd w:id="29"/>
     </w:p>
     <w:p>
       <w:pPr>
@@ -12967,15 +15838,62 @@
         <w:ind w:left="360"/>
       </w:pPr>
       <w:r>
-        <w:t>scikit-learn Documentation: 텍스트 전처리(CountVectorizer, TfidfVectorizer), 토픽 모델링(LDA, NMF), 기본 군집화 알고리즘(K-Means, Spectral Clustering 등), 차원 축소(PCA), 그리고 유사도 계산(코사인 유사도, 유클리디안 거리) 구현 및 활용에 참고되었습니다.</w:t>
+        <w:t xml:space="preserve">scikit-learn Documentation: 텍스트 </w:t>
+      </w:r>
+      <w:proofErr w:type="spellStart"/>
+      <w:r>
+        <w:t>전처리</w:t>
+      </w:r>
+      <w:proofErr w:type="spellEnd"/>
+      <w:r>
+        <w:t>(</w:t>
+      </w:r>
+      <w:proofErr w:type="spellStart"/>
+      <w:r>
+        <w:t>CountVectorizer</w:t>
+      </w:r>
+      <w:proofErr w:type="spellEnd"/>
+      <w:r>
+        <w:t xml:space="preserve">, </w:t>
+      </w:r>
+      <w:proofErr w:type="spellStart"/>
+      <w:r>
+        <w:t>TfidfVectorizer</w:t>
+      </w:r>
+      <w:proofErr w:type="spellEnd"/>
+      <w:r>
+        <w:t xml:space="preserve">), 토픽 모델링(LDA, NMF), 기본 군집화 알고리즘(K-Means, Spectral Clustering 등), 차원 축소(PCA), 그리고 유사도 계산(코사인 유사도, </w:t>
+      </w:r>
+      <w:proofErr w:type="spellStart"/>
+      <w:r>
+        <w:t>유클리디안</w:t>
+      </w:r>
+      <w:proofErr w:type="spellEnd"/>
+      <w:r>
+        <w:t xml:space="preserve"> 거리) 구현 및 활용에 참고되었습니다.</w:t>
       </w:r>
     </w:p>
     <w:p>
       <w:pPr>
         <w:ind w:left="360"/>
       </w:pPr>
-      <w:r>
-        <w:t>PyCaret Documentation (pycaret.clustering): 다수의 군집화 알고리즘(Affinity Propagation, K-Means, DBSCAN 등)을 통일된 평가 지표(Silhouette, CH, DB Index) 기준으로 자동 비교 및 최적 모델 선정 과정을 구현하는 데 핵심적으로 활용되었습니다.</w:t>
+      <w:proofErr w:type="spellStart"/>
+      <w:r>
+        <w:t>PyCaret</w:t>
+      </w:r>
+      <w:proofErr w:type="spellEnd"/>
+      <w:r>
+        <w:t xml:space="preserve"> Documentation (</w:t>
+      </w:r>
+      <w:proofErr w:type="spellStart"/>
+      <w:proofErr w:type="gramStart"/>
+      <w:r>
+        <w:t>pycaret.clustering</w:t>
+      </w:r>
+      <w:proofErr w:type="spellEnd"/>
+      <w:proofErr w:type="gramEnd"/>
+      <w:r>
+        <w:t>): 다수의 군집화 알고리즘(Affinity Propagation, K-Means, DBSCAN 등)을 통일된 평가 지표(Silhouette, CH, DB Index) 기준으로 자동 비교 및 최적 모델 선정 과정을 구현하는 데 핵심적으로 활용되었습니다.</w:t>
       </w:r>
     </w:p>
     <w:p>
@@ -12983,7 +15901,31 @@
         <w:ind w:left="360"/>
       </w:pPr>
       <w:r>
-        <w:t>NLTK (Natural Language Toolkit) Documentation: 토큰화, 불용어 제거, 표제어 추출(Lemmatization) 등 텍스트 전처리 로직(TextPreprocessor 클래스) 설계 및 구현에 활용되었습니다.</w:t>
+        <w:t xml:space="preserve">NLTK (Natural Language Toolkit) Documentation: 토큰화, </w:t>
+      </w:r>
+      <w:proofErr w:type="spellStart"/>
+      <w:r>
+        <w:t>불용어</w:t>
+      </w:r>
+      <w:proofErr w:type="spellEnd"/>
+      <w:r>
+        <w:t xml:space="preserve"> 제거, 표제어 추출(Lemmatization) 등 텍스트 </w:t>
+      </w:r>
+      <w:proofErr w:type="spellStart"/>
+      <w:r>
+        <w:t>전처리</w:t>
+      </w:r>
+      <w:proofErr w:type="spellEnd"/>
+      <w:r>
+        <w:t xml:space="preserve"> 로직(</w:t>
+      </w:r>
+      <w:proofErr w:type="spellStart"/>
+      <w:r>
+        <w:t>TextPreprocessor</w:t>
+      </w:r>
+      <w:proofErr w:type="spellEnd"/>
+      <w:r>
+        <w:t xml:space="preserve"> 클래스) 설계 및 구현에 활용되었습니다.</w:t>
       </w:r>
     </w:p>
     <w:p>
@@ -12991,7 +15933,23 @@
         <w:ind w:left="360"/>
       </w:pPr>
       <w:r>
-        <w:t>matplotlib, seaborn, plotly Documentation: 군집 결과(Elbow Method, Silhouette Score), 토픽 분포, 문서 간 유사도 히트맵, PCA 기반 2D 군집 구조 등 모든 시각화 결과물 생성 및 한글 폰트 설정에 참고되었습니다.</w:t>
+        <w:t xml:space="preserve">matplotlib, seaborn, </w:t>
+      </w:r>
+      <w:proofErr w:type="spellStart"/>
+      <w:r>
+        <w:t>plotly</w:t>
+      </w:r>
+      <w:proofErr w:type="spellEnd"/>
+      <w:r>
+        <w:t xml:space="preserve"> Documentation: 군집 결과(Elbow Method, Silhouette Score), 토픽 분포, 문서 간 유사도 </w:t>
+      </w:r>
+      <w:proofErr w:type="spellStart"/>
+      <w:r>
+        <w:t>히트맵</w:t>
+      </w:r>
+      <w:proofErr w:type="spellEnd"/>
+      <w:r>
+        <w:t>, PCA 기반 2D 군집 구조 등 모든 시각화 결과물 생성 및 한글 폰트 설정에 참고되었습니다.</w:t>
       </w:r>
     </w:p>
     <w:p>
@@ -13019,8 +15977,13 @@
       <w:pPr>
         <w:ind w:left="360"/>
       </w:pPr>
-      <w:r>
-        <w:t>Pycaret=3.3.2주력 ML/DS 자동화 도구</w:t>
+      <w:proofErr w:type="spellStart"/>
+      <w:r>
+        <w:t>Pycaret</w:t>
+      </w:r>
+      <w:proofErr w:type="spellEnd"/>
+      <w:r>
+        <w:t>=3.3.2주력 ML/DS 자동화 도구</w:t>
       </w:r>
     </w:p>
     <w:p>
@@ -13035,9 +15998,14 @@
       <w:pPr>
         <w:ind w:left="360"/>
       </w:pPr>
+      <w:proofErr w:type="spellStart"/>
       <w:r>
         <w:lastRenderedPageBreak/>
-        <w:t>Numpy=1.26.4고성능 수치 계산</w:t>
+        <w:t>Numpy</w:t>
+      </w:r>
+      <w:proofErr w:type="spellEnd"/>
+      <w:r>
+        <w:t>=1.26.4고성능 수치 계산</w:t>
       </w:r>
     </w:p>
     <w:p>
@@ -13045,16 +16013,34 @@
         <w:ind w:left="360"/>
       </w:pPr>
       <w:r>
-        <w:t>scikit-learn=1.4.2기본 머신러닝 알고리즘 및 유틸리티</w:t>
+        <w:t xml:space="preserve">scikit-learn=1.4.2기본 </w:t>
+      </w:r>
+      <w:proofErr w:type="spellStart"/>
+      <w:r>
+        <w:t>머신러닝</w:t>
+      </w:r>
+      <w:proofErr w:type="spellEnd"/>
+      <w:r>
+        <w:t xml:space="preserve"> 알고리즘 및 유틸리티</w:t>
       </w:r>
     </w:p>
     <w:p>
       <w:pPr>
         <w:ind w:left="360"/>
       </w:pPr>
-      <w:r>
-        <w:t>nltk=3.9.2자연어 처리 및 텍스트 전처리</w:t>
-      </w:r>
+      <w:proofErr w:type="spellStart"/>
+      <w:r>
+        <w:t>nltk</w:t>
+      </w:r>
+      <w:proofErr w:type="spellEnd"/>
+      <w:r>
+        <w:t xml:space="preserve">=3.9.2자연어 처리 및 텍스트 </w:t>
+      </w:r>
+      <w:proofErr w:type="spellStart"/>
+      <w:r>
+        <w:t>전처리</w:t>
+      </w:r>
+      <w:proofErr w:type="spellEnd"/>
     </w:p>
     <w:p>
       <w:pPr>
@@ -13076,24 +16062,39 @@
       <w:pPr>
         <w:ind w:left="360"/>
       </w:pPr>
-      <w:r>
-        <w:t>plotly=5.24.1인터랙티브 시각화</w:t>
+      <w:proofErr w:type="spellStart"/>
+      <w:r>
+        <w:t>plotly</w:t>
+      </w:r>
+      <w:proofErr w:type="spellEnd"/>
+      <w:r>
+        <w:t>=5.24.1인터랙티브 시각화</w:t>
       </w:r>
     </w:p>
     <w:p>
       <w:pPr>
         <w:ind w:left="360"/>
       </w:pPr>
-      <w:r>
-        <w:t>umap-learn=0.5.7차원 축소 및 시각화 (UMAP)</w:t>
+      <w:proofErr w:type="spellStart"/>
+      <w:r>
+        <w:t>umap</w:t>
+      </w:r>
+      <w:proofErr w:type="spellEnd"/>
+      <w:r>
+        <w:t>-learn=0.5.7차원 축소 및 시각화 (UMAP)</w:t>
       </w:r>
     </w:p>
     <w:p>
       <w:pPr>
         <w:ind w:left="360"/>
       </w:pPr>
-      <w:r>
-        <w:t>scipy=1.11.4과학 계산 및 통계</w:t>
+      <w:proofErr w:type="spellStart"/>
+      <w:r>
+        <w:t>scipy</w:t>
+      </w:r>
+      <w:proofErr w:type="spellEnd"/>
+      <w:r>
+        <w:t>=1.11.4과학 계산 및 통계</w:t>
       </w:r>
     </w:p>
     <w:p/>
@@ -13101,9 +16102,11 @@
       <w:pPr>
         <w:pStyle w:val="3"/>
       </w:pPr>
+      <w:bookmarkStart w:id="30" w:name="_Toc216711704"/>
       <w:r>
         <w:t>4.7.2 부록</w:t>
       </w:r>
+      <w:bookmarkEnd w:id="30"/>
     </w:p>
     <w:p>
       <w:pPr>
@@ -13194,8 +16197,13 @@
               <w:spacing w:after="160" w:line="300" w:lineRule="auto"/>
             </w:pPr>
             <w:r>
-              <w:t>/config</w:t>
-            </w:r>
+              <w:t>/</w:t>
+            </w:r>
+            <w:proofErr w:type="gramStart"/>
+            <w:r>
+              <w:t>config</w:t>
+            </w:r>
+            <w:proofErr w:type="gramEnd"/>
           </w:p>
         </w:tc>
         <w:tc>
@@ -13208,8 +16216,13 @@
               <w:spacing w:after="160" w:line="300" w:lineRule="auto"/>
               <w:cnfStyle w:val="000000100000" w:firstRow="0" w:lastRow="0" w:firstColumn="0" w:lastColumn="0" w:oddVBand="0" w:evenVBand="0" w:oddHBand="1" w:evenHBand="0" w:firstRowFirstColumn="0" w:firstRowLastColumn="0" w:lastRowFirstColumn="0" w:lastRowLastColumn="0"/>
             </w:pPr>
-            <w:r>
-              <w:t>pycaret_env.yml, pycaret_setup.md</w:t>
+            <w:proofErr w:type="spellStart"/>
+            <w:r>
+              <w:t>pycaret_env.yml</w:t>
+            </w:r>
+            <w:proofErr w:type="spellEnd"/>
+            <w:r>
+              <w:t>, pycaret_setup.md</w:t>
             </w:r>
           </w:p>
         </w:tc>
@@ -13253,8 +16266,13 @@
               <w:spacing w:after="160" w:line="300" w:lineRule="auto"/>
             </w:pPr>
             <w:r>
-              <w:t>/data</w:t>
-            </w:r>
+              <w:t>/</w:t>
+            </w:r>
+            <w:proofErr w:type="gramStart"/>
+            <w:r>
+              <w:t>data</w:t>
+            </w:r>
+            <w:proofErr w:type="gramEnd"/>
           </w:p>
         </w:tc>
         <w:tc>
@@ -13310,8 +16328,13 @@
               <w:spacing w:after="160" w:line="300" w:lineRule="auto"/>
             </w:pPr>
             <w:r>
-              <w:t>/utils</w:t>
-            </w:r>
+              <w:t>/</w:t>
+            </w:r>
+            <w:proofErr w:type="gramStart"/>
+            <w:r>
+              <w:t>utils</w:t>
+            </w:r>
+            <w:proofErr w:type="gramEnd"/>
           </w:p>
         </w:tc>
         <w:tc>
@@ -13362,8 +16385,15 @@
               <w:spacing w:after="160" w:line="300" w:lineRule="auto"/>
             </w:pPr>
             <w:r>
-              <w:t>/src</w:t>
-            </w:r>
+              <w:t>/</w:t>
+            </w:r>
+            <w:proofErr w:type="spellStart"/>
+            <w:proofErr w:type="gramStart"/>
+            <w:r>
+              <w:t>src</w:t>
+            </w:r>
+            <w:proofErr w:type="spellEnd"/>
+            <w:proofErr w:type="gramEnd"/>
           </w:p>
         </w:tc>
         <w:tc>
@@ -13376,9 +16406,16 @@
               <w:spacing w:after="160" w:line="300" w:lineRule="auto"/>
               <w:cnfStyle w:val="000000000000" w:firstRow="0" w:lastRow="0" w:firstColumn="0" w:lastColumn="0" w:oddVBand="0" w:evenVBand="0" w:oddHBand="0" w:evenHBand="0" w:firstRowFirstColumn="0" w:firstRowLastColumn="0" w:lastRowFirstColumn="0" w:lastRowLastColumn="0"/>
             </w:pPr>
-            <w:r>
-              <w:t>topic_modeling_lda.ipynb</w:t>
-            </w:r>
+            <w:proofErr w:type="spellStart"/>
+            <w:r>
+              <w:t>topic_modeling_</w:t>
+            </w:r>
+            <w:proofErr w:type="gramStart"/>
+            <w:r>
+              <w:t>lda.ipynb</w:t>
+            </w:r>
+            <w:proofErr w:type="spellEnd"/>
+            <w:proofErr w:type="gramEnd"/>
           </w:p>
         </w:tc>
         <w:tc>
@@ -13427,9 +16464,11 @@
             <w:pPr>
               <w:cnfStyle w:val="000000100000" w:firstRow="0" w:lastRow="0" w:firstColumn="0" w:lastColumn="0" w:oddVBand="0" w:evenVBand="0" w:oddHBand="1" w:evenHBand="0" w:firstRowFirstColumn="0" w:firstRowLastColumn="0" w:lastRowFirstColumn="0" w:lastRowLastColumn="0"/>
             </w:pPr>
+            <w:proofErr w:type="spellStart"/>
             <w:r>
               <w:t>clustering+similarity_vis_final</w:t>
             </w:r>
+            <w:proofErr w:type="spellEnd"/>
             <w:r>
               <w:rPr>
                 <w:rFonts w:hint="eastAsia"/>
@@ -13442,9 +16481,11 @@
               <w:spacing w:after="160" w:line="300" w:lineRule="auto"/>
               <w:cnfStyle w:val="000000100000" w:firstRow="0" w:lastRow="0" w:firstColumn="0" w:lastColumn="0" w:oddVBand="0" w:evenVBand="0" w:oddHBand="1" w:evenHBand="0" w:firstRowFirstColumn="0" w:firstRowLastColumn="0" w:lastRowFirstColumn="0" w:lastRowLastColumn="0"/>
             </w:pPr>
+            <w:proofErr w:type="spellStart"/>
             <w:r>
               <w:t>NMF_clustering+similarity_vis</w:t>
             </w:r>
+            <w:proofErr w:type="spellEnd"/>
           </w:p>
         </w:tc>
         <w:tc>
@@ -13479,8 +16520,13 @@
               <w:spacing w:after="160" w:line="300" w:lineRule="auto"/>
             </w:pPr>
             <w:r>
-              <w:t>/images</w:t>
-            </w:r>
+              <w:t>/</w:t>
+            </w:r>
+            <w:proofErr w:type="gramStart"/>
+            <w:r>
+              <w:t>images</w:t>
+            </w:r>
+            <w:proofErr w:type="gramEnd"/>
           </w:p>
         </w:tc>
         <w:tc>
@@ -13494,7 +16540,23 @@
               <w:cnfStyle w:val="000000000000" w:firstRow="0" w:lastRow="0" w:firstColumn="0" w:lastColumn="0" w:oddVBand="0" w:evenVBand="0" w:oddHBand="0" w:evenHBand="0" w:firstRowFirstColumn="0" w:firstRowLastColumn="0" w:lastRowFirstColumn="0" w:lastRowLastColumn="0"/>
             </w:pPr>
             <w:r>
-              <w:t>그림4.5.1문서 토픽 분포 히트맵.png 등</w:t>
+              <w:t xml:space="preserve">그림4.5.1문서 토픽 분포 </w:t>
+            </w:r>
+            <w:proofErr w:type="spellStart"/>
+            <w:r>
+              <w:t>히트맵</w:t>
+            </w:r>
+            <w:proofErr w:type="spellEnd"/>
+            <w:r>
+              <w:t>.</w:t>
+            </w:r>
+            <w:proofErr w:type="spellStart"/>
+            <w:r>
+              <w:t>png</w:t>
+            </w:r>
+            <w:proofErr w:type="spellEnd"/>
+            <w:r>
+              <w:t xml:space="preserve"> 등</w:t>
             </w:r>
           </w:p>
         </w:tc>
@@ -13536,8 +16598,13 @@
               <w:spacing w:after="160" w:line="300" w:lineRule="auto"/>
             </w:pPr>
             <w:r>
-              <w:t>/results</w:t>
-            </w:r>
+              <w:t>/</w:t>
+            </w:r>
+            <w:proofErr w:type="gramStart"/>
+            <w:r>
+              <w:t>results</w:t>
+            </w:r>
+            <w:proofErr w:type="gramEnd"/>
           </w:p>
         </w:tc>
         <w:tc>
@@ -13550,8 +16617,13 @@
               <w:spacing w:after="160" w:line="300" w:lineRule="auto"/>
               <w:cnfStyle w:val="000000100000" w:firstRow="0" w:lastRow="0" w:firstColumn="0" w:lastColumn="0" w:oddVBand="0" w:evenVBand="0" w:oddHBand="1" w:evenHBand="0" w:firstRowFirstColumn="0" w:firstRowLastColumn="0" w:lastRowFirstColumn="0" w:lastRowLastColumn="0"/>
             </w:pPr>
-            <w:r>
-              <w:t>similarity_analysis_*.txt, cluster_results_ap.csv 등</w:t>
+            <w:proofErr w:type="spellStart"/>
+            <w:r>
+              <w:t>similarity_analysis</w:t>
+            </w:r>
+            <w:proofErr w:type="spellEnd"/>
+            <w:r>
+              <w:t>_*.txt, cluster_results_ap.csv 등</w:t>
             </w:r>
           </w:p>
         </w:tc>
@@ -13614,14 +16686,39 @@
             <w:shd w:val="clear" w:color="auto" w:fill="F2F2F2" w:themeFill="background1" w:themeFillShade="F2"/>
           </w:tcPr>
           <w:p>
-            <w:r>
-              <w:t>conda env create -f pycaret_env.yaml</w:t>
-            </w:r>
+            <w:proofErr w:type="spellStart"/>
+            <w:r>
+              <w:t>conda</w:t>
+            </w:r>
+            <w:proofErr w:type="spellEnd"/>
+            <w:r>
+              <w:t xml:space="preserve"> env create -f </w:t>
+            </w:r>
+            <w:proofErr w:type="spellStart"/>
+            <w:r>
+              <w:t>pycaret_</w:t>
+            </w:r>
+            <w:proofErr w:type="gramStart"/>
+            <w:r>
+              <w:t>env.yaml</w:t>
+            </w:r>
+            <w:proofErr w:type="spellEnd"/>
+            <w:proofErr w:type="gramEnd"/>
           </w:p>
           <w:p>
-            <w:r>
-              <w:t>conda activate pycaret_env</w:t>
-            </w:r>
+            <w:proofErr w:type="spellStart"/>
+            <w:r>
+              <w:t>conda</w:t>
+            </w:r>
+            <w:proofErr w:type="spellEnd"/>
+            <w:r>
+              <w:t xml:space="preserve"> activate </w:t>
+            </w:r>
+            <w:proofErr w:type="spellStart"/>
+            <w:r>
+              <w:t>pycaret_env</w:t>
+            </w:r>
+            <w:proofErr w:type="spellEnd"/>
           </w:p>
         </w:tc>
       </w:tr>
@@ -13660,17 +16757,44 @@
           </w:tcPr>
           <w:p>
             <w:r>
-              <w:t>import nltk</w:t>
-            </w:r>
+              <w:t xml:space="preserve">import </w:t>
+            </w:r>
+            <w:proofErr w:type="spellStart"/>
+            <w:r>
+              <w:t>nltk</w:t>
+            </w:r>
+            <w:proofErr w:type="spellEnd"/>
           </w:p>
           <w:p>
-            <w:r>
-              <w:t>nltk.download("punkt")</w:t>
+            <w:proofErr w:type="spellStart"/>
+            <w:proofErr w:type="gramStart"/>
+            <w:r>
+              <w:t>nltk.download</w:t>
+            </w:r>
+            <w:proofErr w:type="spellEnd"/>
+            <w:proofErr w:type="gramEnd"/>
+            <w:r>
+              <w:t>("</w:t>
+            </w:r>
+            <w:proofErr w:type="spellStart"/>
+            <w:r>
+              <w:t>punkt</w:t>
+            </w:r>
+            <w:proofErr w:type="spellEnd"/>
+            <w:r>
+              <w:t>")</w:t>
             </w:r>
           </w:p>
           <w:p>
-            <w:r>
-              <w:t>nltk.download("wordnet")</w:t>
+            <w:proofErr w:type="spellStart"/>
+            <w:proofErr w:type="gramStart"/>
+            <w:r>
+              <w:t>nltk.download</w:t>
+            </w:r>
+            <w:proofErr w:type="spellEnd"/>
+            <w:proofErr w:type="gramEnd"/>
+            <w:r>
+              <w:t>("wordnet")</w:t>
             </w:r>
           </w:p>
         </w:tc>
@@ -13678,15 +16802,25 @@
     </w:tbl>
     <w:p>
       <w:r>
-        <w:t>코드 실행: 환경이 성공적으로 활성화된 후, 프로젝트의 Jupyter Notebook 파일들을 순서대로 실행하여 모든 모델 학습 및 분석 결과를 재현할 수 있습니다. 사용된 Python 버전은 3.10.19이며, 이 환경 내에서 모든 종속성이 관리됩니다.</w:t>
+        <w:t xml:space="preserve">코드 실행: 환경이 성공적으로 활성화된 후, 프로젝트의 </w:t>
+      </w:r>
+      <w:proofErr w:type="spellStart"/>
+      <w:r>
+        <w:t>Jupyter</w:t>
+      </w:r>
+      <w:proofErr w:type="spellEnd"/>
+      <w:r>
+        <w:t xml:space="preserve"> Notebook 파일들을 순서대로 실행하여 모든 모델 학습 및 분석 결과를 재현할 수 있습니다. 사용된 Python 버전은 3.10.19이며, 이 환경 내에서 모든 종속성이 관리됩니다.</w:t>
       </w:r>
     </w:p>
     <w:sectPr>
+      <w:headerReference w:type="default" r:id="rId26"/>
+      <w:footerReference w:type="default" r:id="rId27"/>
+      <w:footerReference w:type="first" r:id="rId28"/>
       <w:pgSz w:w="11906" w:h="16838"/>
-      <w:pgMar w:top="1985" w:right="1701" w:bottom="1701" w:left="1701" w:header="851" w:footer="992" w:gutter="0"/>
-      <w:pgNumType w:start="0"/>
+      <w:pgMar w:top="1985" w:right="1701" w:bottom="1701" w:left="1701" w:header="851" w:footer="454" w:gutter="0"/>
+      <w:pgNumType w:start="1"/>
       <w:cols w:space="425"/>
-      <w:titlePg/>
       <w:docGrid w:linePitch="360"/>
     </w:sectPr>
   </w:body>
@@ -13718,6 +16852,166 @@
 </w:endnotes>
 </file>
 
+<file path=word/footer1.xml><?xml version="1.0" encoding="utf-8"?>
+<w:ftr xmlns:wpc="http://schemas.microsoft.com/office/word/2010/wordprocessingCanvas" xmlns:cx="http://schemas.microsoft.com/office/drawing/2014/chartex" xmlns:cx1="http://schemas.microsoft.com/office/drawing/2015/9/8/chartex" xmlns:cx2="http://schemas.microsoft.com/office/drawing/2015/10/21/chartex" xmlns:cx3="http://schemas.microsoft.com/office/drawing/2016/5/9/chartex" xmlns:cx4="http://schemas.microsoft.com/office/drawing/2016/5/10/chartex" xmlns:cx5="http://schemas.microsoft.com/office/drawing/2016/5/11/chartex" xmlns:cx6="http://schemas.microsoft.com/office/drawing/2016/5/12/chartex" xmlns:cx7="http://schemas.microsoft.com/office/drawing/2016/5/13/chartex" xmlns:cx8="http://schemas.microsoft.com/office/drawing/2016/5/14/chartex" xmlns:mc="http://schemas.openxmlformats.org/markup-compatibility/2006" xmlns:aink="http://schemas.microsoft.com/office/drawing/2016/ink" xmlns:am3d="http://schemas.microsoft.com/office/drawing/2017/model3d" xmlns:o="urn:schemas-microsoft-com:office:office" xmlns:oel="http://schemas.microsoft.com/office/2019/extlst" xmlns:r="http://schemas.openxmlformats.org/officeDocument/2006/relationships" xmlns:m="http://schemas.openxmlformats.org/officeDocument/2006/math" xmlns:v="urn:schemas-microsoft-com:vml" xmlns:wp14="http://schemas.microsoft.com/office/word/2010/wordprocessingDrawing" xmlns:wp="http://schemas.openxmlformats.org/drawingml/2006/wordprocessingDrawing" xmlns:w10="urn:schemas-microsoft-com:office:word" xmlns:w="http://schemas.openxmlformats.org/wordprocessingml/2006/main" xmlns:w14="http://schemas.microsoft.com/office/word/2010/wordml" xmlns:w15="http://schemas.microsoft.com/office/word/2012/wordml" xmlns:w16cex="http://schemas.microsoft.com/office/word/2018/wordml/cex" xmlns:w16cid="http://schemas.microsoft.com/office/word/2016/wordml/cid" xmlns:w16="http://schemas.microsoft.com/office/word/2018/wordml" xmlns:w16du="http://schemas.microsoft.com/office/word/2023/wordml/word16du" xmlns:w16sdtdh="http://schemas.microsoft.com/office/word/2020/wordml/sdtdatahash" xmlns:w16sdtfl="http://schemas.microsoft.com/office/word/2024/wordml/sdtformatlock" xmlns:w16se="http://schemas.microsoft.com/office/word/2015/wordml/symex" xmlns:wpg="http://schemas.microsoft.com/office/word/2010/wordprocessingGroup" xmlns:wpi="http://schemas.microsoft.com/office/word/2010/wordprocessingInk" xmlns:wne="http://schemas.microsoft.com/office/word/2006/wordml" xmlns:wps="http://schemas.microsoft.com/office/word/2010/wordprocessingShape" mc:Ignorable="w14 w15 w16se w16cid w16 w16cex w16sdtdh w16sdtfl w16du wp14">
+  <w:p>
+    <w:pPr>
+      <w:pStyle w:val="ab"/>
+      <w:jc w:val="right"/>
+    </w:pPr>
+  </w:p>
+  <w:p>
+    <w:pPr>
+      <w:pStyle w:val="ab"/>
+    </w:pPr>
+  </w:p>
+</w:ftr>
+</file>
+
+<file path=word/footer2.xml><?xml version="1.0" encoding="utf-8"?>
+<w:ftr xmlns:wpc="http://schemas.microsoft.com/office/word/2010/wordprocessingCanvas" xmlns:cx="http://schemas.microsoft.com/office/drawing/2014/chartex" xmlns:cx1="http://schemas.microsoft.com/office/drawing/2015/9/8/chartex" xmlns:cx2="http://schemas.microsoft.com/office/drawing/2015/10/21/chartex" xmlns:cx3="http://schemas.microsoft.com/office/drawing/2016/5/9/chartex" xmlns:cx4="http://schemas.microsoft.com/office/drawing/2016/5/10/chartex" xmlns:cx5="http://schemas.microsoft.com/office/drawing/2016/5/11/chartex" xmlns:cx6="http://schemas.microsoft.com/office/drawing/2016/5/12/chartex" xmlns:cx7="http://schemas.microsoft.com/office/drawing/2016/5/13/chartex" xmlns:cx8="http://schemas.microsoft.com/office/drawing/2016/5/14/chartex" xmlns:mc="http://schemas.openxmlformats.org/markup-compatibility/2006" xmlns:aink="http://schemas.microsoft.com/office/drawing/2016/ink" xmlns:am3d="http://schemas.microsoft.com/office/drawing/2017/model3d" xmlns:o="urn:schemas-microsoft-com:office:office" xmlns:oel="http://schemas.microsoft.com/office/2019/extlst" xmlns:r="http://schemas.openxmlformats.org/officeDocument/2006/relationships" xmlns:m="http://schemas.openxmlformats.org/officeDocument/2006/math" xmlns:v="urn:schemas-microsoft-com:vml" xmlns:wp14="http://schemas.microsoft.com/office/word/2010/wordprocessingDrawing" xmlns:wp="http://schemas.openxmlformats.org/drawingml/2006/wordprocessingDrawing" xmlns:w10="urn:schemas-microsoft-com:office:word" xmlns:w="http://schemas.openxmlformats.org/wordprocessingml/2006/main" xmlns:w14="http://schemas.microsoft.com/office/word/2010/wordml" xmlns:w15="http://schemas.microsoft.com/office/word/2012/wordml" xmlns:w16cex="http://schemas.microsoft.com/office/word/2018/wordml/cex" xmlns:w16cid="http://schemas.microsoft.com/office/word/2016/wordml/cid" xmlns:w16="http://schemas.microsoft.com/office/word/2018/wordml" xmlns:w16du="http://schemas.microsoft.com/office/word/2023/wordml/word16du" xmlns:w16sdtdh="http://schemas.microsoft.com/office/word/2020/wordml/sdtdatahash" xmlns:w16sdtfl="http://schemas.microsoft.com/office/word/2024/wordml/sdtformatlock" xmlns:w16se="http://schemas.microsoft.com/office/word/2015/wordml/symex" xmlns:wpg="http://schemas.microsoft.com/office/word/2010/wordprocessingGroup" xmlns:wpi="http://schemas.microsoft.com/office/word/2010/wordprocessingInk" xmlns:wne="http://schemas.microsoft.com/office/word/2006/wordml" xmlns:wps="http://schemas.microsoft.com/office/word/2010/wordprocessingShape" mc:Ignorable="w14 w15 w16se w16cid w16 w16cex w16sdtdh w16sdtfl w16du wp14">
+  <w:sdt>
+    <w:sdtPr>
+      <w:id w:val="1664732346"/>
+      <w:docPartObj>
+        <w:docPartGallery w:val="Page Numbers (Bottom of Page)"/>
+        <w:docPartUnique/>
+      </w:docPartObj>
+    </w:sdtPr>
+    <w:sdtContent>
+      <w:sdt>
+        <w:sdtPr>
+          <w:id w:val="1463701160"/>
+          <w:docPartObj>
+            <w:docPartGallery w:val="Page Numbers (Top of Page)"/>
+            <w:docPartUnique/>
+          </w:docPartObj>
+        </w:sdtPr>
+        <w:sdtContent>
+          <w:p>
+            <w:pPr>
+              <w:pStyle w:val="ab"/>
+              <w:jc w:val="right"/>
+            </w:pPr>
+            <w:r>
+              <w:rPr>
+                <w:rFonts w:hint="eastAsia"/>
+              </w:rPr>
+              <w:t xml:space="preserve">제 4장 </w:t>
+            </w:r>
+            <w:r>
+              <w:rPr>
+                <w:b/>
+                <w:bCs/>
+                <w:sz w:val="24"/>
+                <w:szCs w:val="24"/>
+              </w:rPr>
+              <w:fldChar w:fldCharType="begin"/>
+            </w:r>
+            <w:r>
+              <w:rPr>
+                <w:b/>
+                <w:bCs/>
+              </w:rPr>
+              <w:instrText>PAGE</w:instrText>
+            </w:r>
+            <w:r>
+              <w:rPr>
+                <w:b/>
+                <w:bCs/>
+                <w:sz w:val="24"/>
+                <w:szCs w:val="24"/>
+              </w:rPr>
+              <w:fldChar w:fldCharType="separate"/>
+            </w:r>
+            <w:r>
+              <w:rPr>
+                <w:b/>
+                <w:bCs/>
+                <w:lang w:val="ko-KR"/>
+              </w:rPr>
+              <w:t>2</w:t>
+            </w:r>
+            <w:r>
+              <w:rPr>
+                <w:b/>
+                <w:bCs/>
+                <w:sz w:val="24"/>
+                <w:szCs w:val="24"/>
+              </w:rPr>
+              <w:fldChar w:fldCharType="end"/>
+            </w:r>
+            <w:r>
+              <w:rPr>
+                <w:lang w:val="ko-KR"/>
+              </w:rPr>
+              <w:t xml:space="preserve"> / </w:t>
+            </w:r>
+            <w:r>
+              <w:rPr>
+                <w:b/>
+                <w:bCs/>
+                <w:sz w:val="24"/>
+                <w:szCs w:val="24"/>
+              </w:rPr>
+              <w:fldChar w:fldCharType="begin"/>
+            </w:r>
+            <w:r>
+              <w:rPr>
+                <w:b/>
+                <w:bCs/>
+              </w:rPr>
+              <w:instrText>NUMPAGES</w:instrText>
+            </w:r>
+            <w:r>
+              <w:rPr>
+                <w:b/>
+                <w:bCs/>
+                <w:sz w:val="24"/>
+                <w:szCs w:val="24"/>
+              </w:rPr>
+              <w:fldChar w:fldCharType="separate"/>
+            </w:r>
+            <w:r>
+              <w:rPr>
+                <w:b/>
+                <w:bCs/>
+                <w:lang w:val="ko-KR"/>
+              </w:rPr>
+              <w:t>2</w:t>
+            </w:r>
+            <w:r>
+              <w:rPr>
+                <w:b/>
+                <w:bCs/>
+                <w:sz w:val="24"/>
+                <w:szCs w:val="24"/>
+              </w:rPr>
+              <w:fldChar w:fldCharType="end"/>
+            </w:r>
+          </w:p>
+        </w:sdtContent>
+      </w:sdt>
+    </w:sdtContent>
+  </w:sdt>
+  <w:p>
+    <w:pPr>
+      <w:pStyle w:val="ab"/>
+    </w:pPr>
+  </w:p>
+</w:ftr>
+</file>
+
+<file path=word/footer3.xml><?xml version="1.0" encoding="utf-8"?>
+<w:ftr xmlns:wpc="http://schemas.microsoft.com/office/word/2010/wordprocessingCanvas" xmlns:cx="http://schemas.microsoft.com/office/drawing/2014/chartex" xmlns:cx1="http://schemas.microsoft.com/office/drawing/2015/9/8/chartex" xmlns:cx2="http://schemas.microsoft.com/office/drawing/2015/10/21/chartex" xmlns:cx3="http://schemas.microsoft.com/office/drawing/2016/5/9/chartex" xmlns:cx4="http://schemas.microsoft.com/office/drawing/2016/5/10/chartex" xmlns:cx5="http://schemas.microsoft.com/office/drawing/2016/5/11/chartex" xmlns:cx6="http://schemas.microsoft.com/office/drawing/2016/5/12/chartex" xmlns:cx7="http://schemas.microsoft.com/office/drawing/2016/5/13/chartex" xmlns:cx8="http://schemas.microsoft.com/office/drawing/2016/5/14/chartex" xmlns:mc="http://schemas.openxmlformats.org/markup-compatibility/2006" xmlns:aink="http://schemas.microsoft.com/office/drawing/2016/ink" xmlns:am3d="http://schemas.microsoft.com/office/drawing/2017/model3d" xmlns:o="urn:schemas-microsoft-com:office:office" xmlns:oel="http://schemas.microsoft.com/office/2019/extlst" xmlns:r="http://schemas.openxmlformats.org/officeDocument/2006/relationships" xmlns:m="http://schemas.openxmlformats.org/officeDocument/2006/math" xmlns:v="urn:schemas-microsoft-com:vml" xmlns:wp14="http://schemas.microsoft.com/office/word/2010/wordprocessingDrawing" xmlns:wp="http://schemas.openxmlformats.org/drawingml/2006/wordprocessingDrawing" xmlns:w10="urn:schemas-microsoft-com:office:word" xmlns:w="http://schemas.openxmlformats.org/wordprocessingml/2006/main" xmlns:w14="http://schemas.microsoft.com/office/word/2010/wordml" xmlns:w15="http://schemas.microsoft.com/office/word/2012/wordml" xmlns:w16cex="http://schemas.microsoft.com/office/word/2018/wordml/cex" xmlns:w16cid="http://schemas.microsoft.com/office/word/2016/wordml/cid" xmlns:w16="http://schemas.microsoft.com/office/word/2018/wordml" xmlns:w16du="http://schemas.microsoft.com/office/word/2023/wordml/word16du" xmlns:w16sdtdh="http://schemas.microsoft.com/office/word/2020/wordml/sdtdatahash" xmlns:w16sdtfl="http://schemas.microsoft.com/office/word/2024/wordml/sdtformatlock" xmlns:w16se="http://schemas.microsoft.com/office/word/2015/wordml/symex" xmlns:wpg="http://schemas.microsoft.com/office/word/2010/wordprocessingGroup" xmlns:wpi="http://schemas.microsoft.com/office/word/2010/wordprocessingInk" xmlns:wne="http://schemas.microsoft.com/office/word/2006/wordml" xmlns:wps="http://schemas.microsoft.com/office/word/2010/wordprocessingShape" mc:Ignorable="w14 w15 w16se w16cid w16 w16cex w16sdtdh w16sdtfl w16du wp14">
+  <w:p>
+    <w:pPr>
+      <w:pStyle w:val="ab"/>
+    </w:pPr>
+  </w:p>
+</w:ftr>
+</file>
+
 <file path=word/footnotes.xml><?xml version="1.0" encoding="utf-8"?>
 <w:footnotes xmlns:wpc="http://schemas.microsoft.com/office/word/2010/wordprocessingCanvas" xmlns:cx="http://schemas.microsoft.com/office/drawing/2014/chartex" xmlns:cx1="http://schemas.microsoft.com/office/drawing/2015/9/8/chartex" xmlns:cx2="http://schemas.microsoft.com/office/drawing/2015/10/21/chartex" xmlns:cx3="http://schemas.microsoft.com/office/drawing/2016/5/9/chartex" xmlns:cx4="http://schemas.microsoft.com/office/drawing/2016/5/10/chartex" xmlns:cx5="http://schemas.microsoft.com/office/drawing/2016/5/11/chartex" xmlns:cx6="http://schemas.microsoft.com/office/drawing/2016/5/12/chartex" xmlns:cx7="http://schemas.microsoft.com/office/drawing/2016/5/13/chartex" xmlns:cx8="http://schemas.microsoft.com/office/drawing/2016/5/14/chartex" xmlns:mc="http://schemas.openxmlformats.org/markup-compatibility/2006" xmlns:aink="http://schemas.microsoft.com/office/drawing/2016/ink" xmlns:am3d="http://schemas.microsoft.com/office/drawing/2017/model3d" xmlns:o="urn:schemas-microsoft-com:office:office" xmlns:oel="http://schemas.microsoft.com/office/2019/extlst" xmlns:r="http://schemas.openxmlformats.org/officeDocument/2006/relationships" xmlns:m="http://schemas.openxmlformats.org/officeDocument/2006/math" xmlns:v="urn:schemas-microsoft-com:vml" xmlns:wp14="http://schemas.microsoft.com/office/word/2010/wordprocessingDrawing" xmlns:wp="http://schemas.openxmlformats.org/drawingml/2006/wordprocessingDrawing" xmlns:w10="urn:schemas-microsoft-com:office:word" xmlns:w="http://schemas.openxmlformats.org/wordprocessingml/2006/main" xmlns:w14="http://schemas.microsoft.com/office/word/2010/wordml" xmlns:w15="http://schemas.microsoft.com/office/word/2012/wordml" xmlns:w16cex="http://schemas.microsoft.com/office/word/2018/wordml/cex" xmlns:w16cid="http://schemas.microsoft.com/office/word/2016/wordml/cid" xmlns:w16="http://schemas.microsoft.com/office/word/2018/wordml" xmlns:w16du="http://schemas.microsoft.com/office/word/2023/wordml/word16du" xmlns:w16sdtdh="http://schemas.microsoft.com/office/word/2020/wordml/sdtdatahash" xmlns:w16sdtfl="http://schemas.microsoft.com/office/word/2024/wordml/sdtformatlock" xmlns:w16se="http://schemas.microsoft.com/office/word/2015/wordml/symex" xmlns:wpg="http://schemas.microsoft.com/office/word/2010/wordprocessingGroup" xmlns:wpi="http://schemas.microsoft.com/office/word/2010/wordprocessingInk" xmlns:wne="http://schemas.microsoft.com/office/word/2006/wordml" xmlns:wps="http://schemas.microsoft.com/office/word/2010/wordprocessingShape" mc:Ignorable="w14 w15 w16se w16cid w16 w16cex w16sdtdh w16sdtfl w16du wp14">
   <w:footnote w:type="separator" w:id="-1">
@@ -13741,6 +17035,397 @@
     </w:p>
   </w:footnote>
 </w:footnotes>
+</file>
+
+<file path=word/header1.xml><?xml version="1.0" encoding="utf-8"?>
+<w:hdr xmlns:wpc="http://schemas.microsoft.com/office/word/2010/wordprocessingCanvas" xmlns:cx="http://schemas.microsoft.com/office/drawing/2014/chartex" xmlns:cx1="http://schemas.microsoft.com/office/drawing/2015/9/8/chartex" xmlns:cx2="http://schemas.microsoft.com/office/drawing/2015/10/21/chartex" xmlns:cx3="http://schemas.microsoft.com/office/drawing/2016/5/9/chartex" xmlns:cx4="http://schemas.microsoft.com/office/drawing/2016/5/10/chartex" xmlns:cx5="http://schemas.microsoft.com/office/drawing/2016/5/11/chartex" xmlns:cx6="http://schemas.microsoft.com/office/drawing/2016/5/12/chartex" xmlns:cx7="http://schemas.microsoft.com/office/drawing/2016/5/13/chartex" xmlns:cx8="http://schemas.microsoft.com/office/drawing/2016/5/14/chartex" xmlns:mc="http://schemas.openxmlformats.org/markup-compatibility/2006" xmlns:aink="http://schemas.microsoft.com/office/drawing/2016/ink" xmlns:am3d="http://schemas.microsoft.com/office/drawing/2017/model3d" xmlns:o="urn:schemas-microsoft-com:office:office" xmlns:oel="http://schemas.microsoft.com/office/2019/extlst" xmlns:r="http://schemas.openxmlformats.org/officeDocument/2006/relationships" xmlns:m="http://schemas.openxmlformats.org/officeDocument/2006/math" xmlns:v="urn:schemas-microsoft-com:vml" xmlns:wp14="http://schemas.microsoft.com/office/word/2010/wordprocessingDrawing" xmlns:wp="http://schemas.openxmlformats.org/drawingml/2006/wordprocessingDrawing" xmlns:w10="urn:schemas-microsoft-com:office:word" xmlns:w="http://schemas.openxmlformats.org/wordprocessingml/2006/main" xmlns:w14="http://schemas.microsoft.com/office/word/2010/wordml" xmlns:w15="http://schemas.microsoft.com/office/word/2012/wordml" xmlns:w16cex="http://schemas.microsoft.com/office/word/2018/wordml/cex" xmlns:w16cid="http://schemas.microsoft.com/office/word/2016/wordml/cid" xmlns:w16="http://schemas.microsoft.com/office/word/2018/wordml" xmlns:w16du="http://schemas.microsoft.com/office/word/2023/wordml/word16du" xmlns:w16sdtdh="http://schemas.microsoft.com/office/word/2020/wordml/sdtdatahash" xmlns:w16sdtfl="http://schemas.microsoft.com/office/word/2024/wordml/sdtformatlock" xmlns:w16se="http://schemas.microsoft.com/office/word/2015/wordml/symex" xmlns:wpg="http://schemas.microsoft.com/office/word/2010/wordprocessingGroup" xmlns:wpi="http://schemas.microsoft.com/office/word/2010/wordprocessingInk" xmlns:wne="http://schemas.microsoft.com/office/word/2006/wordml" xmlns:wps="http://schemas.microsoft.com/office/word/2010/wordprocessingShape" mc:Ignorable="w14 w15 w16se w16cid w16 w16cex w16sdtdh w16sdtfl w16du wp14">
+  <w:p>
+    <w:pPr>
+      <w:pStyle w:val="aa"/>
+    </w:pPr>
+    <w:r>
+      <w:rPr>
+        <w:noProof/>
+      </w:rPr>
+      <mc:AlternateContent>
+        <mc:Choice Requires="wps">
+          <w:drawing>
+            <wp:anchor distT="0" distB="0" distL="114300" distR="114300" simplePos="0" relativeHeight="251660288" behindDoc="0" locked="0" layoutInCell="0" allowOverlap="1" wp14:anchorId="636C19BE" wp14:editId="452469D0">
+              <wp:simplePos x="0" y="0"/>
+              <wp:positionH relativeFrom="margin">
+                <wp:align>left</wp:align>
+              </wp:positionH>
+              <wp:positionV relativeFrom="topMargin">
+                <wp:align>center</wp:align>
+              </wp:positionV>
+              <wp:extent cx="5943600" cy="170815"/>
+              <wp:effectExtent l="0" t="0" r="0" b="1905"/>
+              <wp:wrapNone/>
+              <wp:docPr id="218" name="텍스트 상자 218"/>
+              <wp:cNvGraphicFramePr>
+                <a:graphicFrameLocks xmlns:a="http://schemas.openxmlformats.org/drawingml/2006/main"/>
+              </wp:cNvGraphicFramePr>
+              <a:graphic xmlns:a="http://schemas.openxmlformats.org/drawingml/2006/main">
+                <a:graphicData uri="http://schemas.microsoft.com/office/word/2010/wordprocessingShape">
+                  <wps:wsp>
+                    <wps:cNvSpPr txBox="1">
+                      <a:spLocks noChangeArrowheads="1"/>
+                    </wps:cNvSpPr>
+                    <wps:spPr bwMode="auto">
+                      <a:xfrm>
+                        <a:off x="0" y="0"/>
+                        <a:ext cx="5943600" cy="170815"/>
+                      </a:xfrm>
+                      <a:prstGeom prst="rect">
+                        <a:avLst/>
+                      </a:prstGeom>
+                      <a:noFill/>
+                      <a:ln>
+                        <a:noFill/>
+                      </a:ln>
+                      <a:extLst>
+                        <a:ext uri="{909E8E84-426E-40DD-AFC4-6F175D3DCCD1}">
+                          <a14:hiddenFill xmlns:a14="http://schemas.microsoft.com/office/drawing/2010/main">
+                            <a:solidFill>
+                              <a:srgbClr val="FFFFFF"/>
+                            </a:solidFill>
+                          </a14:hiddenFill>
+                        </a:ext>
+                        <a:ext uri="{91240B29-F687-4F45-9708-019B960494DF}">
+                          <a14:hiddenLine xmlns:a14="http://schemas.microsoft.com/office/drawing/2010/main" w="9525">
+                            <a:solidFill>
+                              <a:srgbClr val="000000"/>
+                            </a:solidFill>
+                            <a:miter lim="800000"/>
+                            <a:headEnd/>
+                            <a:tailEnd/>
+                          </a14:hiddenLine>
+                        </a:ext>
+                      </a:extLst>
+                    </wps:spPr>
+                    <wps:txbx>
+                      <w:txbxContent>
+                        <w:sdt>
+                          <w:sdtPr>
+                            <w:alias w:val="제목"/>
+                            <w:id w:val="78679243"/>
+                            <w:dataBinding w:prefixMappings="xmlns:ns0='http://schemas.openxmlformats.org/package/2006/metadata/core-properties' xmlns:ns1='http://purl.org/dc/elements/1.1/'" w:xpath="/ns0:coreProperties[1]/ns1:title[1]" w:storeItemID="{6C3C8BC8-F283-45AE-878A-BAB7291924A1}"/>
+                            <w:text/>
+                          </w:sdtPr>
+                          <w:sdtContent>
+                            <w:p>
+                              <w:pPr>
+                                <w:spacing w:after="0" w:line="240" w:lineRule="auto"/>
+                              </w:pPr>
+                              <w:r>
+                                <w:t>4장 Opinion Review 분석</w:t>
+                              </w:r>
+                            </w:p>
+                          </w:sdtContent>
+                        </w:sdt>
+                      </w:txbxContent>
+                    </wps:txbx>
+                    <wps:bodyPr rot="0" vert="horz" wrap="square" lIns="91440" tIns="0" rIns="91440" bIns="0" anchor="ctr" anchorCtr="0" upright="1">
+                      <a:spAutoFit/>
+                    </wps:bodyPr>
+                  </wps:wsp>
+                </a:graphicData>
+              </a:graphic>
+              <wp14:sizeRelH relativeFrom="margin">
+                <wp14:pctWidth>100000</wp14:pctWidth>
+              </wp14:sizeRelH>
+              <wp14:sizeRelV relativeFrom="page">
+                <wp14:pctHeight>0</wp14:pctHeight>
+              </wp14:sizeRelV>
+            </wp:anchor>
+          </w:drawing>
+        </mc:Choice>
+        <mc:Fallback>
+          <w:pict>
+            <v:shapetype w14:anchorId="636C19BE" id="_x0000_t202" coordsize="21600,21600" o:spt="202" path="m,l,21600r21600,l21600,xe">
+              <v:stroke joinstyle="miter"/>
+              <v:path gradientshapeok="t" o:connecttype="rect"/>
+            </v:shapetype>
+            <v:shape id="텍스트 상자 218" o:spid="_x0000_s1029" type="#_x0000_t202" style="position:absolute;margin-left:0;margin-top:0;width:468pt;height:13.45pt;z-index:251660288;visibility:visible;mso-wrap-style:square;mso-width-percent:1000;mso-height-percent:0;mso-wrap-distance-left:9pt;mso-wrap-distance-top:0;mso-wrap-distance-right:9pt;mso-wrap-distance-bottom:0;mso-position-horizontal:left;mso-position-horizontal-relative:margin;mso-position-vertical:center;mso-position-vertical-relative:top-margin-area;mso-width-percent:1000;mso-height-percent:0;mso-width-relative:margin;mso-height-relative:page;v-text-anchor:middle" o:gfxdata="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" o:allowincell="f" filled="f" stroked="f">
+              <v:textbox style="mso-fit-shape-to-text:t" inset=",0,,0">
+                <w:txbxContent>
+                  <w:sdt>
+                    <w:sdtPr>
+                      <w:alias w:val="제목"/>
+                      <w:id w:val="78679243"/>
+                      <w:dataBinding w:prefixMappings="xmlns:ns0='http://schemas.openxmlformats.org/package/2006/metadata/core-properties' xmlns:ns1='http://purl.org/dc/elements/1.1/'" w:xpath="/ns0:coreProperties[1]/ns1:title[1]" w:storeItemID="{6C3C8BC8-F283-45AE-878A-BAB7291924A1}"/>
+                      <w:text/>
+                    </w:sdtPr>
+                    <w:sdtContent>
+                      <w:p>
+                        <w:pPr>
+                          <w:spacing w:after="0" w:line="240" w:lineRule="auto"/>
+                        </w:pPr>
+                        <w:r>
+                          <w:t>4장 Opinion Review 분석</w:t>
+                        </w:r>
+                      </w:p>
+                    </w:sdtContent>
+                  </w:sdt>
+                </w:txbxContent>
+              </v:textbox>
+              <w10:wrap anchorx="margin" anchory="margin"/>
+            </v:shape>
+          </w:pict>
+        </mc:Fallback>
+      </mc:AlternateContent>
+    </w:r>
+  </w:p>
+</w:hdr>
+</file>
+
+<file path=word/header2.xml><?xml version="1.0" encoding="utf-8"?>
+<w:hdr xmlns:wpc="http://schemas.microsoft.com/office/word/2010/wordprocessingCanvas" xmlns:cx="http://schemas.microsoft.com/office/drawing/2014/chartex" xmlns:cx1="http://schemas.microsoft.com/office/drawing/2015/9/8/chartex" xmlns:cx2="http://schemas.microsoft.com/office/drawing/2015/10/21/chartex" xmlns:cx3="http://schemas.microsoft.com/office/drawing/2016/5/9/chartex" xmlns:cx4="http://schemas.microsoft.com/office/drawing/2016/5/10/chartex" xmlns:cx5="http://schemas.microsoft.com/office/drawing/2016/5/11/chartex" xmlns:cx6="http://schemas.microsoft.com/office/drawing/2016/5/12/chartex" xmlns:cx7="http://schemas.microsoft.com/office/drawing/2016/5/13/chartex" xmlns:cx8="http://schemas.microsoft.com/office/drawing/2016/5/14/chartex" xmlns:mc="http://schemas.openxmlformats.org/markup-compatibility/2006" xmlns:aink="http://schemas.microsoft.com/office/drawing/2016/ink" xmlns:am3d="http://schemas.microsoft.com/office/drawing/2017/model3d" xmlns:o="urn:schemas-microsoft-com:office:office" xmlns:oel="http://schemas.microsoft.com/office/2019/extlst" xmlns:r="http://schemas.openxmlformats.org/officeDocument/2006/relationships" xmlns:m="http://schemas.openxmlformats.org/officeDocument/2006/math" xmlns:v="urn:schemas-microsoft-com:vml" xmlns:wp14="http://schemas.microsoft.com/office/word/2010/wordprocessingDrawing" xmlns:wp="http://schemas.openxmlformats.org/drawingml/2006/wordprocessingDrawing" xmlns:w10="urn:schemas-microsoft-com:office:word" xmlns:w="http://schemas.openxmlformats.org/wordprocessingml/2006/main" xmlns:w14="http://schemas.microsoft.com/office/word/2010/wordml" xmlns:w15="http://schemas.microsoft.com/office/word/2012/wordml" xmlns:w16cex="http://schemas.microsoft.com/office/word/2018/wordml/cex" xmlns:w16cid="http://schemas.microsoft.com/office/word/2016/wordml/cid" xmlns:w16="http://schemas.microsoft.com/office/word/2018/wordml" xmlns:w16du="http://schemas.microsoft.com/office/word/2023/wordml/word16du" xmlns:w16sdtdh="http://schemas.microsoft.com/office/word/2020/wordml/sdtdatahash" xmlns:w16sdtfl="http://schemas.microsoft.com/office/word/2024/wordml/sdtformatlock" xmlns:w16se="http://schemas.microsoft.com/office/word/2015/wordml/symex" xmlns:wpg="http://schemas.microsoft.com/office/word/2010/wordprocessingGroup" xmlns:wpi="http://schemas.microsoft.com/office/word/2010/wordprocessingInk" xmlns:wne="http://schemas.microsoft.com/office/word/2006/wordml" xmlns:wps="http://schemas.microsoft.com/office/word/2010/wordprocessingShape" mc:Ignorable="w14 w15 w16se w16cid w16 w16cex w16sdtdh w16sdtfl w16du wp14">
+  <w:p>
+    <w:pPr>
+      <w:pStyle w:val="aa"/>
+    </w:pPr>
+    <w:r>
+      <w:rPr>
+        <w:noProof/>
+      </w:rPr>
+      <mc:AlternateContent>
+        <mc:Choice Requires="wps">
+          <w:drawing>
+            <wp:anchor distT="0" distB="0" distL="114300" distR="114300" simplePos="0" relativeHeight="251666432" behindDoc="0" locked="0" layoutInCell="0" allowOverlap="1" wp14:anchorId="706F7377" wp14:editId="7EAD7D69">
+              <wp:simplePos x="0" y="0"/>
+              <wp:positionH relativeFrom="margin">
+                <wp:align>left</wp:align>
+              </wp:positionH>
+              <wp:positionV relativeFrom="topMargin">
+                <wp:align>center</wp:align>
+              </wp:positionV>
+              <wp:extent cx="5943600" cy="170815"/>
+              <wp:effectExtent l="0" t="0" r="0" b="1905"/>
+              <wp:wrapNone/>
+              <wp:docPr id="570931556" name="텍스트 상자 218"/>
+              <wp:cNvGraphicFramePr>
+                <a:graphicFrameLocks xmlns:a="http://schemas.openxmlformats.org/drawingml/2006/main"/>
+              </wp:cNvGraphicFramePr>
+              <a:graphic xmlns:a="http://schemas.openxmlformats.org/drawingml/2006/main">
+                <a:graphicData uri="http://schemas.microsoft.com/office/word/2010/wordprocessingShape">
+                  <wps:wsp>
+                    <wps:cNvSpPr txBox="1">
+                      <a:spLocks noChangeArrowheads="1"/>
+                    </wps:cNvSpPr>
+                    <wps:spPr bwMode="auto">
+                      <a:xfrm>
+                        <a:off x="0" y="0"/>
+                        <a:ext cx="5943600" cy="170815"/>
+                      </a:xfrm>
+                      <a:prstGeom prst="rect">
+                        <a:avLst/>
+                      </a:prstGeom>
+                      <a:noFill/>
+                      <a:ln>
+                        <a:noFill/>
+                      </a:ln>
+                      <a:extLst>
+                        <a:ext uri="{909E8E84-426E-40DD-AFC4-6F175D3DCCD1}">
+                          <a14:hiddenFill xmlns:a14="http://schemas.microsoft.com/office/drawing/2010/main">
+                            <a:solidFill>
+                              <a:srgbClr val="FFFFFF"/>
+                            </a:solidFill>
+                          </a14:hiddenFill>
+                        </a:ext>
+                        <a:ext uri="{91240B29-F687-4F45-9708-019B960494DF}">
+                          <a14:hiddenLine xmlns:a14="http://schemas.microsoft.com/office/drawing/2010/main" w="9525">
+                            <a:solidFill>
+                              <a:srgbClr val="000000"/>
+                            </a:solidFill>
+                            <a:miter lim="800000"/>
+                            <a:headEnd/>
+                            <a:tailEnd/>
+                          </a14:hiddenLine>
+                        </a:ext>
+                      </a:extLst>
+                    </wps:spPr>
+                    <wps:txbx>
+                      <w:txbxContent>
+                        <w:sdt>
+                          <w:sdtPr>
+                            <w:alias w:val="제목"/>
+                            <w:id w:val="-200011368"/>
+                            <w:dataBinding w:prefixMappings="xmlns:ns0='http://schemas.openxmlformats.org/package/2006/metadata/core-properties' xmlns:ns1='http://purl.org/dc/elements/1.1/'" w:xpath="/ns0:coreProperties[1]/ns1:title[1]" w:storeItemID="{6C3C8BC8-F283-45AE-878A-BAB7291924A1}"/>
+                            <w:text/>
+                          </w:sdtPr>
+                          <w:sdtContent>
+                            <w:p>
+                              <w:pPr>
+                                <w:spacing w:after="0" w:line="240" w:lineRule="auto"/>
+                              </w:pPr>
+                              <w:r>
+                                <w:t>4장 Opinion Review 분석</w:t>
+                              </w:r>
+                            </w:p>
+                          </w:sdtContent>
+                        </w:sdt>
+                      </w:txbxContent>
+                    </wps:txbx>
+                    <wps:bodyPr rot="0" vert="horz" wrap="square" lIns="91440" tIns="0" rIns="91440" bIns="0" anchor="ctr" anchorCtr="0" upright="1">
+                      <a:spAutoFit/>
+                    </wps:bodyPr>
+                  </wps:wsp>
+                </a:graphicData>
+              </a:graphic>
+              <wp14:sizeRelH relativeFrom="margin">
+                <wp14:pctWidth>100000</wp14:pctWidth>
+              </wp14:sizeRelH>
+              <wp14:sizeRelV relativeFrom="page">
+                <wp14:pctHeight>0</wp14:pctHeight>
+              </wp14:sizeRelV>
+            </wp:anchor>
+          </w:drawing>
+        </mc:Choice>
+        <mc:Fallback>
+          <w:pict>
+            <v:shapetype w14:anchorId="706F7377" id="_x0000_t202" coordsize="21600,21600" o:spt="202" path="m,l,21600r21600,l21600,xe">
+              <v:stroke joinstyle="miter"/>
+              <v:path gradientshapeok="t" o:connecttype="rect"/>
+            </v:shapetype>
+            <v:shape id="_x0000_s1030" type="#_x0000_t202" style="position:absolute;margin-left:0;margin-top:0;width:468pt;height:13.45pt;z-index:251666432;visibility:visible;mso-wrap-style:square;mso-width-percent:1000;mso-height-percent:0;mso-wrap-distance-left:9pt;mso-wrap-distance-top:0;mso-wrap-distance-right:9pt;mso-wrap-distance-bottom:0;mso-position-horizontal:left;mso-position-horizontal-relative:margin;mso-position-vertical:center;mso-position-vertical-relative:top-margin-area;mso-width-percent:1000;mso-height-percent:0;mso-width-relative:margin;mso-height-relative:page;v-text-anchor:middle" o:gfxdata="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" o:allowincell="f" filled="f" stroked="f">
+              <v:textbox style="mso-fit-shape-to-text:t" inset=",0,,0">
+                <w:txbxContent>
+                  <w:sdt>
+                    <w:sdtPr>
+                      <w:alias w:val="제목"/>
+                      <w:id w:val="-200011368"/>
+                      <w:dataBinding w:prefixMappings="xmlns:ns0='http://schemas.openxmlformats.org/package/2006/metadata/core-properties' xmlns:ns1='http://purl.org/dc/elements/1.1/'" w:xpath="/ns0:coreProperties[1]/ns1:title[1]" w:storeItemID="{6C3C8BC8-F283-45AE-878A-BAB7291924A1}"/>
+                      <w:text/>
+                    </w:sdtPr>
+                    <w:sdtContent>
+                      <w:p>
+                        <w:pPr>
+                          <w:spacing w:after="0" w:line="240" w:lineRule="auto"/>
+                        </w:pPr>
+                        <w:r>
+                          <w:t>4장 Opinion Review 분석</w:t>
+                        </w:r>
+                      </w:p>
+                    </w:sdtContent>
+                  </w:sdt>
+                </w:txbxContent>
+              </v:textbox>
+              <w10:wrap anchorx="margin" anchory="margin"/>
+            </v:shape>
+          </w:pict>
+        </mc:Fallback>
+      </mc:AlternateContent>
+    </w:r>
+    <w:r>
+      <w:rPr>
+        <w:noProof/>
+      </w:rPr>
+      <mc:AlternateContent>
+        <mc:Choice Requires="wps">
+          <w:drawing>
+            <wp:anchor distT="0" distB="0" distL="114300" distR="114300" simplePos="0" relativeHeight="251665408" behindDoc="0" locked="0" layoutInCell="0" allowOverlap="1" wp14:anchorId="60B1159C" wp14:editId="383F3AA3">
+              <wp:simplePos x="0" y="0"/>
+              <wp:positionH relativeFrom="page">
+                <wp:align>left</wp:align>
+              </wp:positionH>
+              <wp:positionV relativeFrom="topMargin">
+                <wp:align>center</wp:align>
+              </wp:positionV>
+              <wp:extent cx="914400" cy="170815"/>
+              <wp:effectExtent l="0" t="0" r="5715" b="0"/>
+              <wp:wrapNone/>
+              <wp:docPr id="1942794213" name="텍스트 상자 219"/>
+              <wp:cNvGraphicFramePr>
+                <a:graphicFrameLocks xmlns:a="http://schemas.openxmlformats.org/drawingml/2006/main"/>
+              </wp:cNvGraphicFramePr>
+              <a:graphic xmlns:a="http://schemas.openxmlformats.org/drawingml/2006/main">
+                <a:graphicData uri="http://schemas.microsoft.com/office/word/2010/wordprocessingShape">
+                  <wps:wsp>
+                    <wps:cNvSpPr txBox="1">
+                      <a:spLocks noChangeArrowheads="1"/>
+                    </wps:cNvSpPr>
+                    <wps:spPr bwMode="auto">
+                      <a:xfrm>
+                        <a:off x="0" y="0"/>
+                        <a:ext cx="914400" cy="170815"/>
+                      </a:xfrm>
+                      <a:prstGeom prst="rect">
+                        <a:avLst/>
+                      </a:prstGeom>
+                      <a:solidFill>
+                        <a:srgbClr val="FFC000"/>
+                      </a:solidFill>
+                      <a:ln>
+                        <a:noFill/>
+                      </a:ln>
+                    </wps:spPr>
+                    <wps:txbx>
+                      <w:txbxContent>
+                        <w:p>
+                          <w:pPr>
+                            <w:spacing w:after="0" w:line="240" w:lineRule="auto"/>
+                            <w:jc w:val="right"/>
+                            <w:rPr>
+                              <w:rFonts w:hint="eastAsia"/>
+                              <w:color w:val="FFFFFF" w:themeColor="background1"/>
+                            </w:rPr>
+                          </w:pPr>
+                          <w:r>
+                            <w:rPr>
+                              <w:rFonts w:hint="eastAsia"/>
+                            </w:rPr>
+                            <w:t xml:space="preserve">3조 </w:t>
+                          </w:r>
+                        </w:p>
+                      </w:txbxContent>
+                    </wps:txbx>
+                    <wps:bodyPr rot="0" vert="horz" wrap="square" lIns="91440" tIns="0" rIns="91440" bIns="0" anchor="ctr" anchorCtr="0" upright="1">
+                      <a:spAutoFit/>
+                    </wps:bodyPr>
+                  </wps:wsp>
+                </a:graphicData>
+              </a:graphic>
+              <wp14:sizeRelH relativeFrom="leftMargin">
+                <wp14:pctWidth>100000</wp14:pctWidth>
+              </wp14:sizeRelH>
+              <wp14:sizeRelV relativeFrom="page">
+                <wp14:pctHeight>0</wp14:pctHeight>
+              </wp14:sizeRelV>
+            </wp:anchor>
+          </w:drawing>
+        </mc:Choice>
+        <mc:Fallback>
+          <w:pict>
+            <v:shape w14:anchorId="60B1159C" id="텍스트 상자 219" o:spid="_x0000_s1031" type="#_x0000_t202" style="position:absolute;margin-left:0;margin-top:0;width:1in;height:13.45pt;z-index:251665408;visibility:visible;mso-wrap-style:square;mso-width-percent:1000;mso-height-percent:0;mso-wrap-distance-left:9pt;mso-wrap-distance-top:0;mso-wrap-distance-right:9pt;mso-wrap-distance-bottom:0;mso-position-horizontal:left;mso-position-horizontal-relative:page;mso-position-vertical:center;mso-position-vertical-relative:top-margin-area;mso-width-percent:1000;mso-height-percent:0;mso-width-relative:left-margin-area;mso-height-relative:page;v-text-anchor:middle" o:gfxdata="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" o:allowincell="f" fillcolor="#ffc000" stroked="f">
+              <v:textbox style="mso-fit-shape-to-text:t" inset=",0,,0">
+                <w:txbxContent>
+                  <w:p>
+                    <w:pPr>
+                      <w:spacing w:after="0" w:line="240" w:lineRule="auto"/>
+                      <w:jc w:val="right"/>
+                      <w:rPr>
+                        <w:rFonts w:hint="eastAsia"/>
+                        <w:color w:val="FFFFFF" w:themeColor="background1"/>
+                      </w:rPr>
+                    </w:pPr>
+                    <w:r>
+                      <w:rPr>
+                        <w:rFonts w:hint="eastAsia"/>
+                      </w:rPr>
+                      <w:t xml:space="preserve">3조 </w:t>
+                    </w:r>
+                  </w:p>
+                </w:txbxContent>
+              </v:textbox>
+              <w10:wrap anchorx="page" anchory="margin"/>
+            </v:shape>
+          </w:pict>
+        </mc:Fallback>
+      </mc:AlternateContent>
+    </w:r>
+  </w:p>
+</w:hdr>
 </file>
 
 <file path=word/numbering.xml><?xml version="1.0" encoding="utf-8"?>

--- a/0.report/빅데이터20기_3조_세미프로젝트_보고서_4장.docx
+++ b/0.report/빅데이터20기_3조_세미프로젝트_보고서_4장.docx
@@ -239,15 +239,7 @@
                                         <w:b/>
                                         <w:bCs/>
                                       </w:rPr>
-                                      <w:t xml:space="preserve">러닝이 </w:t>
-                                    </w:r>
-                                    <w:proofErr w:type="gramStart"/>
-                                    <w:r>
-                                      <w:rPr>
-                                        <w:b/>
-                                        <w:bCs/>
-                                      </w:rPr>
-                                      <w:t>예측</w:t>
+                                      <w:t>러닝이 예측</w:t>
                                     </w:r>
                                     <w:r>
                                       <w:rPr>
@@ -262,15 +254,7 @@
                                         <w:b/>
                                         <w:bCs/>
                                       </w:rPr>
-                                      <w:t>뿐</w:t>
-                                    </w:r>
-                                    <w:proofErr w:type="gramEnd"/>
-                                    <w:r>
-                                      <w:rPr>
-                                        <w:b/>
-                                        <w:bCs/>
-                                      </w:rPr>
-                                      <w:t xml:space="preserve"> 아니라 데이터 이해와 구조 분석에도 효과적으로 활용될 수 있음을 </w:t>
+                                      <w:t xml:space="preserve">뿐 아니라 데이터 이해와 구조 분석에도 효과적으로 활용될 수 있음을 </w:t>
                                     </w:r>
                                     <w:r>
                                       <w:rPr>
@@ -2310,14 +2294,7 @@
                 <w:noProof/>
                 <w:webHidden/>
               </w:rPr>
-              <w:t>2</w:t>
-            </w:r>
-            <w:r>
-              <w:rPr>
-                <w:noProof/>
-                <w:webHidden/>
-              </w:rPr>
-              <w:t>7</w:t>
+              <w:t>27</w:t>
             </w:r>
             <w:r>
               <w:rPr>
@@ -3438,12 +3415,10 @@
         <w:t>`</w:t>
       </w:r>
       <w:proofErr w:type="spellStart"/>
-      <w:proofErr w:type="gramStart"/>
       <w:r>
         <w:t>pycaret.clustering</w:t>
       </w:r>
       <w:proofErr w:type="spellEnd"/>
-      <w:proofErr w:type="gramEnd"/>
       <w:r>
         <w:t>` 모듈을 활용하여 여러 군집화 모델을 자동 비교</w:t>
       </w:r>
@@ -4071,15 +4046,7 @@
     <w:p>
       <w:r>
         <w:lastRenderedPageBreak/>
-        <w:t xml:space="preserve">비지도 학습에서는 “정답을 얼마나 </w:t>
-      </w:r>
-      <w:proofErr w:type="gramStart"/>
-      <w:r>
-        <w:t>맞췄는가”가</w:t>
-      </w:r>
-      <w:proofErr w:type="gramEnd"/>
-      <w:r>
-        <w:t xml:space="preserve"> 아니라, “데이터가 얼마나 자연스럽게 묶였는가”가 평가의 핵심이 된다.</w:t>
+        <w:t>비지도 학습에서는 “정답을 얼마나 맞췄는가”가 아니라, “데이터가 얼마나 자연스럽게 묶였는가”가 평가의 핵심이 된다.</w:t>
       </w:r>
     </w:p>
     <w:p/>
@@ -5406,12 +5373,10 @@
         <w:t>`</w:t>
       </w:r>
       <w:proofErr w:type="spellStart"/>
-      <w:proofErr w:type="gramStart"/>
       <w:r>
         <w:t>pycaret.clustering</w:t>
       </w:r>
       <w:proofErr w:type="spellEnd"/>
-      <w:proofErr w:type="gramEnd"/>
       <w:r>
         <w:t>`</w:t>
       </w:r>
@@ -5808,15 +5773,7 @@
         <w:ind w:leftChars="0"/>
       </w:pPr>
       <w:r>
-        <w:t>토큰화(Tokenization</w:t>
-      </w:r>
-      <w:proofErr w:type="gramStart"/>
-      <w:r>
-        <w:t>) :</w:t>
-      </w:r>
-      <w:proofErr w:type="gramEnd"/>
-      <w:r>
-        <w:t xml:space="preserve"> 기본적으로 NLTK `</w:t>
+        <w:t>토큰화(Tokenization) : 기본적으로 NLTK `</w:t>
       </w:r>
       <w:proofErr w:type="spellStart"/>
       <w:r>
@@ -5983,15 +5940,7 @@
       </w:r>
       <w:proofErr w:type="spellEnd"/>
       <w:r>
-        <w:t xml:space="preserve"> 수준은 단순한 텍스트 정제가 </w:t>
-      </w:r>
-      <w:proofErr w:type="gramStart"/>
-      <w:r>
-        <w:t>아니라,문서</w:t>
-      </w:r>
-      <w:proofErr w:type="gramEnd"/>
-      <w:r>
-        <w:t xml:space="preserve"> 간 거리 계산과 군집 품질 평가의 안정성을 확보하기 위한 최소한의 정규화 단계로 설계되었다.</w:t>
+        <w:t xml:space="preserve"> 수준은 단순한 텍스트 정제가 아니라,문서 간 거리 계산과 군집 품질 평가의 안정성을 확보하기 위한 최소한의 정규화 단계로 설계되었다.</w:t>
       </w:r>
     </w:p>
     <w:p/>
@@ -6789,15 +6738,7 @@
     </w:p>
     <w:p>
       <w:r>
-        <w:t xml:space="preserve">LDA는 통계 기반의 비지도 학습 토픽 모델링 알고리즘으로, 문서 집합에서 </w:t>
-      </w:r>
-      <w:proofErr w:type="gramStart"/>
-      <w:r>
-        <w:t>잠재적인  토픽을</w:t>
-      </w:r>
-      <w:proofErr w:type="gramEnd"/>
-      <w:r>
-        <w:t xml:space="preserve"> 자동으로 발견하였다. 각 문서는 여러 토픽의 혼합으로, 각 토픽은 여러 단어의 확률 분포로 표현</w:t>
+        <w:t>LDA는 통계 기반의 비지도 학습 토픽 모델링 알고리즘으로, 문서 집합에서 잠재적인  토픽을 자동으로 발견하였다. 각 문서는 여러 토픽의 혼합으로, 각 토픽은 여러 단어의 확률 분포로 표현</w:t>
       </w:r>
       <w:r>
         <w:rPr>
@@ -6949,7 +6890,6 @@
               <w:t xml:space="preserve">preprocessor = </w:t>
             </w:r>
             <w:proofErr w:type="spellStart"/>
-            <w:proofErr w:type="gramStart"/>
             <w:r>
               <w:t>TextPreprocessor</w:t>
             </w:r>
@@ -6957,7 +6897,6 @@
             <w:r>
               <w:t>(</w:t>
             </w:r>
-            <w:proofErr w:type="gramEnd"/>
           </w:p>
           <w:p>
             <w:r>
@@ -6969,15 +6908,7 @@
             </w:r>
             <w:proofErr w:type="spellEnd"/>
             <w:r>
-              <w:t>=</w:t>
-            </w:r>
-            <w:proofErr w:type="gramStart"/>
-            <w:r>
-              <w:t xml:space="preserve">True,   </w:t>
-            </w:r>
-            <w:proofErr w:type="gramEnd"/>
-            <w:r>
-              <w:t xml:space="preserve">    </w:t>
+              <w:t xml:space="preserve">=True,       </w:t>
             </w:r>
             <w:r>
               <w:rPr>
@@ -6997,15 +6928,7 @@
             </w:r>
             <w:proofErr w:type="spellEnd"/>
             <w:r>
-              <w:t>=</w:t>
-            </w:r>
-            <w:proofErr w:type="gramStart"/>
-            <w:r>
-              <w:t xml:space="preserve">True,   </w:t>
-            </w:r>
-            <w:proofErr w:type="gramEnd"/>
-            <w:r>
-              <w:t xml:space="preserve">     </w:t>
+              <w:t xml:space="preserve">=True,        </w:t>
             </w:r>
             <w:r>
               <w:rPr>
@@ -7025,13 +6948,8 @@
             </w:r>
             <w:proofErr w:type="spellEnd"/>
             <w:r>
-              <w:t>=</w:t>
-            </w:r>
-            <w:proofErr w:type="gramStart"/>
-            <w:r>
-              <w:t xml:space="preserve">True,   </w:t>
-            </w:r>
-            <w:proofErr w:type="gramEnd"/>
+              <w:t xml:space="preserve">=True,   </w:t>
+            </w:r>
             <w:r>
               <w:rPr>
                 <w:i/>
@@ -7042,15 +6960,7 @@
           </w:p>
           <w:p>
             <w:r>
-              <w:t xml:space="preserve">    lowercase=</w:t>
-            </w:r>
-            <w:proofErr w:type="gramStart"/>
-            <w:r>
-              <w:t xml:space="preserve">True,   </w:t>
-            </w:r>
-            <w:proofErr w:type="gramEnd"/>
-            <w:r>
-              <w:t xml:space="preserve">       </w:t>
+              <w:t xml:space="preserve">    lowercase=True,          </w:t>
             </w:r>
             <w:r>
               <w:rPr>
@@ -7070,26 +6980,14 @@
             </w:r>
             <w:proofErr w:type="spellEnd"/>
             <w:r>
-              <w:t>=</w:t>
-            </w:r>
-            <w:proofErr w:type="gramStart"/>
-            <w:r>
-              <w:t xml:space="preserve">True,  </w:t>
+              <w:t xml:space="preserve">=True,  </w:t>
             </w:r>
             <w:r>
               <w:rPr>
                 <w:i/>
                 <w:iCs/>
               </w:rPr>
-              <w:t>#</w:t>
-            </w:r>
-            <w:proofErr w:type="gramEnd"/>
-            <w:r>
-              <w:rPr>
-                <w:i/>
-                <w:iCs/>
-              </w:rPr>
-              <w:t xml:space="preserve"> </w:t>
+              <w:t xml:space="preserve"># </w:t>
             </w:r>
             <w:proofErr w:type="spellStart"/>
             <w:r>
@@ -7269,7 +7167,6 @@
               <w:t xml:space="preserve">vectorizer = </w:t>
             </w:r>
             <w:proofErr w:type="spellStart"/>
-            <w:proofErr w:type="gramStart"/>
             <w:r>
               <w:t>CountVectorizer</w:t>
             </w:r>
@@ -7277,7 +7174,6 @@
             <w:r>
               <w:t>(</w:t>
             </w:r>
-            <w:proofErr w:type="gramEnd"/>
           </w:p>
           <w:p>
             <w:r>
@@ -7289,15 +7185,7 @@
             </w:r>
             <w:proofErr w:type="spellEnd"/>
             <w:r>
-              <w:t>=0.</w:t>
-            </w:r>
-            <w:proofErr w:type="gramStart"/>
-            <w:r>
-              <w:t xml:space="preserve">8,   </w:t>
-            </w:r>
-            <w:proofErr w:type="gramEnd"/>
-            <w:r>
-              <w:t xml:space="preserve">           </w:t>
+              <w:t xml:space="preserve">=0.8,              </w:t>
             </w:r>
             <w:r>
               <w:rPr>
@@ -7317,15 +7205,7 @@
             </w:r>
             <w:proofErr w:type="spellEnd"/>
             <w:r>
-              <w:t>=</w:t>
-            </w:r>
-            <w:proofErr w:type="gramStart"/>
-            <w:r>
-              <w:t xml:space="preserve">2,   </w:t>
-            </w:r>
-            <w:proofErr w:type="gramEnd"/>
-            <w:r>
-              <w:t xml:space="preserve">             </w:t>
+              <w:t xml:space="preserve">=2,                </w:t>
             </w:r>
             <w:r>
               <w:rPr>
@@ -7352,13 +7232,8 @@
               <w:t>english</w:t>
             </w:r>
             <w:proofErr w:type="spellEnd"/>
-            <w:proofErr w:type="gramStart"/>
-            <w:r>
-              <w:t xml:space="preserve">",   </w:t>
-            </w:r>
-            <w:proofErr w:type="gramEnd"/>
-            <w:r>
-              <w:t xml:space="preserve"> </w:t>
+            <w:r>
+              <w:t xml:space="preserve">",    </w:t>
             </w:r>
             <w:r>
               <w:rPr>
@@ -7410,26 +7285,14 @@
             </w:r>
             <w:proofErr w:type="spellEnd"/>
             <w:r>
-              <w:t>-Z\-]{2,}</w:t>
-            </w:r>
-            <w:proofErr w:type="gramStart"/>
-            <w:r>
-              <w:t xml:space="preserve">"  </w:t>
+              <w:t xml:space="preserve">-Z\-]{2,}"  </w:t>
             </w:r>
             <w:r>
               <w:rPr>
                 <w:i/>
                 <w:iCs/>
               </w:rPr>
-              <w:t>#</w:t>
-            </w:r>
-            <w:proofErr w:type="gramEnd"/>
-            <w:r>
-              <w:rPr>
-                <w:i/>
-                <w:iCs/>
-              </w:rPr>
-              <w:t xml:space="preserve"> 최소 3글자 이상</w:t>
+              <w:t># 최소 3글자 이상</w:t>
             </w:r>
           </w:p>
           <w:p>
@@ -7553,7 +7416,6 @@
               <w:t xml:space="preserve"> = </w:t>
             </w:r>
             <w:proofErr w:type="spellStart"/>
-            <w:proofErr w:type="gramStart"/>
             <w:r>
               <w:t>LatentDirichletAllocation</w:t>
             </w:r>
@@ -7561,7 +7423,6 @@
             <w:r>
               <w:t>(</w:t>
             </w:r>
-            <w:proofErr w:type="gramEnd"/>
           </w:p>
           <w:p>
             <w:r>
@@ -7573,15 +7434,7 @@
             </w:r>
             <w:proofErr w:type="spellEnd"/>
             <w:r>
-              <w:t>=</w:t>
-            </w:r>
-            <w:proofErr w:type="gramStart"/>
-            <w:r>
-              <w:t xml:space="preserve">6,   </w:t>
-            </w:r>
-            <w:proofErr w:type="gramEnd"/>
-            <w:r>
-              <w:t xml:space="preserve">       </w:t>
+              <w:t xml:space="preserve">=6,          </w:t>
             </w:r>
             <w:r>
               <w:rPr>
@@ -7601,15 +7454,7 @@
             </w:r>
             <w:proofErr w:type="spellEnd"/>
             <w:r>
-              <w:t>=</w:t>
-            </w:r>
-            <w:proofErr w:type="gramStart"/>
-            <w:r>
-              <w:t xml:space="preserve">23,   </w:t>
-            </w:r>
-            <w:proofErr w:type="gramEnd"/>
-            <w:r>
-              <w:t xml:space="preserve">      </w:t>
+              <w:t xml:space="preserve">=23,         </w:t>
             </w:r>
             <w:r>
               <w:rPr>
@@ -7629,15 +7474,7 @@
             </w:r>
             <w:proofErr w:type="spellEnd"/>
             <w:r>
-              <w:t>=</w:t>
-            </w:r>
-            <w:proofErr w:type="gramStart"/>
-            <w:r>
-              <w:t xml:space="preserve">50,   </w:t>
-            </w:r>
-            <w:proofErr w:type="gramEnd"/>
-            <w:r>
-              <w:t xml:space="preserve">          </w:t>
+              <w:t xml:space="preserve">=50,             </w:t>
             </w:r>
             <w:r>
               <w:rPr>
@@ -9634,18 +9471,13 @@
             </w:r>
             <w:proofErr w:type="spellStart"/>
             <w:r>
-              <w:t>calculate_document_</w:t>
-            </w:r>
-            <w:proofErr w:type="gramStart"/>
-            <w:r>
-              <w:t>similarity</w:t>
+              <w:t>calculate_document_similarity</w:t>
             </w:r>
             <w:proofErr w:type="spellEnd"/>
             <w:r>
               <w:t>(</w:t>
             </w:r>
             <w:proofErr w:type="spellStart"/>
-            <w:proofErr w:type="gramEnd"/>
             <w:r>
               <w:t>doc_topic_dist</w:t>
             </w:r>
@@ -9736,15 +9568,7 @@
           </w:p>
           <w:p>
             <w:r>
-              <w:t xml:space="preserve">        # 유사도(Similarity) = </w:t>
-            </w:r>
-            <w:proofErr w:type="gramStart"/>
-            <w:r>
-              <w:t>1 /</w:t>
-            </w:r>
-            <w:proofErr w:type="gramEnd"/>
-            <w:r>
-              <w:t xml:space="preserve"> (1 + Distance) 형태로 변환하여 유사도 행렬 생성 가능</w:t>
+              <w:t xml:space="preserve">        # 유사도(Similarity) = 1 / (1 + Distance) 형태로 변환하여 유사도 행렬 생성 가능</w:t>
             </w:r>
           </w:p>
           <w:p>
@@ -9807,17 +9631,12 @@
               <w:t xml:space="preserve">        raise </w:t>
             </w:r>
             <w:proofErr w:type="spellStart"/>
-            <w:proofErr w:type="gramStart"/>
             <w:r>
               <w:t>ValueError</w:t>
             </w:r>
             <w:proofErr w:type="spellEnd"/>
             <w:r>
-              <w:t>(</w:t>
-            </w:r>
-            <w:proofErr w:type="gramEnd"/>
-            <w:r>
-              <w:t>"Unsupported metric. Choose 'cosine' or '</w:t>
+              <w:t>("Unsupported metric. Choose 'cosine' or '</w:t>
             </w:r>
             <w:proofErr w:type="spellStart"/>
             <w:r>
@@ -9854,12 +9673,10 @@
               <w:t xml:space="preserve"> = </w:t>
             </w:r>
             <w:proofErr w:type="spellStart"/>
-            <w:proofErr w:type="gramStart"/>
             <w:r>
               <w:t>pd.DataFrame</w:t>
             </w:r>
             <w:proofErr w:type="spellEnd"/>
-            <w:proofErr w:type="gramEnd"/>
             <w:r>
               <w:t>(</w:t>
             </w:r>
@@ -9874,14 +9691,9 @@
           </w:p>
           <w:p>
             <w:r>
-              <w:t xml:space="preserve">        index</w:t>
-            </w:r>
-            <w:proofErr w:type="gramStart"/>
-            <w:r>
-              <w:t>=[</w:t>
+              <w:t xml:space="preserve">        index=[</w:t>
             </w:r>
             <w:proofErr w:type="spellStart"/>
-            <w:proofErr w:type="gramEnd"/>
             <w:r>
               <w:t>f"Doc</w:t>
             </w:r>
@@ -9899,14 +9711,9 @@
             </w:r>
             <w:proofErr w:type="spellStart"/>
             <w:r>
-              <w:t>doc_topic_</w:t>
-            </w:r>
-            <w:proofErr w:type="gramStart"/>
-            <w:r>
-              <w:t>dist.shape</w:t>
+              <w:t>doc_topic_dist.shape</w:t>
             </w:r>
             <w:proofErr w:type="spellEnd"/>
-            <w:proofErr w:type="gramEnd"/>
             <w:r>
               <w:t>[0])],</w:t>
             </w:r>
@@ -9922,14 +9729,9 @@
               <w:t xml:space="preserve">    </w:t>
             </w:r>
             <w:r>
-              <w:t>columns</w:t>
-            </w:r>
-            <w:proofErr w:type="gramStart"/>
-            <w:r>
-              <w:t>=[</w:t>
+              <w:t>columns=[</w:t>
             </w:r>
             <w:proofErr w:type="spellStart"/>
-            <w:proofErr w:type="gramEnd"/>
             <w:r>
               <w:t>f"Doc</w:t>
             </w:r>
@@ -9947,14 +9749,9 @@
             </w:r>
             <w:proofErr w:type="spellStart"/>
             <w:r>
-              <w:t>doc_topic_</w:t>
-            </w:r>
-            <w:proofErr w:type="gramStart"/>
-            <w:r>
-              <w:t>dist.shape</w:t>
+              <w:t>doc_topic_dist.shape</w:t>
             </w:r>
             <w:proofErr w:type="spellEnd"/>
-            <w:proofErr w:type="gramEnd"/>
             <w:r>
               <w:t>[0])])</w:t>
             </w:r>
@@ -9975,18 +9772,13 @@
             </w:r>
             <w:proofErr w:type="spellStart"/>
             <w:r>
-              <w:t>visualize_similarity_</w:t>
-            </w:r>
-            <w:proofErr w:type="gramStart"/>
-            <w:r>
-              <w:t>heatmap</w:t>
+              <w:t>visualize_similarity_heatmap</w:t>
             </w:r>
             <w:proofErr w:type="spellEnd"/>
             <w:r>
               <w:t>(</w:t>
             </w:r>
             <w:proofErr w:type="spellStart"/>
-            <w:proofErr w:type="gramEnd"/>
             <w:r>
               <w:t>similarity_df</w:t>
             </w:r>
@@ -10023,12 +9815,10 @@
               <w:t xml:space="preserve">    </w:t>
             </w:r>
             <w:proofErr w:type="spellStart"/>
-            <w:proofErr w:type="gramStart"/>
             <w:r>
               <w:t>plt.figure</w:t>
             </w:r>
             <w:proofErr w:type="spellEnd"/>
-            <w:proofErr w:type="gramEnd"/>
             <w:r>
               <w:t>(</w:t>
             </w:r>
@@ -10037,13 +9827,8 @@
               <w:t>figsize</w:t>
             </w:r>
             <w:proofErr w:type="spellEnd"/>
-            <w:proofErr w:type="gramStart"/>
-            <w:r>
-              <w:t>=(</w:t>
-            </w:r>
-            <w:proofErr w:type="gramEnd"/>
-            <w:r>
-              <w:t>12, 10))</w:t>
+            <w:r>
+              <w:t>=(12, 10))</w:t>
             </w:r>
           </w:p>
           <w:p>
@@ -10051,12 +9836,10 @@
               <w:t xml:space="preserve">    </w:t>
             </w:r>
             <w:proofErr w:type="spellStart"/>
-            <w:proofErr w:type="gramStart"/>
             <w:r>
               <w:t>sns.heatmap</w:t>
             </w:r>
             <w:proofErr w:type="spellEnd"/>
-            <w:proofErr w:type="gramEnd"/>
             <w:r>
               <w:t>(</w:t>
             </w:r>
@@ -10114,12 +9897,10 @@
               <w:t xml:space="preserve">    </w:t>
             </w:r>
             <w:proofErr w:type="spellStart"/>
-            <w:proofErr w:type="gramStart"/>
             <w:r>
               <w:t>plt.title</w:t>
             </w:r>
             <w:proofErr w:type="spellEnd"/>
-            <w:proofErr w:type="gramEnd"/>
             <w:r>
               <w:t xml:space="preserve">(title, </w:t>
             </w:r>
@@ -10137,12 +9918,10 @@
               <w:t xml:space="preserve">    </w:t>
             </w:r>
             <w:proofErr w:type="spellStart"/>
-            <w:proofErr w:type="gramStart"/>
             <w:r>
               <w:t>plt.show</w:t>
             </w:r>
             <w:proofErr w:type="spellEnd"/>
-            <w:proofErr w:type="gramEnd"/>
             <w:r>
               <w:t>()</w:t>
             </w:r>
@@ -10363,26 +10142,6 @@
       <w:proofErr w:type="spellEnd"/>
       <w:r>
         <w:t xml:space="preserve"> 수를 자동으로 결정하도록 설정하였다.</w:t>
-      </w:r>
-    </w:p>
-    <w:p>
-      <w:pPr>
-        <w:rPr>
-          <w:sz w:val="16"/>
-          <w:szCs w:val="16"/>
-        </w:rPr>
-      </w:pPr>
-      <w:r>
-        <w:tab/>
-        <w:t xml:space="preserve">- </w:t>
-      </w:r>
-      <w:proofErr w:type="spellStart"/>
-      <w:r>
-        <w:t>perform_advanced_pycaret_clustering</w:t>
-      </w:r>
-      <w:proofErr w:type="spellEnd"/>
-      <w:r>
-        <w:t>()함수는 부록에 별첨으로 코드를 붙였다.</w:t>
       </w:r>
     </w:p>
     <w:p>
@@ -11101,15 +10860,12 @@
     </w:p>
     <w:p>
       <w:r>
-        <w:t xml:space="preserve">Silhouette Score는 클러스터 내부 응집도와 클러스터 간 분리도를 동시에 반영하는 지표로, 값이 클수록 군집 품질이 우수함을 의미한다. 반면 Davies-Bouldin Index는 </w:t>
-      </w:r>
+        <w:t>Silhouette Score는 클러스터 내부 응집도와 클러스터 간 분리도를 동시에 반영하는 지표로, 값이 클수록 군집 품질이 우수함을 의미한다. 반면 Davies-Bouldin Index는 클러스터 간 유사도를 기반으로 계산되며, 값이 작을수록 클러스터 간 분리가 잘 이루어졌음을 나타낸다.</w:t>
+      </w:r>
+    </w:p>
+    <w:p>
       <w:r>
         <w:lastRenderedPageBreak/>
-        <w:t>클러스터 간 유사도를 기반으로 계산되며, 값이 작을수록 클러스터 간 분리가 잘 이루어졌음을 나타낸다.</w:t>
-      </w:r>
-    </w:p>
-    <w:p>
-      <w:r>
         <w:t>[표 4.4.1]에 제시된 실험 결과에 따르면, AP는 Silhouette Score는 0.9017로 비교 대상 알고리즘 중 가장 높은 값을 기록하였으며, Davies-Bouldin Index 또한 0.2581로 가장 낮은 수치를 보였다.</w:t>
       </w:r>
     </w:p>
@@ -11620,19 +11376,11 @@
     </w:p>
     <w:p>
       <w:r>
-        <w:t xml:space="preserve">실제로 [표 4.4.2]에 나타난 바와 같이, 호텔 서비스, 자동차 관련 리뷰, 전자기기 사용 경험 등 주제적으로 유사한 문서들이 동일 클러스터로 묶였으며, 이를 통해 LDA 토픽 </w:t>
+        <w:t xml:space="preserve">실제로 [표 4.4.2]에 나타난 바와 같이, 호텔 서비스, 자동차 관련 리뷰, 전자기기 사용 경험 등 주제적으로 유사한 문서들이 동일 클러스터로 묶였으며, 이를 통해 LDA 토픽 분포가 클러스터링 입력 특징으로서 효과적으로 작동함을 확인하였다. 또한 본 연구에서는 클러스터별 대표 토픽, 토픽 점수, 주요 키워드를 문서 단위로 매핑하여 </w:t>
       </w:r>
       <w:r>
         <w:lastRenderedPageBreak/>
-        <w:t>분포가 클러스터링 입력 특징으로서 효과적으로 작동함을 확인하였다. 또한 본 연구에서는 클러스터별 대표 토픽, 토픽 점수, 주요 키워드를 문서 단위로 매핑하여 CSV 파일로 저장함으로써, 결과 해석의 용이성과 후속 분석을 위한 재현성을 확보하였다. 종합적으로, LDA 기반 문서–토픽 분포와 Affinity Propagation의 결합은 비지도 문서 군집화 문제에서 높은 군집 품질과 해석 가능성을 동시에 만족하는 효과적인 접근법임을 검증하였다.</w:t>
-      </w:r>
-    </w:p>
-    <w:p>
-      <w:pPr>
-        <w:pStyle w:val="af5"/>
-      </w:pPr>
-      <w:r>
-        <w:t>* 각 알고리즘별 CSV는 부록에 넣었다.</w:t>
+        <w:t>CSV 파일로 저장함으로써, 결과 해석의 용이성과 후속 분석을 위한 재현성을 확보하였다. 종합적으로, LDA 기반 문서–토픽 분포와 Affinity Propagation의 결합은 비지도 문서 군집화 문제에서 높은 군집 품질과 해석 가능성을 동시에 만족하는 효과적인 접근법임을 검증하였다.</w:t>
       </w:r>
     </w:p>
     <w:p>
@@ -11736,16 +11484,19 @@
     </w:p>
     <w:p>
       <w:r>
+        <w:t xml:space="preserve">Elbow Method 분석 그림 4.4.2는 k를 2부터 10까지 변화시키며 계산한 Inertia(Sum of Squared Errors) 값을 나타낸 Elbow 곡선이다. </w:t>
+      </w:r>
+      <w:proofErr w:type="spellStart"/>
+      <w:r>
+        <w:t>Inetria</w:t>
+      </w:r>
+      <w:proofErr w:type="spellEnd"/>
+      <w:r>
+        <w:t xml:space="preserve">는 클러스터 내부의 응집도를 의미하며, 값이 작을수록 각 클러스터가 더 조밀하게 형성되었음을 의미한다. 그래프를 </w:t>
+      </w:r>
+      <w:r>
         <w:lastRenderedPageBreak/>
-        <w:t xml:space="preserve">Elbow Method 분석 그림 4.4.2는 k를 2부터 10까지 변화시키며 계산한 Inertia(Sum of Squared Errors) 값을 나타낸 Elbow 곡선이다. </w:t>
-      </w:r>
-      <w:proofErr w:type="spellStart"/>
-      <w:r>
-        <w:t>Inetria</w:t>
-      </w:r>
-      <w:proofErr w:type="spellEnd"/>
-      <w:r>
-        <w:t xml:space="preserve">는 클러스터 내부의 응집도를 의미하며, 값이 작을수록 각 클러스터가 더 조밀하게 형성되었음을 의미한다. 그래프를 살펴보면, k 증가에 따라 Inertia 값이 전반적으로 감소하는 추세를 보이나, 특정 지점에서 급격한 감소 후 완만해지는 뚜렷한 </w:t>
+        <w:t xml:space="preserve">살펴보면, k 증가에 따라 Inertia 값이 전반적으로 감소하는 추세를 보이나, 특정 지점에서 급격한 감소 후 완만해지는 뚜렷한 </w:t>
       </w:r>
       <w:proofErr w:type="spellStart"/>
       <w:r>
@@ -11810,15 +11561,12 @@
     </w:p>
     <w:p>
       <w:r>
-        <w:t xml:space="preserve">Silhouette Score 분석 그림 4.4.3은 동일한 클러스터 수 범위에 대한 평균 Silhouette Score의 변화를 시각화한 결과이다. Silhouette Score는 각 데이터 포인트가 자신이 </w:t>
-      </w:r>
+        <w:t>Silhouette Score 분석 그림 4.4.3은 동일한 클러스터 수 범위에 대한 평균 Silhouette Score의 변화를 시각화한 결과이다. Silhouette Score는 각 데이터 포인트가 자신이 속한 클러스터에 얼마나 잘 속해 있는지를 나타내는 지표로, 값이 클수록 클러스터 간 분리도와 군집 구조의 타당성이 높음을 의미한다.</w:t>
+      </w:r>
+    </w:p>
+    <w:p>
       <w:r>
         <w:lastRenderedPageBreak/>
-        <w:t>속한 클러스터에 얼마나 잘 속해 있는지를 나타내는 지표로, 값이 클수록 클러스터 간 분리도와 군집 구조의 타당성이 높음을 의미한다.</w:t>
-      </w:r>
-    </w:p>
-    <w:p>
-      <w:r>
         <w:t xml:space="preserve">분석 결과, k=2에서 비교적 낮은 Silhouette Score를 보인 이후, 클러스터 수가 증가함에 따라 전반적으로 점진적인 상승추세가 관찰되었다. 특히 k≥7 구간부터 실루엣 점수가 안정적으로 증가하며, k=10에서 가장 높은 Silhouette Score가 확인되었다. 이는 클러스터 수 증가에 따라 문서 간 의미적 분리가 보다 </w:t>
       </w:r>
       <w:proofErr w:type="spellStart"/>
@@ -12092,19 +11840,11 @@
       </w:pPr>
       <w:proofErr w:type="spellStart"/>
       <w:r>
-        <w:t>visualize_topic_</w:t>
-      </w:r>
-      <w:proofErr w:type="gramStart"/>
-      <w:r>
-        <w:t>distribution</w:t>
+        <w:t>visualize_topic_distribution</w:t>
       </w:r>
       <w:proofErr w:type="spellEnd"/>
       <w:r>
-        <w:t>(</w:t>
-      </w:r>
-      <w:proofErr w:type="gramEnd"/>
-      <w:r>
-        <w:t>)</w:t>
+        <w:t>()</w:t>
       </w:r>
     </w:p>
     <w:p>
@@ -12211,35 +11951,19 @@
       </w:pPr>
       <w:proofErr w:type="spellStart"/>
       <w:r>
-        <w:t>visualize_topic_</w:t>
-      </w:r>
-      <w:proofErr w:type="gramStart"/>
-      <w:r>
-        <w:t>weights</w:t>
+        <w:t>visualize_topic_weights</w:t>
       </w:r>
       <w:proofErr w:type="spellEnd"/>
       <w:r>
-        <w:t>(</w:t>
-      </w:r>
-      <w:proofErr w:type="gramEnd"/>
-      <w:r>
-        <w:t xml:space="preserve">) / </w:t>
+        <w:t xml:space="preserve">() / </w:t>
       </w:r>
       <w:proofErr w:type="spellStart"/>
       <w:r>
-        <w:t>visualize_dominant_</w:t>
-      </w:r>
-      <w:proofErr w:type="gramStart"/>
-      <w:r>
-        <w:t>topics</w:t>
+        <w:t>visualize_dominant_topics</w:t>
       </w:r>
       <w:proofErr w:type="spellEnd"/>
       <w:r>
-        <w:t>(</w:t>
-      </w:r>
-      <w:proofErr w:type="gramEnd"/>
-      <w:r>
-        <w:t>)</w:t>
+        <w:t>()</w:t>
       </w:r>
     </w:p>
     <w:p>
@@ -12836,19 +12560,11 @@
       </w:r>
       <w:proofErr w:type="spellStart"/>
       <w:r>
-        <w:t>create_</w:t>
-      </w:r>
-      <w:proofErr w:type="gramStart"/>
-      <w:r>
-        <w:t>model</w:t>
+        <w:t>create_model</w:t>
       </w:r>
       <w:proofErr w:type="spellEnd"/>
       <w:r>
-        <w:t xml:space="preserve"> /</w:t>
-      </w:r>
-      <w:proofErr w:type="gramEnd"/>
-      <w:r>
-        <w:t xml:space="preserve"> </w:t>
+        <w:t xml:space="preserve"> / </w:t>
       </w:r>
       <w:proofErr w:type="spellStart"/>
       <w:r>
@@ -12927,15 +12643,7 @@
       </w:r>
       <w:proofErr w:type="spellEnd"/>
       <w:r>
-        <w:t xml:space="preserve"> 구분했다. 동시에, 클러스터 중심(평균 TF-IDF 벡터)들 사이의 코사인 유사도로 클러스터 간(inter-cluster) 유사도 행렬을 만들어 가장 유사한 클러스터 쌍(병합 후보), 가장 구별되는 클러스터 쌍(주제적으로 완전히 다른 집단</w:t>
-      </w:r>
-      <w:proofErr w:type="gramStart"/>
-      <w:r>
-        <w:t>) 을</w:t>
-      </w:r>
-      <w:proofErr w:type="gramEnd"/>
-      <w:r>
-        <w:t xml:space="preserve"> 도출했다. </w:t>
+        <w:t xml:space="preserve"> 구분했다. 동시에, 클러스터 중심(평균 TF-IDF 벡터)들 사이의 코사인 유사도로 클러스터 간(inter-cluster) 유사도 행렬을 만들어 가장 유사한 클러스터 쌍(병합 후보), 가장 구별되는 클러스터 쌍(주제적으로 완전히 다른 집단) 을 도출했다. </w:t>
       </w:r>
     </w:p>
     <w:p>
@@ -13190,13 +12898,8 @@
       <w:pPr>
         <w:ind w:left="720"/>
       </w:pPr>
-      <w:proofErr w:type="gramStart"/>
-      <w:r>
-        <w:t>..</w:t>
-      </w:r>
-      <w:proofErr w:type="gramEnd"/>
-      <w:r>
-        <w:t>/images/알고리즘명_similarity_타임스탬프.</w:t>
+      <w:r>
+        <w:t>../images/알고리즘명_similarity_타임스탬프.</w:t>
       </w:r>
       <w:proofErr w:type="spellStart"/>
       <w:r>
@@ -13212,15 +12915,7 @@
         <w:ind w:left="720"/>
       </w:pPr>
       <w:r>
-        <w:t xml:space="preserve">Affinity Propagation의 경우 별도로 클러스터 수(5, 6, 7)에 따른 지표를 비교한 문서에서6개 클러스터일 때 세 지표(Silhouette, </w:t>
-      </w:r>
-      <w:proofErr w:type="spellStart"/>
-      <w:r>
-        <w:t>Calinski-Harabasz</w:t>
-      </w:r>
-      <w:proofErr w:type="spellEnd"/>
-      <w:r>
-        <w:t xml:space="preserve">, Davies-Bouldin)가 모두 가장 우수하다는 결론을 내렸고, AP의 최적 클러스터 수를 6으로 선택하였다. </w:t>
+        <w:t xml:space="preserve">Affinity Propagation의 경우 별도로 클러스터 수(5, 6, 7)에 따른 지표를 비교한 문서에서6개 클러스터일 때 세 지표(Silhouette, Calinski-Harabasz, Davies-Bouldin)가 모두 가장 우수하다는 결론을 내렸고, AP의 최적 클러스터 수를 6으로 선택하였다. </w:t>
       </w:r>
     </w:p>
     <w:p>
@@ -13350,7 +13045,7 @@
           <w:noProof/>
         </w:rPr>
         <w:drawing>
-          <wp:inline distT="0" distB="0" distL="0" distR="0" wp14:anchorId="126A7568" wp14:editId="153402A6">
+          <wp:inline distT="0" distB="0" distL="0" distR="0" wp14:anchorId="126A7568" wp14:editId="5CBA6454">
             <wp:extent cx="4828309" cy="3657600"/>
             <wp:effectExtent l="0" t="0" r="0" b="0"/>
             <wp:docPr id="1313075968" name="그림 3"/>
@@ -15886,12 +15581,10 @@
         <w:t xml:space="preserve"> Documentation (</w:t>
       </w:r>
       <w:proofErr w:type="spellStart"/>
-      <w:proofErr w:type="gramStart"/>
       <w:r>
         <w:t>pycaret.clustering</w:t>
       </w:r>
       <w:proofErr w:type="spellEnd"/>
-      <w:proofErr w:type="gramEnd"/>
       <w:r>
         <w:t>): 다수의 군집화 알고리즘(Affinity Propagation, K-Means, DBSCAN 등)을 통일된 평가 지표(Silhouette, CH, DB Index) 기준으로 자동 비교 및 최적 모델 선정 과정을 구현하는 데 핵심적으로 활용되었습니다.</w:t>
       </w:r>
@@ -16197,13 +15890,8 @@
               <w:spacing w:after="160" w:line="300" w:lineRule="auto"/>
             </w:pPr>
             <w:r>
-              <w:t>/</w:t>
-            </w:r>
-            <w:proofErr w:type="gramStart"/>
-            <w:r>
-              <w:t>config</w:t>
-            </w:r>
-            <w:proofErr w:type="gramEnd"/>
+              <w:t>/config</w:t>
+            </w:r>
           </w:p>
         </w:tc>
         <w:tc>
@@ -16266,13 +15954,8 @@
               <w:spacing w:after="160" w:line="300" w:lineRule="auto"/>
             </w:pPr>
             <w:r>
-              <w:t>/</w:t>
-            </w:r>
-            <w:proofErr w:type="gramStart"/>
-            <w:r>
-              <w:t>data</w:t>
-            </w:r>
-            <w:proofErr w:type="gramEnd"/>
+              <w:t>/data</w:t>
+            </w:r>
           </w:p>
         </w:tc>
         <w:tc>
@@ -16328,13 +16011,8 @@
               <w:spacing w:after="160" w:line="300" w:lineRule="auto"/>
             </w:pPr>
             <w:r>
-              <w:t>/</w:t>
-            </w:r>
-            <w:proofErr w:type="gramStart"/>
-            <w:r>
-              <w:t>utils</w:t>
-            </w:r>
-            <w:proofErr w:type="gramEnd"/>
+              <w:t>/utils</w:t>
+            </w:r>
           </w:p>
         </w:tc>
         <w:tc>
@@ -16388,12 +16066,10 @@
               <w:t>/</w:t>
             </w:r>
             <w:proofErr w:type="spellStart"/>
-            <w:proofErr w:type="gramStart"/>
             <w:r>
               <w:t>src</w:t>
             </w:r>
             <w:proofErr w:type="spellEnd"/>
-            <w:proofErr w:type="gramEnd"/>
           </w:p>
         </w:tc>
         <w:tc>
@@ -16408,14 +16084,9 @@
             </w:pPr>
             <w:proofErr w:type="spellStart"/>
             <w:r>
-              <w:t>topic_modeling_</w:t>
-            </w:r>
-            <w:proofErr w:type="gramStart"/>
-            <w:r>
-              <w:t>lda.ipynb</w:t>
+              <w:t>topic_modeling_lda.ipynb</w:t>
             </w:r>
             <w:proofErr w:type="spellEnd"/>
-            <w:proofErr w:type="gramEnd"/>
           </w:p>
         </w:tc>
         <w:tc>
@@ -16520,13 +16191,8 @@
               <w:spacing w:after="160" w:line="300" w:lineRule="auto"/>
             </w:pPr>
             <w:r>
-              <w:t>/</w:t>
-            </w:r>
-            <w:proofErr w:type="gramStart"/>
-            <w:r>
-              <w:t>images</w:t>
-            </w:r>
-            <w:proofErr w:type="gramEnd"/>
+              <w:t>/images</w:t>
+            </w:r>
           </w:p>
         </w:tc>
         <w:tc>
@@ -16598,13 +16264,8 @@
               <w:spacing w:after="160" w:line="300" w:lineRule="auto"/>
             </w:pPr>
             <w:r>
-              <w:t>/</w:t>
-            </w:r>
-            <w:proofErr w:type="gramStart"/>
-            <w:r>
-              <w:t>results</w:t>
-            </w:r>
-            <w:proofErr w:type="gramEnd"/>
+              <w:t>/results</w:t>
+            </w:r>
           </w:p>
         </w:tc>
         <w:tc>
@@ -16696,14 +16357,9 @@
             </w:r>
             <w:proofErr w:type="spellStart"/>
             <w:r>
-              <w:t>pycaret_</w:t>
-            </w:r>
-            <w:proofErr w:type="gramStart"/>
-            <w:r>
-              <w:t>env.yaml</w:t>
+              <w:t>pycaret_env.yaml</w:t>
             </w:r>
             <w:proofErr w:type="spellEnd"/>
-            <w:proofErr w:type="gramEnd"/>
           </w:p>
           <w:p>
             <w:proofErr w:type="spellStart"/>
@@ -16767,12 +16423,10 @@
           </w:p>
           <w:p>
             <w:proofErr w:type="spellStart"/>
-            <w:proofErr w:type="gramStart"/>
             <w:r>
               <w:t>nltk.download</w:t>
             </w:r>
             <w:proofErr w:type="spellEnd"/>
-            <w:proofErr w:type="gramEnd"/>
             <w:r>
               <w:t>("</w:t>
             </w:r>
@@ -16787,12 +16441,10 @@
           </w:p>
           <w:p>
             <w:proofErr w:type="spellStart"/>
-            <w:proofErr w:type="gramStart"/>
             <w:r>
               <w:t>nltk.download</w:t>
             </w:r>
             <w:proofErr w:type="spellEnd"/>
-            <w:proofErr w:type="gramEnd"/>
             <w:r>
               <w:t>("wordnet")</w:t>
             </w:r>
@@ -17367,7 +17019,6 @@
                             <w:spacing w:after="0" w:line="240" w:lineRule="auto"/>
                             <w:jc w:val="right"/>
                             <w:rPr>
-                              <w:rFonts w:hint="eastAsia"/>
                               <w:color w:val="FFFFFF" w:themeColor="background1"/>
                             </w:rPr>
                           </w:pPr>
